--- a/UC00615_Dossier_Exemplo_Preenchido.docx
+++ b/UC00615_Dossier_Exemplo_Preenchido.docx
@@ -161,20 +161,8 @@
           <w:sz w:val="26"/>
           <w:szCs w:val="26"/>
         </w:rPr>
-        <w:t xml:space="preserve">1. </w:t>
+        <w:t>1. Identificação</w:t>
       </w:r>
-      <w:proofErr w:type="spellStart"/>
-      <w:r>
-        <w:rPr>
-          <w:b/>
-          <w:bCs/>
-          <w:color w:val="00713C"/>
-          <w:sz w:val="26"/>
-          <w:szCs w:val="26"/>
-        </w:rPr>
-        <w:t>Identificação</w:t>
-      </w:r>
-      <w:proofErr w:type="spellEnd"/>
     </w:p>
     <w:tbl>
       <w:tblPr>
@@ -224,7 +212,6 @@
             <w:pPr>
               <w:spacing w:line="264" w:lineRule="auto"/>
             </w:pPr>
-            <w:proofErr w:type="spellStart"/>
             <w:r>
               <w:rPr>
                 <w:b/>
@@ -232,29 +219,8 @@
                 <w:sz w:val="19"/>
                 <w:szCs w:val="19"/>
               </w:rPr>
-              <w:t>Título</w:t>
-            </w:r>
-            <w:proofErr w:type="spellEnd"/>
-            <w:r>
-              <w:rPr>
-                <w:b/>
-                <w:bCs/>
-                <w:sz w:val="19"/>
-                <w:szCs w:val="19"/>
-              </w:rPr>
-              <w:t xml:space="preserve"> do </w:t>
-            </w:r>
-            <w:proofErr w:type="spellStart"/>
-            <w:r>
-              <w:rPr>
-                <w:b/>
-                <w:bCs/>
-                <w:sz w:val="19"/>
-                <w:szCs w:val="19"/>
-              </w:rPr>
-              <w:t>projeto</w:t>
-            </w:r>
-            <w:proofErr w:type="spellEnd"/>
+              <w:t>Título do projeto</w:t>
+            </w:r>
           </w:p>
         </w:tc>
         <w:tc>
@@ -281,7 +247,6 @@
                 <w:lang w:val="pt-PT"/>
               </w:rPr>
             </w:pPr>
-            <w:proofErr w:type="spellStart"/>
             <w:r>
               <w:rPr>
                 <w:color w:val="1D4E89"/>
@@ -289,17 +254,7 @@
                 <w:szCs w:val="19"/>
                 <w:lang w:val="pt-PT"/>
               </w:rPr>
-              <w:t>VetGest</w:t>
-            </w:r>
-            <w:proofErr w:type="spellEnd"/>
-            <w:r>
-              <w:rPr>
-                <w:color w:val="1D4E89"/>
-                <w:sz w:val="19"/>
-                <w:szCs w:val="19"/>
-                <w:lang w:val="pt-PT"/>
-              </w:rPr>
-              <w:t xml:space="preserve"> — gestão de uma clínica veterinária</w:t>
+              <w:t>VetGest — gestão de uma clínica veterinária</w:t>
             </w:r>
           </w:p>
         </w:tc>
@@ -330,7 +285,6 @@
             <w:pPr>
               <w:spacing w:line="264" w:lineRule="auto"/>
             </w:pPr>
-            <w:proofErr w:type="spellStart"/>
             <w:r>
               <w:rPr>
                 <w:b/>
@@ -340,7 +294,6 @@
               </w:rPr>
               <w:t>Turma</w:t>
             </w:r>
-            <w:proofErr w:type="spellEnd"/>
           </w:p>
         </w:tc>
         <w:tc>
@@ -401,7 +354,6 @@
             <w:pPr>
               <w:spacing w:line="264" w:lineRule="auto"/>
             </w:pPr>
-            <w:proofErr w:type="spellStart"/>
             <w:r>
               <w:rPr>
                 <w:b/>
@@ -411,7 +363,6 @@
               </w:rPr>
               <w:t>Formador</w:t>
             </w:r>
-            <w:proofErr w:type="spellEnd"/>
           </w:p>
         </w:tc>
         <w:tc>
@@ -479,19 +430,8 @@
                 <w:sz w:val="19"/>
                 <w:szCs w:val="19"/>
               </w:rPr>
-              <w:t xml:space="preserve">Data da </w:t>
-            </w:r>
-            <w:proofErr w:type="spellStart"/>
-            <w:r>
-              <w:rPr>
-                <w:b/>
-                <w:bCs/>
-                <w:sz w:val="19"/>
-                <w:szCs w:val="19"/>
-              </w:rPr>
-              <w:t>proposta</w:t>
-            </w:r>
-            <w:proofErr w:type="spellEnd"/>
+              <w:t>Data da proposta</w:t>
+            </w:r>
           </w:p>
         </w:tc>
         <w:tc>
@@ -559,27 +499,7 @@
                 <w:sz w:val="19"/>
                 <w:szCs w:val="19"/>
               </w:rPr>
-              <w:t xml:space="preserve">Data da </w:t>
-            </w:r>
-            <w:proofErr w:type="spellStart"/>
-            <w:r>
-              <w:rPr>
-                <w:b/>
-                <w:bCs/>
-                <w:sz w:val="19"/>
-                <w:szCs w:val="19"/>
-              </w:rPr>
-              <w:t>entrega</w:t>
-            </w:r>
-            <w:proofErr w:type="spellEnd"/>
-            <w:r>
-              <w:rPr>
-                <w:b/>
-                <w:bCs/>
-                <w:sz w:val="19"/>
-                <w:szCs w:val="19"/>
-              </w:rPr>
-              <w:t xml:space="preserve"> final</w:t>
+              <w:t>Data da entrega final</w:t>
             </w:r>
           </w:p>
         </w:tc>
@@ -628,19 +548,8 @@
           <w:sz w:val="21"/>
           <w:szCs w:val="21"/>
         </w:rPr>
-        <w:t xml:space="preserve">Elementos do </w:t>
+        <w:t>Elementos do grupo</w:t>
       </w:r>
-      <w:proofErr w:type="spellStart"/>
-      <w:r>
-        <w:rPr>
-          <w:b/>
-          <w:bCs/>
-          <w:sz w:val="21"/>
-          <w:szCs w:val="21"/>
-        </w:rPr>
-        <w:t>grupo</w:t>
-      </w:r>
-      <w:proofErr w:type="spellEnd"/>
     </w:p>
     <w:p>
       <w:pPr>
@@ -720,9 +629,32 @@
                 <w:sz w:val="18"/>
                 <w:szCs w:val="18"/>
               </w:rPr>
-              <w:t xml:space="preserve">Nome </w:t>
-            </w:r>
-            <w:proofErr w:type="spellStart"/>
+              <w:t>Nome completo</w:t>
+            </w:r>
+          </w:p>
+        </w:tc>
+        <w:tc>
+          <w:tcPr>
+            <w:tcW w:w="1040" w:type="dxa"/>
+            <w:tcBorders>
+              <w:top w:val="single" w:sz="4" w:space="0" w:color="D5DBDF"/>
+              <w:left w:val="single" w:sz="4" w:space="0" w:color="D5DBDF"/>
+              <w:bottom w:val="single" w:sz="4" w:space="0" w:color="D5DBDF"/>
+              <w:right w:val="single" w:sz="4" w:space="0" w:color="D5DBDF"/>
+            </w:tcBorders>
+            <w:shd w:val="clear" w:color="auto" w:fill="EAF0EC"/>
+            <w:tcMar>
+              <w:top w:w="70" w:type="dxa"/>
+              <w:left w:w="110" w:type="dxa"/>
+              <w:bottom w:w="70" w:type="dxa"/>
+              <w:right w:w="110" w:type="dxa"/>
+            </w:tcMar>
+            <w:vAlign w:val="center"/>
+          </w:tcPr>
+          <w:p>
+            <w:pPr>
+              <w:spacing w:line="264" w:lineRule="auto"/>
+            </w:pPr>
             <w:r>
               <w:rPr>
                 <w:b/>
@@ -731,14 +663,13 @@
                 <w:sz w:val="18"/>
                 <w:szCs w:val="18"/>
               </w:rPr>
-              <w:t>completo</w:t>
-            </w:r>
-            <w:proofErr w:type="spellEnd"/>
-          </w:p>
-        </w:tc>
-        <w:tc>
-          <w:tcPr>
-            <w:tcW w:w="1040" w:type="dxa"/>
+              <w:t>Nº</w:t>
+            </w:r>
+          </w:p>
+        </w:tc>
+        <w:tc>
+          <w:tcPr>
+            <w:tcW w:w="4506" w:type="dxa"/>
             <w:tcBorders>
               <w:top w:val="single" w:sz="4" w:space="0" w:color="D5DBDF"/>
               <w:left w:val="single" w:sz="4" w:space="0" w:color="D5DBDF"/>
@@ -766,66 +697,8 @@
                 <w:sz w:val="18"/>
                 <w:szCs w:val="18"/>
               </w:rPr>
-              <w:t>Nº</w:t>
-            </w:r>
-          </w:p>
-        </w:tc>
-        <w:tc>
-          <w:tcPr>
-            <w:tcW w:w="4506" w:type="dxa"/>
-            <w:tcBorders>
-              <w:top w:val="single" w:sz="4" w:space="0" w:color="D5DBDF"/>
-              <w:left w:val="single" w:sz="4" w:space="0" w:color="D5DBDF"/>
-              <w:bottom w:val="single" w:sz="4" w:space="0" w:color="D5DBDF"/>
-              <w:right w:val="single" w:sz="4" w:space="0" w:color="D5DBDF"/>
-            </w:tcBorders>
-            <w:shd w:val="clear" w:color="auto" w:fill="EAF0EC"/>
-            <w:tcMar>
-              <w:top w:w="70" w:type="dxa"/>
-              <w:left w:w="110" w:type="dxa"/>
-              <w:bottom w:w="70" w:type="dxa"/>
-              <w:right w:w="110" w:type="dxa"/>
-            </w:tcMar>
-            <w:vAlign w:val="center"/>
-          </w:tcPr>
-          <w:p>
-            <w:pPr>
-              <w:spacing w:line="264" w:lineRule="auto"/>
-            </w:pPr>
-            <w:proofErr w:type="spellStart"/>
-            <w:r>
-              <w:rPr>
-                <w:b/>
-                <w:bCs/>
-                <w:color w:val="00713C"/>
-                <w:sz w:val="18"/>
-                <w:szCs w:val="18"/>
-              </w:rPr>
-              <w:t>Responsável</w:t>
-            </w:r>
-            <w:proofErr w:type="spellEnd"/>
-            <w:r>
-              <w:rPr>
-                <w:b/>
-                <w:bCs/>
-                <w:color w:val="00713C"/>
-                <w:sz w:val="18"/>
-                <w:szCs w:val="18"/>
-              </w:rPr>
-              <w:t xml:space="preserve"> principal </w:t>
-            </w:r>
-            <w:proofErr w:type="spellStart"/>
-            <w:r>
-              <w:rPr>
-                <w:b/>
-                <w:bCs/>
-                <w:color w:val="00713C"/>
-                <w:sz w:val="18"/>
-                <w:szCs w:val="18"/>
-              </w:rPr>
-              <w:t>por</w:t>
-            </w:r>
-            <w:proofErr w:type="spellEnd"/>
+              <w:t>Responsável principal por</w:t>
+            </w:r>
           </w:p>
         </w:tc>
       </w:tr>
@@ -854,13 +727,18 @@
           <w:p>
             <w:pPr>
               <w:spacing w:line="264" w:lineRule="auto"/>
-            </w:pPr>
-            <w:r>
               <w:rPr>
                 <w:color w:val="1D4E89"/>
                 <w:sz w:val="19"/>
                 <w:szCs w:val="19"/>
               </w:rPr>
+            </w:pPr>
+            <w:r>
+              <w:rPr>
+                <w:color w:val="1D4E89"/>
+                <w:sz w:val="19"/>
+                <w:szCs w:val="19"/>
+              </w:rPr>
               <w:t>Flávia Castro</w:t>
             </w:r>
           </w:p>
@@ -885,8 +763,18 @@
           <w:p>
             <w:pPr>
               <w:spacing w:line="264" w:lineRule="auto"/>
-            </w:pPr>
-            <w:r>
+              <w:rPr>
+                <w:color w:val="1D4E89"/>
+                <w:sz w:val="19"/>
+                <w:szCs w:val="19"/>
+              </w:rPr>
+            </w:pPr>
+            <w:r>
+              <w:rPr>
+                <w:color w:val="1D4E89"/>
+                <w:sz w:val="19"/>
+                <w:szCs w:val="19"/>
+              </w:rPr>
               <w:t>4099338</w:t>
             </w:r>
           </w:p>
@@ -912,9 +800,19 @@
             <w:pPr>
               <w:spacing w:line="264" w:lineRule="auto"/>
               <w:rPr>
-                <w:lang w:val="pt-PT"/>
-              </w:rPr>
-            </w:pPr>
+                <w:color w:val="1D4E89"/>
+                <w:sz w:val="19"/>
+                <w:szCs w:val="19"/>
+              </w:rPr>
+            </w:pPr>
+            <w:r>
+              <w:rPr>
+                <w:color w:val="1D4E89"/>
+                <w:sz w:val="19"/>
+                <w:szCs w:val="19"/>
+              </w:rPr>
+              <w:t>Backend</w:t>
+            </w:r>
           </w:p>
         </w:tc>
       </w:tr>
@@ -943,13 +841,18 @@
           <w:p>
             <w:pPr>
               <w:spacing w:line="264" w:lineRule="auto"/>
-            </w:pPr>
-            <w:r>
               <w:rPr>
                 <w:color w:val="1D4E89"/>
                 <w:sz w:val="19"/>
                 <w:szCs w:val="19"/>
               </w:rPr>
+            </w:pPr>
+            <w:r>
+              <w:rPr>
+                <w:color w:val="1D4E89"/>
+                <w:sz w:val="19"/>
+                <w:szCs w:val="19"/>
+              </w:rPr>
               <w:t>Adriano Manuel Oliveira Valente</w:t>
             </w:r>
           </w:p>
@@ -974,8 +877,18 @@
           <w:p>
             <w:pPr>
               <w:spacing w:line="264" w:lineRule="auto"/>
-            </w:pPr>
-            <w:r>
+              <w:rPr>
+                <w:color w:val="1D4E89"/>
+                <w:sz w:val="19"/>
+                <w:szCs w:val="19"/>
+              </w:rPr>
+            </w:pPr>
+            <w:r>
+              <w:rPr>
+                <w:color w:val="1D4E89"/>
+                <w:sz w:val="19"/>
+                <w:szCs w:val="19"/>
+              </w:rPr>
               <w:t>8194903</w:t>
             </w:r>
           </w:p>
@@ -1001,44 +914,9 @@
             <w:pPr>
               <w:spacing w:line="264" w:lineRule="auto"/>
               <w:rPr>
-                <w:lang w:val="pt-PT"/>
-              </w:rPr>
-            </w:pPr>
-          </w:p>
-        </w:tc>
-      </w:tr>
-      <w:tr>
-        <w:trPr>
-          <w:cantSplit/>
-          <w:trHeight w:val="420"/>
-        </w:trPr>
-        <w:tc>
-          <w:tcPr>
-            <w:tcW w:w="9706" w:type="dxa"/>
-            <w:gridSpan w:val="3"/>
-            <w:tcBorders>
-              <w:top w:val="single" w:sz="4" w:space="0" w:color="D5DBDF"/>
-              <w:left w:val="single" w:sz="4" w:space="0" w:color="D5DBDF"/>
-              <w:bottom w:val="single" w:sz="4" w:space="0" w:color="D5DBDF"/>
-              <w:right w:val="single" w:sz="4" w:space="0" w:color="D5DBDF"/>
-            </w:tcBorders>
-            <w:tcMar>
-              <w:top w:w="70" w:type="dxa"/>
-              <w:left w:w="110" w:type="dxa"/>
-              <w:bottom w:w="70" w:type="dxa"/>
-              <w:right w:w="110" w:type="dxa"/>
-            </w:tcMar>
-            <w:vAlign w:val="center"/>
-          </w:tcPr>
-          <w:p>
-            <w:pPr>
-              <w:spacing w:line="264" w:lineRule="auto"/>
-              <w:jc w:val="center"/>
-              <w:rPr>
                 <w:color w:val="1D4E89"/>
                 <w:sz w:val="19"/>
                 <w:szCs w:val="19"/>
-                <w:lang w:val="pt-PT"/>
               </w:rPr>
             </w:pPr>
             <w:r>
@@ -1046,105 +924,8 @@
                 <w:color w:val="1D4E89"/>
                 <w:sz w:val="19"/>
                 <w:szCs w:val="19"/>
-                <w:lang w:val="pt-PT"/>
-              </w:rPr>
-              <w:t>Base de dados, registo/login e controlo de acesso</w:t>
-            </w:r>
-          </w:p>
-        </w:tc>
-      </w:tr>
-      <w:tr>
-        <w:trPr>
-          <w:cantSplit/>
-          <w:trHeight w:val="420"/>
-        </w:trPr>
-        <w:tc>
-          <w:tcPr>
-            <w:tcW w:w="4160" w:type="dxa"/>
-            <w:tcBorders>
-              <w:top w:val="single" w:sz="4" w:space="0" w:color="D5DBDF"/>
-              <w:left w:val="single" w:sz="4" w:space="0" w:color="D5DBDF"/>
-              <w:bottom w:val="single" w:sz="4" w:space="0" w:color="D5DBDF"/>
-              <w:right w:val="single" w:sz="4" w:space="0" w:color="D5DBDF"/>
-            </w:tcBorders>
-            <w:tcMar>
-              <w:top w:w="70" w:type="dxa"/>
-              <w:left w:w="110" w:type="dxa"/>
-              <w:bottom w:w="70" w:type="dxa"/>
-              <w:right w:w="110" w:type="dxa"/>
-            </w:tcMar>
-            <w:vAlign w:val="center"/>
-          </w:tcPr>
-          <w:p>
-            <w:pPr>
-              <w:spacing w:line="264" w:lineRule="auto"/>
-            </w:pPr>
-            <w:r>
-              <w:rPr>
-                <w:color w:val="1D4E89"/>
-                <w:sz w:val="19"/>
-                <w:szCs w:val="19"/>
-                <w:lang w:val="pt-PT"/>
-              </w:rPr>
-              <w:t>CRUD dos animais, pesquisa e página de detalhe</w:t>
-            </w:r>
-          </w:p>
-        </w:tc>
-        <w:tc>
-          <w:tcPr>
-            <w:tcW w:w="1040" w:type="dxa"/>
-            <w:tcBorders>
-              <w:top w:val="single" w:sz="4" w:space="0" w:color="D5DBDF"/>
-              <w:left w:val="single" w:sz="4" w:space="0" w:color="D5DBDF"/>
-              <w:bottom w:val="single" w:sz="4" w:space="0" w:color="D5DBDF"/>
-              <w:right w:val="single" w:sz="4" w:space="0" w:color="D5DBDF"/>
-            </w:tcBorders>
-            <w:tcMar>
-              <w:top w:w="70" w:type="dxa"/>
-              <w:left w:w="110" w:type="dxa"/>
-              <w:bottom w:w="70" w:type="dxa"/>
-              <w:right w:w="110" w:type="dxa"/>
-            </w:tcMar>
-            <w:vAlign w:val="center"/>
-          </w:tcPr>
-          <w:p>
-            <w:pPr>
-              <w:spacing w:line="264" w:lineRule="auto"/>
-            </w:pPr>
-          </w:p>
-        </w:tc>
-        <w:tc>
-          <w:tcPr>
-            <w:tcW w:w="4506" w:type="dxa"/>
-            <w:tcBorders>
-              <w:top w:val="single" w:sz="4" w:space="0" w:color="D5DBDF"/>
-              <w:left w:val="single" w:sz="4" w:space="0" w:color="D5DBDF"/>
-              <w:bottom w:val="single" w:sz="4" w:space="0" w:color="D5DBDF"/>
-              <w:right w:val="single" w:sz="4" w:space="0" w:color="D5DBDF"/>
-            </w:tcBorders>
-            <w:tcMar>
-              <w:top w:w="70" w:type="dxa"/>
-              <w:left w:w="110" w:type="dxa"/>
-              <w:bottom w:w="70" w:type="dxa"/>
-              <w:right w:w="110" w:type="dxa"/>
-            </w:tcMar>
-            <w:vAlign w:val="center"/>
-          </w:tcPr>
-          <w:p>
-            <w:pPr>
-              <w:spacing w:line="264" w:lineRule="auto"/>
-              <w:rPr>
-                <w:lang w:val="pt-PT"/>
-              </w:rPr>
-            </w:pPr>
-            <w:r>
-              <w:rPr>
-                <w:color w:val="1D4E89"/>
-                <w:sz w:val="19"/>
-                <w:szCs w:val="19"/>
-                <w:lang w:val="pt-PT"/>
-              </w:rPr>
-              <w:t>CRUD dos tutores, CSS, validações e mensagens</w:t>
+              </w:rPr>
+              <w:t>Frontend</w:t>
             </w:r>
           </w:p>
         </w:tc>
@@ -1265,29 +1046,8 @@
                 <w:color w:val="1D4E89"/>
                 <w:sz w:val="19"/>
                 <w:szCs w:val="19"/>
-                <w:lang w:val="pt-PT"/>
-              </w:rPr>
-              <w:t xml:space="preserve">O </w:t>
-            </w:r>
-            <w:proofErr w:type="spellStart"/>
-            <w:r>
-              <w:rPr>
-                <w:color w:val="1D4E89"/>
-                <w:sz w:val="19"/>
-                <w:szCs w:val="19"/>
-                <w:lang w:val="pt-PT"/>
-              </w:rPr>
-              <w:t>VetGest</w:t>
-            </w:r>
-            <w:proofErr w:type="spellEnd"/>
-            <w:r>
-              <w:rPr>
-                <w:color w:val="1D4E89"/>
-                <w:sz w:val="19"/>
-                <w:szCs w:val="19"/>
-                <w:lang w:val="pt-PT"/>
-              </w:rPr>
-              <w:t xml:space="preserve"> é uma aplicação web para a receção de uma pequena clínica veterinária. Permite registar os tutores (donos) e os respetivos animais, pesquisar um animal pelo nome e consultar a ficha completa com os contactos do tutor. Substitui o caderno em papel que a clínica usa hoje, onde é difícil encontrar a informação quando o tutor liga.</w:t>
+              </w:rPr>
+              <w:t>O ScoutGest é uma aplicação web para a gestão dos elementos do Agrupamento de Escuteiros 676 Cristo-Rei. Permite registar os tutores (encarregados de educação) e os respetivos elementos, pesquisar um elemento pelo nome e consultar a sua ficha completa, incluindo os contactos do respetivo tutor. A aplicação pretende substituir o atual sistema de arquivo em papel, organizado em capas A4, tornando a consulta e gestão da informação mais rápida e eficiente.</w:t>
             </w:r>
           </w:p>
         </w:tc>
@@ -1389,9 +1149,32 @@
                 <w:sz w:val="18"/>
                 <w:szCs w:val="18"/>
               </w:rPr>
-              <w:t xml:space="preserve">Tipo de </w:t>
-            </w:r>
-            <w:proofErr w:type="spellStart"/>
+              <w:t>Tipo de utilizador</w:t>
+            </w:r>
+          </w:p>
+        </w:tc>
+        <w:tc>
+          <w:tcPr>
+            <w:tcW w:w="6772" w:type="dxa"/>
+            <w:tcBorders>
+              <w:top w:val="single" w:sz="4" w:space="0" w:color="D5DBDF"/>
+              <w:left w:val="single" w:sz="4" w:space="0" w:color="D5DBDF"/>
+              <w:bottom w:val="single" w:sz="4" w:space="0" w:color="D5DBDF"/>
+              <w:right w:val="single" w:sz="4" w:space="0" w:color="D5DBDF"/>
+            </w:tcBorders>
+            <w:shd w:val="clear" w:color="auto" w:fill="EAF0EC"/>
+            <w:tcMar>
+              <w:top w:w="70" w:type="dxa"/>
+              <w:left w:w="110" w:type="dxa"/>
+              <w:bottom w:w="70" w:type="dxa"/>
+              <w:right w:w="110" w:type="dxa"/>
+            </w:tcMar>
+            <w:vAlign w:val="center"/>
+          </w:tcPr>
+          <w:p>
+            <w:pPr>
+              <w:spacing w:line="264" w:lineRule="auto"/>
+            </w:pPr>
             <w:r>
               <w:rPr>
                 <w:b/>
@@ -1400,99 +1183,8 @@
                 <w:sz w:val="18"/>
                 <w:szCs w:val="18"/>
               </w:rPr>
-              <w:t>utilizador</w:t>
-            </w:r>
-            <w:proofErr w:type="spellEnd"/>
-          </w:p>
-        </w:tc>
-        <w:tc>
-          <w:tcPr>
-            <w:tcW w:w="6772" w:type="dxa"/>
-            <w:tcBorders>
-              <w:top w:val="single" w:sz="4" w:space="0" w:color="D5DBDF"/>
-              <w:left w:val="single" w:sz="4" w:space="0" w:color="D5DBDF"/>
-              <w:bottom w:val="single" w:sz="4" w:space="0" w:color="D5DBDF"/>
-              <w:right w:val="single" w:sz="4" w:space="0" w:color="D5DBDF"/>
-            </w:tcBorders>
-            <w:shd w:val="clear" w:color="auto" w:fill="EAF0EC"/>
-            <w:tcMar>
-              <w:top w:w="70" w:type="dxa"/>
-              <w:left w:w="110" w:type="dxa"/>
-              <w:bottom w:w="70" w:type="dxa"/>
-              <w:right w:w="110" w:type="dxa"/>
-            </w:tcMar>
-            <w:vAlign w:val="center"/>
-          </w:tcPr>
-          <w:p>
-            <w:pPr>
-              <w:spacing w:line="264" w:lineRule="auto"/>
-            </w:pPr>
-            <w:r>
-              <w:rPr>
-                <w:b/>
-                <w:bCs/>
-                <w:color w:val="00713C"/>
-                <w:sz w:val="18"/>
-                <w:szCs w:val="18"/>
-              </w:rPr>
-              <w:t xml:space="preserve">O </w:t>
-            </w:r>
-            <w:proofErr w:type="spellStart"/>
-            <w:r>
-              <w:rPr>
-                <w:b/>
-                <w:bCs/>
-                <w:color w:val="00713C"/>
-                <w:sz w:val="18"/>
-                <w:szCs w:val="18"/>
-              </w:rPr>
-              <w:t>que</w:t>
-            </w:r>
-            <w:proofErr w:type="spellEnd"/>
-            <w:r>
-              <w:rPr>
-                <w:b/>
-                <w:bCs/>
-                <w:color w:val="00713C"/>
-                <w:sz w:val="18"/>
-                <w:szCs w:val="18"/>
-              </w:rPr>
-              <w:t xml:space="preserve"> </w:t>
-            </w:r>
-            <w:proofErr w:type="spellStart"/>
-            <w:r>
-              <w:rPr>
-                <w:b/>
-                <w:bCs/>
-                <w:color w:val="00713C"/>
-                <w:sz w:val="18"/>
-                <w:szCs w:val="18"/>
-              </w:rPr>
-              <w:t>pode</w:t>
-            </w:r>
-            <w:proofErr w:type="spellEnd"/>
-            <w:r>
-              <w:rPr>
-                <w:b/>
-                <w:bCs/>
-                <w:color w:val="00713C"/>
-                <w:sz w:val="18"/>
-                <w:szCs w:val="18"/>
-              </w:rPr>
-              <w:t xml:space="preserve"> </w:t>
-            </w:r>
-            <w:proofErr w:type="spellStart"/>
-            <w:r>
-              <w:rPr>
-                <w:b/>
-                <w:bCs/>
-                <w:color w:val="00713C"/>
-                <w:sz w:val="18"/>
-                <w:szCs w:val="18"/>
-              </w:rPr>
-              <w:t>fazer</w:t>
-            </w:r>
-            <w:proofErr w:type="spellEnd"/>
+              <w:t>O que pode fazer</w:t>
+            </w:r>
           </w:p>
         </w:tc>
       </w:tr>
@@ -1522,7 +1214,6 @@
             <w:pPr>
               <w:spacing w:line="264" w:lineRule="auto"/>
             </w:pPr>
-            <w:proofErr w:type="spellStart"/>
             <w:r>
               <w:rPr>
                 <w:b/>
@@ -1530,37 +1221,7 @@
                 <w:sz w:val="19"/>
                 <w:szCs w:val="19"/>
               </w:rPr>
-              <w:t>Visitante</w:t>
-            </w:r>
-            <w:proofErr w:type="spellEnd"/>
-            <w:r>
-              <w:rPr>
-                <w:b/>
-                <w:bCs/>
-                <w:sz w:val="19"/>
-                <w:szCs w:val="19"/>
-              </w:rPr>
-              <w:t xml:space="preserve"> (</w:t>
-            </w:r>
-            <w:proofErr w:type="spellStart"/>
-            <w:r>
-              <w:rPr>
-                <w:b/>
-                <w:bCs/>
-                <w:sz w:val="19"/>
-                <w:szCs w:val="19"/>
-              </w:rPr>
-              <w:t>sem</w:t>
-            </w:r>
-            <w:proofErr w:type="spellEnd"/>
-            <w:r>
-              <w:rPr>
-                <w:b/>
-                <w:bCs/>
-                <w:sz w:val="19"/>
-                <w:szCs w:val="19"/>
-              </w:rPr>
-              <w:t xml:space="preserve"> login)</w:t>
+              <w:t>Visitante (sem login)</w:t>
             </w:r>
           </w:p>
         </w:tc>
@@ -1625,19 +1286,13 @@
           <w:p>
             <w:pPr>
               <w:spacing w:line="264" w:lineRule="auto"/>
-            </w:pPr>
-            <w:proofErr w:type="spellStart"/>
-            <w:r>
               <w:rPr>
                 <w:b/>
                 <w:bCs/>
                 <w:sz w:val="19"/>
                 <w:szCs w:val="19"/>
               </w:rPr>
-              <w:lastRenderedPageBreak/>
-              <w:t>Utilizador</w:t>
-            </w:r>
-            <w:proofErr w:type="spellEnd"/>
+            </w:pPr>
             <w:r>
               <w:rPr>
                 <w:b/>
@@ -1645,9 +1300,102 @@
                 <w:sz w:val="19"/>
                 <w:szCs w:val="19"/>
               </w:rPr>
-              <w:t xml:space="preserve"> </w:t>
-            </w:r>
-            <w:proofErr w:type="spellStart"/>
+              <w:t>Utilizador registado</w:t>
+            </w:r>
+          </w:p>
+        </w:tc>
+        <w:tc>
+          <w:tcPr>
+            <w:tcW w:w="6772" w:type="dxa"/>
+            <w:tcBorders>
+              <w:top w:val="single" w:sz="4" w:space="0" w:color="D5DBDF"/>
+              <w:left w:val="single" w:sz="4" w:space="0" w:color="D5DBDF"/>
+              <w:bottom w:val="single" w:sz="4" w:space="0" w:color="D5DBDF"/>
+              <w:right w:val="single" w:sz="4" w:space="0" w:color="D5DBDF"/>
+            </w:tcBorders>
+            <w:tcMar>
+              <w:top w:w="70" w:type="dxa"/>
+              <w:left w:w="110" w:type="dxa"/>
+              <w:bottom w:w="70" w:type="dxa"/>
+              <w:right w:w="110" w:type="dxa"/>
+            </w:tcMar>
+            <w:vAlign w:val="center"/>
+          </w:tcPr>
+          <w:p>
+            <w:pPr>
+              <w:spacing w:line="264" w:lineRule="auto"/>
+              <w:rPr>
+                <w:color w:val="1D4E89"/>
+                <w:sz w:val="19"/>
+                <w:szCs w:val="19"/>
+                <w:lang w:val="pt-PT"/>
+              </w:rPr>
+            </w:pPr>
+            <w:r>
+              <w:rPr>
+                <w:color w:val="1D4E89"/>
+                <w:sz w:val="19"/>
+                <w:szCs w:val="19"/>
+                <w:lang w:val="pt-PT"/>
+              </w:rPr>
+              <w:t>Tudo o que o visitante faz, mais:  ver</w:t>
+            </w:r>
+            <w:r>
+              <w:rPr>
+                <w:color w:val="1D4E89"/>
+                <w:sz w:val="19"/>
+                <w:szCs w:val="19"/>
+                <w:lang w:val="pt-PT"/>
+              </w:rPr>
+              <w:t xml:space="preserve"> a sua página de </w:t>
+            </w:r>
+            <w:r>
+              <w:rPr>
+                <w:color w:val="1D4E89"/>
+                <w:sz w:val="19"/>
+                <w:szCs w:val="19"/>
+                <w:lang w:val="pt-PT"/>
+              </w:rPr>
+              <w:t xml:space="preserve">tutores e </w:t>
+            </w:r>
+            <w:r>
+              <w:rPr>
+                <w:color w:val="1D4E89"/>
+                <w:sz w:val="19"/>
+                <w:szCs w:val="19"/>
+                <w:lang w:val="pt-PT"/>
+              </w:rPr>
+              <w:t>elemento(s) associados</w:t>
+            </w:r>
+          </w:p>
+        </w:tc>
+      </w:tr>
+      <w:tr>
+        <w:trPr>
+          <w:cantSplit/>
+          <w:trHeight w:val="420"/>
+        </w:trPr>
+        <w:tc>
+          <w:tcPr>
+            <w:tcW w:w="2934" w:type="dxa"/>
+            <w:tcBorders>
+              <w:top w:val="single" w:sz="4" w:space="0" w:color="D5DBDF"/>
+              <w:left w:val="single" w:sz="4" w:space="0" w:color="D5DBDF"/>
+              <w:bottom w:val="single" w:sz="4" w:space="0" w:color="D5DBDF"/>
+              <w:right w:val="single" w:sz="4" w:space="0" w:color="D5DBDF"/>
+            </w:tcBorders>
+            <w:tcMar>
+              <w:top w:w="70" w:type="dxa"/>
+              <w:left w:w="110" w:type="dxa"/>
+              <w:bottom w:w="70" w:type="dxa"/>
+              <w:right w:w="110" w:type="dxa"/>
+            </w:tcMar>
+            <w:vAlign w:val="center"/>
+          </w:tcPr>
+          <w:p>
+            <w:pPr>
+              <w:spacing w:line="264" w:lineRule="auto"/>
+            </w:pPr>
             <w:r>
               <w:rPr>
                 <w:b/>
@@ -1655,9 +1403,8 @@
                 <w:sz w:val="19"/>
                 <w:szCs w:val="19"/>
               </w:rPr>
-              <w:t>registado</w:t>
-            </w:r>
-            <w:proofErr w:type="spellEnd"/>
+              <w:t>Dirigente registado</w:t>
+            </w:r>
           </w:p>
         </w:tc>
         <w:tc>
@@ -1691,7 +1438,43 @@
                 <w:szCs w:val="19"/>
                 <w:lang w:val="pt-PT"/>
               </w:rPr>
-              <w:t>Tudo o que o visitante faz, mais: criar, ver, editar e apagar tutores e animais; pesquisar animais.</w:t>
+              <w:t xml:space="preserve">Tudo o que o visitante faz, mais: criar, ver, editar e apagar tutores e </w:t>
+            </w:r>
+            <w:r>
+              <w:rPr>
+                <w:color w:val="1D4E89"/>
+                <w:sz w:val="19"/>
+                <w:szCs w:val="19"/>
+                <w:lang w:val="pt-PT"/>
+              </w:rPr>
+              <w:t>elementos</w:t>
+            </w:r>
+            <w:r>
+              <w:rPr>
+                <w:color w:val="1D4E89"/>
+                <w:sz w:val="19"/>
+                <w:szCs w:val="19"/>
+                <w:lang w:val="pt-PT"/>
+              </w:rPr>
+              <w:t xml:space="preserve">; pesquisar </w:t>
+            </w:r>
+            <w:r>
+              <w:rPr>
+                <w:color w:val="1D4E89"/>
+                <w:sz w:val="19"/>
+                <w:szCs w:val="19"/>
+                <w:lang w:val="pt-PT"/>
+              </w:rPr>
+              <w:t>elementos</w:t>
+            </w:r>
+            <w:r>
+              <w:rPr>
+                <w:color w:val="1D4E89"/>
+                <w:sz w:val="19"/>
+                <w:szCs w:val="19"/>
+                <w:lang w:val="pt-PT"/>
+              </w:rPr>
+              <w:t>.</w:t>
             </w:r>
           </w:p>
         </w:tc>
@@ -1713,29 +1496,8 @@
           <w:szCs w:val="21"/>
           <w:lang w:val="pt-PT"/>
         </w:rPr>
-        <w:t>2.3 As duas entidades relacionadas (</w:t>
-      </w:r>
-      <w:proofErr w:type="gramStart"/>
-      <w:r>
-        <w:rPr>
-          <w:b/>
-          <w:bCs/>
-          <w:sz w:val="21"/>
-          <w:szCs w:val="21"/>
-          <w:lang w:val="pt-PT"/>
-        </w:rPr>
-        <w:t>1:N</w:t>
-      </w:r>
-      <w:proofErr w:type="gramEnd"/>
-      <w:r>
-        <w:rPr>
-          <w:b/>
-          <w:bCs/>
-          <w:sz w:val="21"/>
-          <w:szCs w:val="21"/>
-          <w:lang w:val="pt-PT"/>
-        </w:rPr>
-        <w:t>)</w:t>
+        <w:lastRenderedPageBreak/>
+        <w:t>2.3 As duas entidades relacionadas (1:N)</w:t>
       </w:r>
     </w:p>
     <w:p>
@@ -1807,7 +1569,6 @@
             <w:pPr>
               <w:spacing w:line="264" w:lineRule="auto"/>
             </w:pPr>
-            <w:proofErr w:type="spellStart"/>
             <w:r>
               <w:rPr>
                 <w:b/>
@@ -1815,17 +1576,7 @@
                 <w:sz w:val="19"/>
                 <w:szCs w:val="19"/>
               </w:rPr>
-              <w:t>Entidade</w:t>
-            </w:r>
-            <w:proofErr w:type="spellEnd"/>
-            <w:r>
-              <w:rPr>
-                <w:b/>
-                <w:bCs/>
-                <w:sz w:val="19"/>
-                <w:szCs w:val="19"/>
-              </w:rPr>
-              <w:t xml:space="preserve"> principal (com CRUD)</w:t>
+              <w:t>Entidade principal (com CRUD)</w:t>
             </w:r>
           </w:p>
         </w:tc>
@@ -1856,7 +1607,7 @@
                 <w:sz w:val="19"/>
                 <w:szCs w:val="19"/>
               </w:rPr>
-              <w:t>Animal</w:t>
+              <w:t>Elementos</w:t>
             </w:r>
           </w:p>
         </w:tc>
@@ -1888,7 +1639,6 @@
             <w:pPr>
               <w:spacing w:line="264" w:lineRule="auto"/>
             </w:pPr>
-            <w:proofErr w:type="spellStart"/>
             <w:r>
               <w:rPr>
                 <w:b/>
@@ -1896,29 +1646,8 @@
                 <w:sz w:val="19"/>
                 <w:szCs w:val="19"/>
               </w:rPr>
-              <w:t>Entidade</w:t>
-            </w:r>
-            <w:proofErr w:type="spellEnd"/>
-            <w:r>
-              <w:rPr>
-                <w:b/>
-                <w:bCs/>
-                <w:sz w:val="19"/>
-                <w:szCs w:val="19"/>
-              </w:rPr>
-              <w:t xml:space="preserve"> </w:t>
-            </w:r>
-            <w:proofErr w:type="spellStart"/>
-            <w:r>
-              <w:rPr>
-                <w:b/>
-                <w:bCs/>
-                <w:sz w:val="19"/>
-                <w:szCs w:val="19"/>
-              </w:rPr>
-              <w:t>relacionada</w:t>
-            </w:r>
-            <w:proofErr w:type="spellEnd"/>
+              <w:t>Entidade relacionada</w:t>
+            </w:r>
           </w:p>
         </w:tc>
         <w:tc>
@@ -1987,19 +1716,8 @@
                 <w:sz w:val="19"/>
                 <w:szCs w:val="19"/>
               </w:rPr>
-              <w:t xml:space="preserve">A </w:t>
-            </w:r>
-            <w:proofErr w:type="spellStart"/>
-            <w:r>
-              <w:rPr>
-                <w:b/>
-                <w:bCs/>
-                <w:sz w:val="19"/>
-                <w:szCs w:val="19"/>
-              </w:rPr>
-              <w:t>relação</w:t>
-            </w:r>
-            <w:proofErr w:type="spellEnd"/>
+              <w:t>A relação</w:t>
+            </w:r>
           </w:p>
         </w:tc>
         <w:tc>
@@ -2058,7 +1776,7 @@
                 <w:szCs w:val="19"/>
                 <w:lang w:val="pt-PT"/>
               </w:rPr>
-              <w:t>animais</w:t>
+              <w:t>elementos</w:t>
             </w:r>
             <w:r>
               <w:rPr>
@@ -2075,7 +1793,7 @@
                 <w:szCs w:val="19"/>
                 <w:lang w:val="pt-PT"/>
               </w:rPr>
-              <w:t>animal</w:t>
+              <w:t>elemento</w:t>
             </w:r>
             <w:r>
               <w:rPr>
@@ -2126,31 +1844,7 @@
           <w:szCs w:val="26"/>
           <w:lang w:val="pt-PT"/>
         </w:rPr>
-        <w:t xml:space="preserve">3. </w:t>
-      </w:r>
-      <w:proofErr w:type="spellStart"/>
-      <w:r>
-        <w:rPr>
-          <w:b/>
-          <w:bCs/>
-          <w:color w:val="00713C"/>
-          <w:sz w:val="26"/>
-          <w:szCs w:val="26"/>
-          <w:lang w:val="pt-PT"/>
-        </w:rPr>
-        <w:t>Stack</w:t>
-      </w:r>
-      <w:proofErr w:type="spellEnd"/>
-      <w:r>
-        <w:rPr>
-          <w:b/>
-          <w:bCs/>
-          <w:color w:val="00713C"/>
-          <w:sz w:val="26"/>
-          <w:szCs w:val="26"/>
-          <w:lang w:val="pt-PT"/>
-        </w:rPr>
-        <w:t xml:space="preserve"> tecnológica</w:t>
+        <w:t>3. Stack tecnológica</w:t>
       </w:r>
     </w:p>
     <w:p>
@@ -2169,7 +1863,6 @@
         </w:rPr>
         <w:t xml:space="preserve">» Marca uma e só uma das duas. </w:t>
       </w:r>
-      <w:proofErr w:type="spellStart"/>
       <w:r>
         <w:rPr>
           <w:i/>
@@ -2178,62 +1871,7 @@
           <w:sz w:val="18"/>
           <w:szCs w:val="18"/>
         </w:rPr>
-        <w:t>Não</w:t>
-      </w:r>
-      <w:proofErr w:type="spellEnd"/>
-      <w:r>
-        <w:rPr>
-          <w:i/>
-          <w:iCs/>
-          <w:color w:val="6B7780"/>
-          <w:sz w:val="18"/>
-          <w:szCs w:val="18"/>
-        </w:rPr>
-        <w:t xml:space="preserve"> se </w:t>
-      </w:r>
-      <w:proofErr w:type="spellStart"/>
-      <w:r>
-        <w:rPr>
-          <w:i/>
-          <w:iCs/>
-          <w:color w:val="6B7780"/>
-          <w:sz w:val="18"/>
-          <w:szCs w:val="18"/>
-        </w:rPr>
-        <w:t>podem</w:t>
-      </w:r>
-      <w:proofErr w:type="spellEnd"/>
-      <w:r>
-        <w:rPr>
-          <w:i/>
-          <w:iCs/>
-          <w:color w:val="6B7780"/>
-          <w:sz w:val="18"/>
-          <w:szCs w:val="18"/>
-        </w:rPr>
-        <w:t xml:space="preserve"> </w:t>
-      </w:r>
-      <w:proofErr w:type="spellStart"/>
-      <w:r>
-        <w:rPr>
-          <w:i/>
-          <w:iCs/>
-          <w:color w:val="6B7780"/>
-          <w:sz w:val="18"/>
-          <w:szCs w:val="18"/>
-        </w:rPr>
-        <w:t>misturar</w:t>
-      </w:r>
-      <w:proofErr w:type="spellEnd"/>
-      <w:r>
-        <w:rPr>
-          <w:i/>
-          <w:iCs/>
-          <w:color w:val="6B7780"/>
-          <w:sz w:val="18"/>
-          <w:szCs w:val="18"/>
-        </w:rPr>
-        <w:t>.</w:t>
+        <w:t>Não se podem misturar.</w:t>
       </w:r>
     </w:p>
     <w:tbl>
@@ -2890,7 +2528,6 @@
             <w:pPr>
               <w:spacing w:line="264" w:lineRule="auto"/>
             </w:pPr>
-            <w:proofErr w:type="spellStart"/>
             <w:r>
               <w:rPr>
                 <w:b/>
@@ -2901,7 +2538,6 @@
               </w:rPr>
               <w:t>Parte</w:t>
             </w:r>
-            <w:proofErr w:type="spellEnd"/>
           </w:p>
         </w:tc>
         <w:tc>
@@ -2969,7 +2605,6 @@
             <w:pPr>
               <w:spacing w:line="264" w:lineRule="auto"/>
             </w:pPr>
-            <w:proofErr w:type="spellStart"/>
             <w:r>
               <w:rPr>
                 <w:b/>
@@ -2977,37 +2612,7 @@
                 <w:sz w:val="19"/>
                 <w:szCs w:val="19"/>
               </w:rPr>
-              <w:t>Comum</w:t>
-            </w:r>
-            <w:proofErr w:type="spellEnd"/>
-            <w:r>
-              <w:rPr>
-                <w:b/>
-                <w:bCs/>
-                <w:sz w:val="19"/>
-                <w:szCs w:val="19"/>
-              </w:rPr>
-              <w:t xml:space="preserve"> </w:t>
-            </w:r>
-            <w:proofErr w:type="spellStart"/>
-            <w:r>
-              <w:rPr>
-                <w:b/>
-                <w:bCs/>
-                <w:sz w:val="19"/>
-                <w:szCs w:val="19"/>
-              </w:rPr>
-              <w:t>às</w:t>
-            </w:r>
-            <w:proofErr w:type="spellEnd"/>
-            <w:r>
-              <w:rPr>
-                <w:b/>
-                <w:bCs/>
-                <w:sz w:val="19"/>
-                <w:szCs w:val="19"/>
-              </w:rPr>
-              <w:t xml:space="preserve"> duas stacks</w:t>
+              <w:t>Comum às duas stacks</w:t>
             </w:r>
           </w:p>
         </w:tc>
@@ -3037,23 +2642,7 @@
                 <w:sz w:val="18"/>
                 <w:szCs w:val="18"/>
               </w:rPr>
-              <w:t xml:space="preserve">HTML: </w:t>
-            </w:r>
-            <w:proofErr w:type="spellStart"/>
-            <w:r>
-              <w:rPr>
-                <w:sz w:val="18"/>
-                <w:szCs w:val="18"/>
-              </w:rPr>
-              <w:t>formulários</w:t>
-            </w:r>
-            <w:proofErr w:type="spellEnd"/>
-            <w:r>
-              <w:rPr>
-                <w:sz w:val="18"/>
-                <w:szCs w:val="18"/>
-              </w:rPr>
-              <w:t xml:space="preserve"> com </w:t>
+              <w:t xml:space="preserve">HTML: formulários com </w:t>
             </w:r>
             <w:r>
               <w:rPr>
@@ -3161,16 +2750,7 @@
                 <w:szCs w:val="18"/>
                 <w:lang w:val="pt-PT"/>
               </w:rPr>
-              <w:t>; seletores de elemento</w:t>
-            </w:r>
-            <w:proofErr w:type="gramStart"/>
-            <w:r>
-              <w:rPr>
-                <w:sz w:val="18"/>
-                <w:szCs w:val="18"/>
-                <w:lang w:val="pt-PT"/>
-              </w:rPr>
-              <w:t xml:space="preserve">, </w:t>
+              <w:t xml:space="preserve">; seletores de elemento, </w:t>
             </w:r>
             <w:r>
               <w:rPr>
@@ -3181,7 +2761,6 @@
               </w:rPr>
               <w:t>.classe</w:t>
             </w:r>
-            <w:proofErr w:type="gramEnd"/>
             <w:r>
               <w:rPr>
                 <w:sz w:val="18"/>
@@ -3205,43 +2784,24 @@
                 <w:szCs w:val="18"/>
                 <w:lang w:val="pt-PT"/>
               </w:rPr>
-              <w:t xml:space="preserve">; layout com </w:t>
-            </w:r>
-            <w:proofErr w:type="spellStart"/>
+              <w:t>; layout com flexbox.</w:t>
+            </w:r>
+          </w:p>
+          <w:p>
+            <w:pPr>
+              <w:spacing w:after="30" w:line="260" w:lineRule="auto"/>
+              <w:rPr>
+                <w:lang w:val="pt-PT"/>
+              </w:rPr>
+            </w:pPr>
             <w:r>
               <w:rPr>
                 <w:sz w:val="18"/>
                 <w:szCs w:val="18"/>
                 <w:lang w:val="pt-PT"/>
               </w:rPr>
-              <w:t>flexbox</w:t>
-            </w:r>
-            <w:proofErr w:type="spellEnd"/>
-            <w:r>
-              <w:rPr>
-                <w:sz w:val="18"/>
-                <w:szCs w:val="18"/>
-                <w:lang w:val="pt-PT"/>
-              </w:rPr>
-              <w:t>.</w:t>
-            </w:r>
-          </w:p>
-          <w:p>
-            <w:pPr>
-              <w:spacing w:after="30" w:line="260" w:lineRule="auto"/>
-              <w:rPr>
-                <w:lang w:val="pt-PT"/>
-              </w:rPr>
-            </w:pPr>
-            <w:r>
-              <w:rPr>
-                <w:sz w:val="18"/>
-                <w:szCs w:val="18"/>
-                <w:lang w:val="pt-PT"/>
-              </w:rPr>
               <w:t xml:space="preserve">JavaScript para validar no browser: </w:t>
             </w:r>
-            <w:proofErr w:type="spellStart"/>
             <w:r>
               <w:rPr>
                 <w:rFonts w:ascii="Consolas" w:eastAsia="Consolas" w:hAnsi="Consolas" w:cs="Consolas"/>
@@ -3251,7 +2811,6 @@
               </w:rPr>
               <w:t>getElementById</w:t>
             </w:r>
-            <w:proofErr w:type="spellEnd"/>
             <w:r>
               <w:rPr>
                 <w:sz w:val="18"/>
@@ -3260,7 +2819,6 @@
               </w:rPr>
               <w:t xml:space="preserve">, </w:t>
             </w:r>
-            <w:proofErr w:type="spellStart"/>
             <w:r>
               <w:rPr>
                 <w:rFonts w:ascii="Consolas" w:eastAsia="Consolas" w:hAnsi="Consolas" w:cs="Consolas"/>
@@ -3270,7 +2828,6 @@
               </w:rPr>
               <w:t>addEventListener</w:t>
             </w:r>
-            <w:proofErr w:type="spellEnd"/>
             <w:r>
               <w:rPr>
                 <w:sz w:val="18"/>
@@ -3279,8 +2836,6 @@
               </w:rPr>
               <w:t xml:space="preserve">, </w:t>
             </w:r>
-            <w:proofErr w:type="spellStart"/>
-            <w:proofErr w:type="gramStart"/>
             <w:r>
               <w:rPr>
                 <w:rFonts w:ascii="Consolas" w:eastAsia="Consolas" w:hAnsi="Consolas" w:cs="Consolas"/>
@@ -3288,27 +2843,7 @@
                 <w:szCs w:val="16"/>
                 <w:lang w:val="pt-PT"/>
               </w:rPr>
-              <w:t>preventDefault</w:t>
-            </w:r>
-            <w:proofErr w:type="spellEnd"/>
-            <w:r>
-              <w:rPr>
-                <w:rFonts w:ascii="Consolas" w:eastAsia="Consolas" w:hAnsi="Consolas" w:cs="Consolas"/>
-                <w:sz w:val="16"/>
-                <w:szCs w:val="16"/>
-                <w:lang w:val="pt-PT"/>
-              </w:rPr>
-              <w:t>(</w:t>
-            </w:r>
-            <w:proofErr w:type="gramEnd"/>
-            <w:r>
-              <w:rPr>
-                <w:rFonts w:ascii="Consolas" w:eastAsia="Consolas" w:hAnsi="Consolas" w:cs="Consolas"/>
-                <w:sz w:val="16"/>
-                <w:szCs w:val="16"/>
-                <w:lang w:val="pt-PT"/>
-              </w:rPr>
-              <w:t>)</w:t>
+              <w:t>preventDefault()</w:t>
             </w:r>
             <w:r>
               <w:rPr>
@@ -3326,41 +2861,13 @@
                 <w:lang w:val="pt-PT"/>
               </w:rPr>
             </w:pPr>
-            <w:proofErr w:type="spellStart"/>
             <w:r>
               <w:rPr>
                 <w:sz w:val="18"/>
                 <w:szCs w:val="18"/>
                 <w:lang w:val="pt-PT"/>
               </w:rPr>
-              <w:t>MySQL</w:t>
-            </w:r>
-            <w:proofErr w:type="spellEnd"/>
-            <w:r>
-              <w:rPr>
-                <w:sz w:val="18"/>
-                <w:szCs w:val="18"/>
-                <w:lang w:val="pt-PT"/>
-              </w:rPr>
-              <w:t>: chave primária, chave estrangeira (</w:t>
-            </w:r>
-            <w:proofErr w:type="gramStart"/>
-            <w:r>
-              <w:rPr>
-                <w:sz w:val="18"/>
-                <w:szCs w:val="18"/>
-                <w:lang w:val="pt-PT"/>
-              </w:rPr>
-              <w:t>1:N</w:t>
-            </w:r>
-            <w:proofErr w:type="gramEnd"/>
-            <w:r>
-              <w:rPr>
-                <w:sz w:val="18"/>
-                <w:szCs w:val="18"/>
-                <w:lang w:val="pt-PT"/>
-              </w:rPr>
-              <w:t xml:space="preserve">), </w:t>
+              <w:t xml:space="preserve">MySQL: chave primária, chave estrangeira (1:N), </w:t>
             </w:r>
             <w:r>
               <w:rPr>
@@ -3552,9 +3059,16 @@
                 <w:szCs w:val="16"/>
                 <w:lang w:val="pt-PT"/>
               </w:rPr>
-              <w:t>&lt;?</w:t>
-            </w:r>
-            <w:proofErr w:type="spellStart"/>
+              <w:t>&lt;?php</w:t>
+            </w:r>
+            <w:r>
+              <w:rPr>
+                <w:sz w:val="18"/>
+                <w:szCs w:val="18"/>
+                <w:lang w:val="pt-PT"/>
+              </w:rPr>
+              <w:t xml:space="preserve">, </w:t>
+            </w:r>
             <w:r>
               <w:rPr>
                 <w:rFonts w:ascii="Consolas" w:eastAsia="Consolas" w:hAnsi="Consolas" w:cs="Consolas"/>
@@ -3562,9 +3076,8 @@
                 <w:szCs w:val="16"/>
                 <w:lang w:val="pt-PT"/>
               </w:rPr>
-              <w:t>php</w:t>
-            </w:r>
-            <w:proofErr w:type="spellEnd"/>
+              <w:t>echo</w:t>
+            </w:r>
             <w:r>
               <w:rPr>
                 <w:sz w:val="18"/>
@@ -3573,7 +3086,6 @@
               </w:rPr>
               <w:t xml:space="preserve">, </w:t>
             </w:r>
-            <w:proofErr w:type="spellStart"/>
             <w:r>
               <w:rPr>
                 <w:rFonts w:ascii="Consolas" w:eastAsia="Consolas" w:hAnsi="Consolas" w:cs="Consolas"/>
@@ -3581,16 +3093,15 @@
                 <w:szCs w:val="16"/>
                 <w:lang w:val="pt-PT"/>
               </w:rPr>
-              <w:t>echo</w:t>
-            </w:r>
-            <w:proofErr w:type="spellEnd"/>
+              <w:t>$_POST</w:t>
+            </w:r>
             <w:r>
               <w:rPr>
                 <w:sz w:val="18"/>
                 <w:szCs w:val="18"/>
                 <w:lang w:val="pt-PT"/>
               </w:rPr>
-              <w:t xml:space="preserve">, </w:t>
+              <w:t xml:space="preserve"> e </w:t>
             </w:r>
             <w:r>
               <w:rPr>
@@ -3599,7 +3110,7 @@
                 <w:szCs w:val="16"/>
                 <w:lang w:val="pt-PT"/>
               </w:rPr>
-              <w:t>$_POST</w:t>
+              <w:t>$_GET</w:t>
             </w:r>
             <w:r>
               <w:rPr>
@@ -3607,7 +3118,7 @@
                 <w:szCs w:val="18"/>
                 <w:lang w:val="pt-PT"/>
               </w:rPr>
-              <w:t xml:space="preserve"> e </w:t>
+              <w:t xml:space="preserve">; </w:t>
             </w:r>
             <w:r>
               <w:rPr>
@@ -3616,7 +3127,7 @@
                 <w:szCs w:val="16"/>
                 <w:lang w:val="pt-PT"/>
               </w:rPr>
-              <w:t>$_GET</w:t>
+              <w:t>include</w:t>
             </w:r>
             <w:r>
               <w:rPr>
@@ -3624,9 +3135,24 @@
                 <w:szCs w:val="18"/>
                 <w:lang w:val="pt-PT"/>
               </w:rPr>
-              <w:t xml:space="preserve">; </w:t>
-            </w:r>
-            <w:proofErr w:type="spellStart"/>
+              <w:t xml:space="preserve"> para o cabeçalho e o rodapé.</w:t>
+            </w:r>
+          </w:p>
+          <w:p>
+            <w:pPr>
+              <w:spacing w:after="30" w:line="260" w:lineRule="auto"/>
+              <w:rPr>
+                <w:lang w:val="pt-PT"/>
+              </w:rPr>
+            </w:pPr>
+            <w:r>
+              <w:rPr>
+                <w:sz w:val="18"/>
+                <w:szCs w:val="18"/>
+                <w:lang w:val="pt-PT"/>
+              </w:rPr>
+              <w:t xml:space="preserve">Ligação </w:t>
+            </w:r>
             <w:r>
               <w:rPr>
                 <w:rFonts w:ascii="Consolas" w:eastAsia="Consolas" w:hAnsi="Consolas" w:cs="Consolas"/>
@@ -3634,34 +3160,16 @@
                 <w:szCs w:val="16"/>
                 <w:lang w:val="pt-PT"/>
               </w:rPr>
-              <w:t>include</w:t>
-            </w:r>
-            <w:proofErr w:type="spellEnd"/>
+              <w:t>new PDO(...)</w:t>
+            </w:r>
             <w:r>
               <w:rPr>
                 <w:sz w:val="18"/>
                 <w:szCs w:val="18"/>
                 <w:lang w:val="pt-PT"/>
               </w:rPr>
-              <w:t xml:space="preserve"> para o cabeçalho e o rodapé.</w:t>
-            </w:r>
-          </w:p>
-          <w:p>
-            <w:pPr>
-              <w:spacing w:after="30" w:line="260" w:lineRule="auto"/>
-              <w:rPr>
-                <w:lang w:val="pt-PT"/>
-              </w:rPr>
-            </w:pPr>
-            <w:r>
-              <w:rPr>
-                <w:sz w:val="18"/>
-                <w:szCs w:val="18"/>
-                <w:lang w:val="pt-PT"/>
-              </w:rPr>
-              <w:t xml:space="preserve">Ligação </w:t>
-            </w:r>
-            <w:proofErr w:type="spellStart"/>
+              <w:t xml:space="preserve"> num ficheiro próprio (ex.: </w:t>
+            </w:r>
             <w:r>
               <w:rPr>
                 <w:rFonts w:ascii="Consolas" w:eastAsia="Consolas" w:hAnsi="Consolas" w:cs="Consolas"/>
@@ -3669,9 +3177,16 @@
                 <w:szCs w:val="16"/>
                 <w:lang w:val="pt-PT"/>
               </w:rPr>
-              <w:t>new</w:t>
-            </w:r>
-            <w:proofErr w:type="spellEnd"/>
+              <w:t>db.php</w:t>
+            </w:r>
+            <w:r>
+              <w:rPr>
+                <w:sz w:val="18"/>
+                <w:szCs w:val="18"/>
+                <w:lang w:val="pt-PT"/>
+              </w:rPr>
+              <w:t xml:space="preserve">); todas as consultas com </w:t>
+            </w:r>
             <w:r>
               <w:rPr>
                 <w:rFonts w:ascii="Consolas" w:eastAsia="Consolas" w:hAnsi="Consolas" w:cs="Consolas"/>
@@ -3679,7 +3194,7 @@
                 <w:szCs w:val="16"/>
                 <w:lang w:val="pt-PT"/>
               </w:rPr>
-              <w:t xml:space="preserve"> PDO(...)</w:t>
+              <w:t>prepare()</w:t>
             </w:r>
             <w:r>
               <w:rPr>
@@ -3687,9 +3202,8 @@
                 <w:szCs w:val="18"/>
                 <w:lang w:val="pt-PT"/>
               </w:rPr>
-              <w:t xml:space="preserve"> num ficheiro próprio (ex.: </w:t>
-            </w:r>
-            <w:proofErr w:type="spellStart"/>
+              <w:t xml:space="preserve"> e </w:t>
+            </w:r>
             <w:r>
               <w:rPr>
                 <w:rFonts w:ascii="Consolas" w:eastAsia="Consolas" w:hAnsi="Consolas" w:cs="Consolas"/>
@@ -3697,18 +3211,24 @@
                 <w:szCs w:val="16"/>
                 <w:lang w:val="pt-PT"/>
               </w:rPr>
-              <w:t>db.php</w:t>
-            </w:r>
-            <w:proofErr w:type="spellEnd"/>
+              <w:t>execute()</w:t>
+            </w:r>
             <w:r>
               <w:rPr>
                 <w:sz w:val="18"/>
                 <w:szCs w:val="18"/>
                 <w:lang w:val="pt-PT"/>
               </w:rPr>
-              <w:t xml:space="preserve">); todas as consultas com </w:t>
-            </w:r>
-            <w:proofErr w:type="gramStart"/>
+              <w:t>.</w:t>
+            </w:r>
+          </w:p>
+          <w:p>
+            <w:pPr>
+              <w:spacing w:after="30" w:line="260" w:lineRule="auto"/>
+              <w:rPr>
+                <w:lang w:val="pt-PT"/>
+              </w:rPr>
+            </w:pPr>
             <w:r>
               <w:rPr>
                 <w:rFonts w:ascii="Consolas" w:eastAsia="Consolas" w:hAnsi="Consolas" w:cs="Consolas"/>
@@ -3716,84 +3236,112 @@
                 <w:szCs w:val="16"/>
                 <w:lang w:val="pt-PT"/>
               </w:rPr>
-              <w:t>prepare(</w:t>
-            </w:r>
-            <w:proofErr w:type="gramEnd"/>
+              <w:t>header('Location: ...'); exit;</w:t>
+            </w:r>
+            <w:r>
+              <w:rPr>
+                <w:sz w:val="18"/>
+                <w:szCs w:val="18"/>
+                <w:lang w:val="pt-PT"/>
+              </w:rPr>
+              <w:t xml:space="preserve"> depois de cada POST.</w:t>
+            </w:r>
+          </w:p>
+          <w:p>
+            <w:pPr>
+              <w:spacing w:after="30" w:line="260" w:lineRule="auto"/>
+            </w:pPr>
             <w:r>
               <w:rPr>
                 <w:rFonts w:ascii="Consolas" w:eastAsia="Consolas" w:hAnsi="Consolas" w:cs="Consolas"/>
                 <w:sz w:val="16"/>
                 <w:szCs w:val="16"/>
-                <w:lang w:val="pt-PT"/>
-              </w:rPr>
-              <w:t>)</w:t>
+              </w:rPr>
+              <w:t>password_hash()</w:t>
             </w:r>
             <w:r>
               <w:rPr>
                 <w:sz w:val="18"/>
                 <w:szCs w:val="18"/>
-                <w:lang w:val="pt-PT"/>
               </w:rPr>
               <w:t xml:space="preserve"> e </w:t>
             </w:r>
-            <w:proofErr w:type="gramStart"/>
             <w:r>
               <w:rPr>
                 <w:rFonts w:ascii="Consolas" w:eastAsia="Consolas" w:hAnsi="Consolas" w:cs="Consolas"/>
                 <w:sz w:val="16"/>
                 <w:szCs w:val="16"/>
-                <w:lang w:val="pt-PT"/>
-              </w:rPr>
-              <w:t>execute(</w:t>
-            </w:r>
-            <w:proofErr w:type="gramEnd"/>
+              </w:rPr>
+              <w:t>password_verify()</w:t>
+            </w:r>
+            <w:r>
+              <w:rPr>
+                <w:sz w:val="18"/>
+                <w:szCs w:val="18"/>
+              </w:rPr>
+              <w:t xml:space="preserve">; </w:t>
+            </w:r>
             <w:r>
               <w:rPr>
                 <w:rFonts w:ascii="Consolas" w:eastAsia="Consolas" w:hAnsi="Consolas" w:cs="Consolas"/>
                 <w:sz w:val="16"/>
                 <w:szCs w:val="16"/>
-                <w:lang w:val="pt-PT"/>
-              </w:rPr>
-              <w:t>)</w:t>
+              </w:rPr>
+              <w:t>session_start()</w:t>
             </w:r>
             <w:r>
               <w:rPr>
                 <w:sz w:val="18"/>
                 <w:szCs w:val="18"/>
-                <w:lang w:val="pt-PT"/>
-              </w:rPr>
-              <w:t>.</w:t>
-            </w:r>
-          </w:p>
-          <w:p>
-            <w:pPr>
-              <w:spacing w:after="30" w:line="260" w:lineRule="auto"/>
-              <w:rPr>
-                <w:lang w:val="pt-PT"/>
-              </w:rPr>
-            </w:pPr>
-            <w:proofErr w:type="spellStart"/>
-            <w:proofErr w:type="gramStart"/>
+              </w:rPr>
+              <w:t xml:space="preserve">, </w:t>
+            </w:r>
             <w:r>
               <w:rPr>
                 <w:rFonts w:ascii="Consolas" w:eastAsia="Consolas" w:hAnsi="Consolas" w:cs="Consolas"/>
                 <w:sz w:val="16"/>
                 <w:szCs w:val="16"/>
-                <w:lang w:val="pt-PT"/>
-              </w:rPr>
-              <w:t>header</w:t>
-            </w:r>
-            <w:proofErr w:type="spellEnd"/>
+              </w:rPr>
+              <w:t>$_SESSION</w:t>
+            </w:r>
+            <w:r>
+              <w:rPr>
+                <w:sz w:val="18"/>
+                <w:szCs w:val="18"/>
+              </w:rPr>
+              <w:t xml:space="preserve">, </w:t>
+            </w:r>
             <w:r>
               <w:rPr>
                 <w:rFonts w:ascii="Consolas" w:eastAsia="Consolas" w:hAnsi="Consolas" w:cs="Consolas"/>
                 <w:sz w:val="16"/>
                 <w:szCs w:val="16"/>
-                <w:lang w:val="pt-PT"/>
-              </w:rPr>
-              <w:t>(</w:t>
-            </w:r>
-            <w:proofErr w:type="gramEnd"/>
+              </w:rPr>
+              <w:t>session_destroy()</w:t>
+            </w:r>
+            <w:r>
+              <w:rPr>
+                <w:sz w:val="18"/>
+                <w:szCs w:val="18"/>
+              </w:rPr>
+              <w:t>.</w:t>
+            </w:r>
+          </w:p>
+          <w:p>
+            <w:pPr>
+              <w:spacing w:after="30" w:line="260" w:lineRule="auto"/>
+              <w:rPr>
+                <w:lang w:val="pt-PT"/>
+              </w:rPr>
+            </w:pPr>
+            <w:r>
+              <w:rPr>
+                <w:sz w:val="18"/>
+                <w:szCs w:val="18"/>
+                <w:lang w:val="pt-PT"/>
+              </w:rPr>
+              <w:t xml:space="preserve">Verificação de sessão no topo de cada página restrita; </w:t>
+            </w:r>
             <w:r>
               <w:rPr>
                 <w:rFonts w:ascii="Consolas" w:eastAsia="Consolas" w:hAnsi="Consolas" w:cs="Consolas"/>
@@ -3801,274 +3349,7 @@
                 <w:szCs w:val="16"/>
                 <w:lang w:val="pt-PT"/>
               </w:rPr>
-              <w:t>'</w:t>
-            </w:r>
-            <w:proofErr w:type="spellStart"/>
-            <w:r>
-              <w:rPr>
-                <w:rFonts w:ascii="Consolas" w:eastAsia="Consolas" w:hAnsi="Consolas" w:cs="Consolas"/>
-                <w:sz w:val="16"/>
-                <w:szCs w:val="16"/>
-                <w:lang w:val="pt-PT"/>
-              </w:rPr>
-              <w:t>Location</w:t>
-            </w:r>
-            <w:proofErr w:type="spellEnd"/>
-            <w:r>
-              <w:rPr>
-                <w:rFonts w:ascii="Consolas" w:eastAsia="Consolas" w:hAnsi="Consolas" w:cs="Consolas"/>
-                <w:sz w:val="16"/>
-                <w:szCs w:val="16"/>
-                <w:lang w:val="pt-PT"/>
-              </w:rPr>
-              <w:t>: ...'); exit;</w:t>
-            </w:r>
-            <w:r>
-              <w:rPr>
-                <w:sz w:val="18"/>
-                <w:szCs w:val="18"/>
-                <w:lang w:val="pt-PT"/>
-              </w:rPr>
-              <w:t xml:space="preserve"> depois de cada POST.</w:t>
-            </w:r>
-          </w:p>
-          <w:p>
-            <w:pPr>
-              <w:spacing w:after="30" w:line="260" w:lineRule="auto"/>
-            </w:pPr>
-            <w:proofErr w:type="spellStart"/>
-            <w:r>
-              <w:rPr>
-                <w:rFonts w:ascii="Consolas" w:eastAsia="Consolas" w:hAnsi="Consolas" w:cs="Consolas"/>
-                <w:sz w:val="16"/>
-                <w:szCs w:val="16"/>
-              </w:rPr>
-              <w:t>password_</w:t>
-            </w:r>
-            <w:proofErr w:type="gramStart"/>
-            <w:r>
-              <w:rPr>
-                <w:rFonts w:ascii="Consolas" w:eastAsia="Consolas" w:hAnsi="Consolas" w:cs="Consolas"/>
-                <w:sz w:val="16"/>
-                <w:szCs w:val="16"/>
-              </w:rPr>
-              <w:t>hash</w:t>
-            </w:r>
-            <w:proofErr w:type="spellEnd"/>
-            <w:r>
-              <w:rPr>
-                <w:rFonts w:ascii="Consolas" w:eastAsia="Consolas" w:hAnsi="Consolas" w:cs="Consolas"/>
-                <w:sz w:val="16"/>
-                <w:szCs w:val="16"/>
-              </w:rPr>
-              <w:t>(</w:t>
-            </w:r>
-            <w:proofErr w:type="gramEnd"/>
-            <w:r>
-              <w:rPr>
-                <w:rFonts w:ascii="Consolas" w:eastAsia="Consolas" w:hAnsi="Consolas" w:cs="Consolas"/>
-                <w:sz w:val="16"/>
-                <w:szCs w:val="16"/>
-              </w:rPr>
-              <w:t>)</w:t>
-            </w:r>
-            <w:r>
-              <w:rPr>
-                <w:sz w:val="18"/>
-                <w:szCs w:val="18"/>
-              </w:rPr>
-              <w:t xml:space="preserve"> e </w:t>
-            </w:r>
-            <w:proofErr w:type="spellStart"/>
-            <w:r>
-              <w:rPr>
-                <w:rFonts w:ascii="Consolas" w:eastAsia="Consolas" w:hAnsi="Consolas" w:cs="Consolas"/>
-                <w:sz w:val="16"/>
-                <w:szCs w:val="16"/>
-              </w:rPr>
-              <w:t>password_</w:t>
-            </w:r>
-            <w:proofErr w:type="gramStart"/>
-            <w:r>
-              <w:rPr>
-                <w:rFonts w:ascii="Consolas" w:eastAsia="Consolas" w:hAnsi="Consolas" w:cs="Consolas"/>
-                <w:sz w:val="16"/>
-                <w:szCs w:val="16"/>
-              </w:rPr>
-              <w:t>verify</w:t>
-            </w:r>
-            <w:proofErr w:type="spellEnd"/>
-            <w:r>
-              <w:rPr>
-                <w:rFonts w:ascii="Consolas" w:eastAsia="Consolas" w:hAnsi="Consolas" w:cs="Consolas"/>
-                <w:sz w:val="16"/>
-                <w:szCs w:val="16"/>
-              </w:rPr>
-              <w:t>(</w:t>
-            </w:r>
-            <w:proofErr w:type="gramEnd"/>
-            <w:r>
-              <w:rPr>
-                <w:rFonts w:ascii="Consolas" w:eastAsia="Consolas" w:hAnsi="Consolas" w:cs="Consolas"/>
-                <w:sz w:val="16"/>
-                <w:szCs w:val="16"/>
-              </w:rPr>
-              <w:t>)</w:t>
-            </w:r>
-            <w:r>
-              <w:rPr>
-                <w:sz w:val="18"/>
-                <w:szCs w:val="18"/>
-              </w:rPr>
-              <w:t xml:space="preserve">; </w:t>
-            </w:r>
-            <w:proofErr w:type="spellStart"/>
-            <w:r>
-              <w:rPr>
-                <w:rFonts w:ascii="Consolas" w:eastAsia="Consolas" w:hAnsi="Consolas" w:cs="Consolas"/>
-                <w:sz w:val="16"/>
-                <w:szCs w:val="16"/>
-              </w:rPr>
-              <w:t>session_</w:t>
-            </w:r>
-            <w:proofErr w:type="gramStart"/>
-            <w:r>
-              <w:rPr>
-                <w:rFonts w:ascii="Consolas" w:eastAsia="Consolas" w:hAnsi="Consolas" w:cs="Consolas"/>
-                <w:sz w:val="16"/>
-                <w:szCs w:val="16"/>
-              </w:rPr>
-              <w:t>start</w:t>
-            </w:r>
-            <w:proofErr w:type="spellEnd"/>
-            <w:r>
-              <w:rPr>
-                <w:rFonts w:ascii="Consolas" w:eastAsia="Consolas" w:hAnsi="Consolas" w:cs="Consolas"/>
-                <w:sz w:val="16"/>
-                <w:szCs w:val="16"/>
-              </w:rPr>
-              <w:t>(</w:t>
-            </w:r>
-            <w:proofErr w:type="gramEnd"/>
-            <w:r>
-              <w:rPr>
-                <w:rFonts w:ascii="Consolas" w:eastAsia="Consolas" w:hAnsi="Consolas" w:cs="Consolas"/>
-                <w:sz w:val="16"/>
-                <w:szCs w:val="16"/>
-              </w:rPr>
-              <w:t>)</w:t>
-            </w:r>
-            <w:r>
-              <w:rPr>
-                <w:sz w:val="18"/>
-                <w:szCs w:val="18"/>
-              </w:rPr>
-              <w:t xml:space="preserve">, </w:t>
-            </w:r>
-            <w:r>
-              <w:rPr>
-                <w:rFonts w:ascii="Consolas" w:eastAsia="Consolas" w:hAnsi="Consolas" w:cs="Consolas"/>
-                <w:sz w:val="16"/>
-                <w:szCs w:val="16"/>
-              </w:rPr>
-              <w:t>$_SESSION</w:t>
-            </w:r>
-            <w:r>
-              <w:rPr>
-                <w:sz w:val="18"/>
-                <w:szCs w:val="18"/>
-              </w:rPr>
-              <w:t xml:space="preserve">, </w:t>
-            </w:r>
-            <w:proofErr w:type="spellStart"/>
-            <w:r>
-              <w:rPr>
-                <w:rFonts w:ascii="Consolas" w:eastAsia="Consolas" w:hAnsi="Consolas" w:cs="Consolas"/>
-                <w:sz w:val="16"/>
-                <w:szCs w:val="16"/>
-              </w:rPr>
-              <w:t>session_</w:t>
-            </w:r>
-            <w:proofErr w:type="gramStart"/>
-            <w:r>
-              <w:rPr>
-                <w:rFonts w:ascii="Consolas" w:eastAsia="Consolas" w:hAnsi="Consolas" w:cs="Consolas"/>
-                <w:sz w:val="16"/>
-                <w:szCs w:val="16"/>
-              </w:rPr>
-              <w:t>destroy</w:t>
-            </w:r>
-            <w:proofErr w:type="spellEnd"/>
-            <w:r>
-              <w:rPr>
-                <w:rFonts w:ascii="Consolas" w:eastAsia="Consolas" w:hAnsi="Consolas" w:cs="Consolas"/>
-                <w:sz w:val="16"/>
-                <w:szCs w:val="16"/>
-              </w:rPr>
-              <w:t>(</w:t>
-            </w:r>
-            <w:proofErr w:type="gramEnd"/>
-            <w:r>
-              <w:rPr>
-                <w:rFonts w:ascii="Consolas" w:eastAsia="Consolas" w:hAnsi="Consolas" w:cs="Consolas"/>
-                <w:sz w:val="16"/>
-                <w:szCs w:val="16"/>
-              </w:rPr>
-              <w:t>)</w:t>
-            </w:r>
-            <w:r>
-              <w:rPr>
-                <w:sz w:val="18"/>
-                <w:szCs w:val="18"/>
-              </w:rPr>
-              <w:t>.</w:t>
-            </w:r>
-          </w:p>
-          <w:p>
-            <w:pPr>
-              <w:spacing w:after="30" w:line="260" w:lineRule="auto"/>
-              <w:rPr>
-                <w:lang w:val="pt-PT"/>
-              </w:rPr>
-            </w:pPr>
-            <w:r>
-              <w:rPr>
-                <w:sz w:val="18"/>
-                <w:szCs w:val="18"/>
-                <w:lang w:val="pt-PT"/>
-              </w:rPr>
-              <w:t xml:space="preserve">Verificação de sessão no topo de cada página restrita; </w:t>
-            </w:r>
-            <w:proofErr w:type="spellStart"/>
-            <w:proofErr w:type="gramStart"/>
-            <w:r>
-              <w:rPr>
-                <w:rFonts w:ascii="Consolas" w:eastAsia="Consolas" w:hAnsi="Consolas" w:cs="Consolas"/>
-                <w:sz w:val="16"/>
-                <w:szCs w:val="16"/>
-                <w:lang w:val="pt-PT"/>
-              </w:rPr>
-              <w:t>htmlspecialchars</w:t>
-            </w:r>
-            <w:proofErr w:type="spellEnd"/>
-            <w:r>
-              <w:rPr>
-                <w:rFonts w:ascii="Consolas" w:eastAsia="Consolas" w:hAnsi="Consolas" w:cs="Consolas"/>
-                <w:sz w:val="16"/>
-                <w:szCs w:val="16"/>
-                <w:lang w:val="pt-PT"/>
-              </w:rPr>
-              <w:t>(</w:t>
-            </w:r>
-            <w:proofErr w:type="gramEnd"/>
-            <w:r>
-              <w:rPr>
-                <w:rFonts w:ascii="Consolas" w:eastAsia="Consolas" w:hAnsi="Consolas" w:cs="Consolas"/>
-                <w:sz w:val="16"/>
-                <w:szCs w:val="16"/>
-                <w:lang w:val="pt-PT"/>
-              </w:rPr>
-              <w:t>)</w:t>
+              <w:t>htmlspecialchars()</w:t>
             </w:r>
             <w:r>
               <w:rPr>
@@ -4114,7 +3395,6 @@
                 <w:sz w:val="19"/>
                 <w:szCs w:val="19"/>
               </w:rPr>
-              <w:lastRenderedPageBreak/>
               <w:t>Stack B — Node.js</w:t>
             </w:r>
           </w:p>
@@ -4185,8 +3465,6 @@
               </w:rPr>
               <w:t xml:space="preserve">; </w:t>
             </w:r>
-            <w:proofErr w:type="spellStart"/>
-            <w:proofErr w:type="gramStart"/>
             <w:r>
               <w:rPr>
                 <w:rFonts w:ascii="Consolas" w:eastAsia="Consolas" w:hAnsi="Consolas" w:cs="Consolas"/>
@@ -4194,10 +3472,16 @@
                 <w:szCs w:val="16"/>
                 <w:lang w:val="pt-PT"/>
               </w:rPr>
-              <w:t>express.static</w:t>
-            </w:r>
-            <w:proofErr w:type="spellEnd"/>
-            <w:proofErr w:type="gramEnd"/>
+              <w:t>express.static('public')</w:t>
+            </w:r>
+            <w:r>
+              <w:rPr>
+                <w:sz w:val="18"/>
+                <w:szCs w:val="18"/>
+                <w:lang w:val="pt-PT"/>
+              </w:rPr>
+              <w:t xml:space="preserve"> e </w:t>
+            </w:r>
             <w:r>
               <w:rPr>
                 <w:rFonts w:ascii="Consolas" w:eastAsia="Consolas" w:hAnsi="Consolas" w:cs="Consolas"/>
@@ -4205,9 +3489,24 @@
                 <w:szCs w:val="16"/>
                 <w:lang w:val="pt-PT"/>
               </w:rPr>
-              <w:t>('</w:t>
-            </w:r>
-            <w:proofErr w:type="spellStart"/>
+              <w:t>express.urlencoded(...)</w:t>
+            </w:r>
+            <w:r>
+              <w:rPr>
+                <w:sz w:val="18"/>
+                <w:szCs w:val="18"/>
+                <w:lang w:val="pt-PT"/>
+              </w:rPr>
+              <w:t>.</w:t>
+            </w:r>
+          </w:p>
+          <w:p>
+            <w:pPr>
+              <w:spacing w:after="30" w:line="260" w:lineRule="auto"/>
+              <w:rPr>
+                <w:lang w:val="pt-PT"/>
+              </w:rPr>
+            </w:pPr>
             <w:r>
               <w:rPr>
                 <w:rFonts w:ascii="Consolas" w:eastAsia="Consolas" w:hAnsi="Consolas" w:cs="Consolas"/>
@@ -4215,9 +3514,16 @@
                 <w:szCs w:val="16"/>
                 <w:lang w:val="pt-PT"/>
               </w:rPr>
-              <w:t>public</w:t>
-            </w:r>
-            <w:proofErr w:type="spellEnd"/>
+              <w:t>app.get</w:t>
+            </w:r>
+            <w:r>
+              <w:rPr>
+                <w:sz w:val="18"/>
+                <w:szCs w:val="18"/>
+                <w:lang w:val="pt-PT"/>
+              </w:rPr>
+              <w:t xml:space="preserve"> e </w:t>
+            </w:r>
             <w:r>
               <w:rPr>
                 <w:rFonts w:ascii="Consolas" w:eastAsia="Consolas" w:hAnsi="Consolas" w:cs="Consolas"/>
@@ -4225,7 +3531,7 @@
                 <w:szCs w:val="16"/>
                 <w:lang w:val="pt-PT"/>
               </w:rPr>
-              <w:t>')</w:t>
+              <w:t>app.post</w:t>
             </w:r>
             <w:r>
               <w:rPr>
@@ -4233,10 +3539,8 @@
                 <w:szCs w:val="18"/>
                 <w:lang w:val="pt-PT"/>
               </w:rPr>
-              <w:t xml:space="preserve"> e </w:t>
-            </w:r>
-            <w:proofErr w:type="spellStart"/>
-            <w:proofErr w:type="gramStart"/>
+              <w:t xml:space="preserve">; </w:t>
+            </w:r>
             <w:r>
               <w:rPr>
                 <w:rFonts w:ascii="Consolas" w:eastAsia="Consolas" w:hAnsi="Consolas" w:cs="Consolas"/>
@@ -4244,10 +3548,16 @@
                 <w:szCs w:val="16"/>
                 <w:lang w:val="pt-PT"/>
               </w:rPr>
-              <w:t>express.urlencoded</w:t>
-            </w:r>
-            <w:proofErr w:type="spellEnd"/>
-            <w:proofErr w:type="gramEnd"/>
+              <w:t>req.body</w:t>
+            </w:r>
+            <w:r>
+              <w:rPr>
+                <w:sz w:val="18"/>
+                <w:szCs w:val="18"/>
+                <w:lang w:val="pt-PT"/>
+              </w:rPr>
+              <w:t xml:space="preserve"> e </w:t>
+            </w:r>
             <w:r>
               <w:rPr>
                 <w:rFonts w:ascii="Consolas" w:eastAsia="Consolas" w:hAnsi="Consolas" w:cs="Consolas"/>
@@ -4255,7 +3565,7 @@
                 <w:szCs w:val="16"/>
                 <w:lang w:val="pt-PT"/>
               </w:rPr>
-              <w:t>(...)</w:t>
+              <w:t>req.params</w:t>
             </w:r>
             <w:r>
               <w:rPr>
@@ -4263,17 +3573,8 @@
                 <w:szCs w:val="18"/>
                 <w:lang w:val="pt-PT"/>
               </w:rPr>
-              <w:t>.</w:t>
-            </w:r>
-          </w:p>
-          <w:p>
-            <w:pPr>
-              <w:spacing w:after="30" w:line="260" w:lineRule="auto"/>
-              <w:rPr>
-                <w:lang w:val="pt-PT"/>
-              </w:rPr>
-            </w:pPr>
-            <w:proofErr w:type="spellStart"/>
+              <w:t xml:space="preserve">; </w:t>
+            </w:r>
             <w:r>
               <w:rPr>
                 <w:rFonts w:ascii="Consolas" w:eastAsia="Consolas" w:hAnsi="Consolas" w:cs="Consolas"/>
@@ -4281,514 +3582,223 @@
                 <w:szCs w:val="16"/>
                 <w:lang w:val="pt-PT"/>
               </w:rPr>
-              <w:t>app.get</w:t>
-            </w:r>
-            <w:proofErr w:type="spellEnd"/>
+              <w:t>res.redirect()</w:t>
+            </w:r>
             <w:r>
               <w:rPr>
                 <w:sz w:val="18"/>
                 <w:szCs w:val="18"/>
                 <w:lang w:val="pt-PT"/>
               </w:rPr>
-              <w:t xml:space="preserve"> e </w:t>
-            </w:r>
-            <w:proofErr w:type="spellStart"/>
+              <w:t xml:space="preserve"> depois de cada POST.</w:t>
+            </w:r>
+          </w:p>
+          <w:p>
+            <w:pPr>
+              <w:spacing w:after="30" w:line="260" w:lineRule="auto"/>
+            </w:pPr>
             <w:r>
               <w:rPr>
                 <w:rFonts w:ascii="Consolas" w:eastAsia="Consolas" w:hAnsi="Consolas" w:cs="Consolas"/>
                 <w:sz w:val="16"/>
                 <w:szCs w:val="16"/>
-                <w:lang w:val="pt-PT"/>
-              </w:rPr>
-              <w:t>app.post</w:t>
-            </w:r>
-            <w:proofErr w:type="spellEnd"/>
+              </w:rPr>
+              <w:t>app.set('view engine', 'ejs')</w:t>
+            </w:r>
             <w:r>
               <w:rPr>
                 <w:sz w:val="18"/>
                 <w:szCs w:val="18"/>
-                <w:lang w:val="pt-PT"/>
-              </w:rPr>
-              <w:t xml:space="preserve">; </w:t>
-            </w:r>
-            <w:proofErr w:type="spellStart"/>
-            <w:proofErr w:type="gramStart"/>
+              </w:rPr>
+              <w:t xml:space="preserve">, </w:t>
+            </w:r>
             <w:r>
               <w:rPr>
                 <w:rFonts w:ascii="Consolas" w:eastAsia="Consolas" w:hAnsi="Consolas" w:cs="Consolas"/>
                 <w:sz w:val="16"/>
                 <w:szCs w:val="16"/>
-                <w:lang w:val="pt-PT"/>
-              </w:rPr>
-              <w:t>req.body</w:t>
-            </w:r>
-            <w:proofErr w:type="spellEnd"/>
-            <w:proofErr w:type="gramEnd"/>
+              </w:rPr>
+              <w:t>res.render()</w:t>
+            </w:r>
             <w:r>
               <w:rPr>
                 <w:sz w:val="18"/>
                 <w:szCs w:val="18"/>
-                <w:lang w:val="pt-PT"/>
-              </w:rPr>
-              <w:t xml:space="preserve"> e </w:t>
-            </w:r>
-            <w:proofErr w:type="spellStart"/>
-            <w:proofErr w:type="gramStart"/>
+              </w:rPr>
+              <w:t xml:space="preserve">, </w:t>
+            </w:r>
             <w:r>
               <w:rPr>
                 <w:rFonts w:ascii="Consolas" w:eastAsia="Consolas" w:hAnsi="Consolas" w:cs="Consolas"/>
                 <w:sz w:val="16"/>
                 <w:szCs w:val="16"/>
-                <w:lang w:val="pt-PT"/>
-              </w:rPr>
-              <w:t>req.params</w:t>
-            </w:r>
-            <w:proofErr w:type="spellEnd"/>
-            <w:proofErr w:type="gramEnd"/>
+              </w:rPr>
+              <w:t>&lt;%= %&gt;</w:t>
+            </w:r>
             <w:r>
               <w:rPr>
                 <w:sz w:val="18"/>
                 <w:szCs w:val="18"/>
-                <w:lang w:val="pt-PT"/>
-              </w:rPr>
-              <w:t xml:space="preserve">; </w:t>
-            </w:r>
-            <w:proofErr w:type="spellStart"/>
-            <w:proofErr w:type="gramStart"/>
+              </w:rPr>
+              <w:t xml:space="preserve">, </w:t>
+            </w:r>
             <w:r>
               <w:rPr>
                 <w:rFonts w:ascii="Consolas" w:eastAsia="Consolas" w:hAnsi="Consolas" w:cs="Consolas"/>
                 <w:sz w:val="16"/>
                 <w:szCs w:val="16"/>
-                <w:lang w:val="pt-PT"/>
-              </w:rPr>
-              <w:t>res.redirect</w:t>
-            </w:r>
-            <w:proofErr w:type="spellEnd"/>
-            <w:proofErr w:type="gramEnd"/>
+              </w:rPr>
+              <w:t>&lt;%- include('partials/...') %&gt;</w:t>
+            </w:r>
+            <w:r>
+              <w:rPr>
+                <w:sz w:val="18"/>
+                <w:szCs w:val="18"/>
+              </w:rPr>
+              <w:t xml:space="preserve"> e </w:t>
+            </w:r>
             <w:r>
               <w:rPr>
                 <w:rFonts w:ascii="Consolas" w:eastAsia="Consolas" w:hAnsi="Consolas" w:cs="Consolas"/>
                 <w:sz w:val="16"/>
                 <w:szCs w:val="16"/>
-                <w:lang w:val="pt-PT"/>
-              </w:rPr>
-              <w:t>()</w:t>
+              </w:rPr>
+              <w:t>forEach</w:t>
             </w:r>
             <w:r>
               <w:rPr>
                 <w:sz w:val="18"/>
                 <w:szCs w:val="18"/>
-                <w:lang w:val="pt-PT"/>
-              </w:rPr>
-              <w:t xml:space="preserve"> depois de cada POST.</w:t>
+              </w:rPr>
+              <w:t xml:space="preserve"> nas listagens.</w:t>
             </w:r>
           </w:p>
           <w:p>
             <w:pPr>
               <w:spacing w:after="30" w:line="260" w:lineRule="auto"/>
-            </w:pPr>
-            <w:proofErr w:type="spellStart"/>
-            <w:proofErr w:type="gramStart"/>
+              <w:rPr>
+                <w:lang w:val="pt-PT"/>
+              </w:rPr>
+            </w:pPr>
             <w:r>
               <w:rPr>
                 <w:rFonts w:ascii="Consolas" w:eastAsia="Consolas" w:hAnsi="Consolas" w:cs="Consolas"/>
                 <w:sz w:val="16"/>
                 <w:szCs w:val="16"/>
-              </w:rPr>
-              <w:t>app.set</w:t>
-            </w:r>
-            <w:proofErr w:type="spellEnd"/>
+                <w:lang w:val="pt-PT"/>
+              </w:rPr>
+              <w:t>mysql2</w:t>
+            </w:r>
+            <w:r>
+              <w:rPr>
+                <w:sz w:val="18"/>
+                <w:szCs w:val="18"/>
+                <w:lang w:val="pt-PT"/>
+              </w:rPr>
+              <w:t xml:space="preserve"> com </w:t>
+            </w:r>
             <w:r>
               <w:rPr>
                 <w:rFonts w:ascii="Consolas" w:eastAsia="Consolas" w:hAnsi="Consolas" w:cs="Consolas"/>
                 <w:sz w:val="16"/>
                 <w:szCs w:val="16"/>
-              </w:rPr>
-              <w:t>(</w:t>
-            </w:r>
-            <w:proofErr w:type="gramEnd"/>
+                <w:lang w:val="pt-PT"/>
+              </w:rPr>
+              <w:t>?</w:t>
+            </w:r>
+            <w:r>
+              <w:rPr>
+                <w:sz w:val="18"/>
+                <w:szCs w:val="18"/>
+                <w:lang w:val="pt-PT"/>
+              </w:rPr>
+              <w:t xml:space="preserve"> e array de parâmetros em todas as consultas.</w:t>
+            </w:r>
+          </w:p>
+          <w:p>
+            <w:pPr>
+              <w:spacing w:after="30" w:line="260" w:lineRule="auto"/>
+              <w:rPr>
+                <w:lang w:val="pt-PT"/>
+              </w:rPr>
+            </w:pPr>
             <w:r>
               <w:rPr>
                 <w:rFonts w:ascii="Consolas" w:eastAsia="Consolas" w:hAnsi="Consolas" w:cs="Consolas"/>
                 <w:sz w:val="16"/>
                 <w:szCs w:val="16"/>
-              </w:rPr>
-              <w:t>'view engine', '</w:t>
-            </w:r>
-            <w:proofErr w:type="spellStart"/>
+                <w:lang w:val="pt-PT"/>
+              </w:rPr>
+              <w:t>bcrypt.hash()</w:t>
+            </w:r>
+            <w:r>
+              <w:rPr>
+                <w:sz w:val="18"/>
+                <w:szCs w:val="18"/>
+                <w:lang w:val="pt-PT"/>
+              </w:rPr>
+              <w:t xml:space="preserve"> e </w:t>
+            </w:r>
             <w:r>
               <w:rPr>
                 <w:rFonts w:ascii="Consolas" w:eastAsia="Consolas" w:hAnsi="Consolas" w:cs="Consolas"/>
                 <w:sz w:val="16"/>
                 <w:szCs w:val="16"/>
-              </w:rPr>
-              <w:t>ejs</w:t>
-            </w:r>
-            <w:proofErr w:type="spellEnd"/>
+                <w:lang w:val="pt-PT"/>
+              </w:rPr>
+              <w:t>bcrypt.compare()</w:t>
+            </w:r>
+            <w:r>
+              <w:rPr>
+                <w:sz w:val="18"/>
+                <w:szCs w:val="18"/>
+                <w:lang w:val="pt-PT"/>
+              </w:rPr>
+              <w:t xml:space="preserve">; </w:t>
+            </w:r>
             <w:r>
               <w:rPr>
                 <w:rFonts w:ascii="Consolas" w:eastAsia="Consolas" w:hAnsi="Consolas" w:cs="Consolas"/>
                 <w:sz w:val="16"/>
                 <w:szCs w:val="16"/>
-              </w:rPr>
-              <w:t>')</w:t>
+                <w:lang w:val="pt-PT"/>
+              </w:rPr>
+              <w:t>express-session</w:t>
             </w:r>
             <w:r>
               <w:rPr>
                 <w:sz w:val="18"/>
                 <w:szCs w:val="18"/>
-              </w:rPr>
-              <w:t xml:space="preserve">, </w:t>
-            </w:r>
-            <w:proofErr w:type="spellStart"/>
-            <w:proofErr w:type="gramStart"/>
+                <w:lang w:val="pt-PT"/>
+              </w:rPr>
+              <w:t xml:space="preserve">; middleware de autenticação antes das rotas protegidas; credenciais num </w:t>
+            </w:r>
             <w:r>
               <w:rPr>
                 <w:rFonts w:ascii="Consolas" w:eastAsia="Consolas" w:hAnsi="Consolas" w:cs="Consolas"/>
                 <w:sz w:val="16"/>
                 <w:szCs w:val="16"/>
-              </w:rPr>
-              <w:t>res.render</w:t>
-            </w:r>
-            <w:proofErr w:type="spellEnd"/>
-            <w:proofErr w:type="gramEnd"/>
+                <w:lang w:val="pt-PT"/>
+              </w:rPr>
+              <w:t>.env</w:t>
+            </w:r>
+            <w:r>
+              <w:rPr>
+                <w:sz w:val="18"/>
+                <w:szCs w:val="18"/>
+                <w:lang w:val="pt-PT"/>
+              </w:rPr>
+              <w:t xml:space="preserve"> lido com </w:t>
+            </w:r>
             <w:r>
               <w:rPr>
                 <w:rFonts w:ascii="Consolas" w:eastAsia="Consolas" w:hAnsi="Consolas" w:cs="Consolas"/>
                 <w:sz w:val="16"/>
                 <w:szCs w:val="16"/>
-              </w:rPr>
-              <w:t>()</w:t>
-            </w:r>
-            <w:r>
-              <w:rPr>
-                <w:sz w:val="18"/>
-                <w:szCs w:val="18"/>
-              </w:rPr>
-              <w:t xml:space="preserve">, </w:t>
-            </w:r>
-            <w:r>
-              <w:rPr>
-                <w:rFonts w:ascii="Consolas" w:eastAsia="Consolas" w:hAnsi="Consolas" w:cs="Consolas"/>
-                <w:sz w:val="16"/>
-                <w:szCs w:val="16"/>
-              </w:rPr>
-              <w:t>&lt;%= %&gt;</w:t>
-            </w:r>
-            <w:r>
-              <w:rPr>
-                <w:sz w:val="18"/>
-                <w:szCs w:val="18"/>
-              </w:rPr>
-              <w:t xml:space="preserve">, </w:t>
-            </w:r>
-            <w:r>
-              <w:rPr>
-                <w:rFonts w:ascii="Consolas" w:eastAsia="Consolas" w:hAnsi="Consolas" w:cs="Consolas"/>
-                <w:sz w:val="16"/>
-                <w:szCs w:val="16"/>
-              </w:rPr>
-              <w:t xml:space="preserve">&lt;%- </w:t>
-            </w:r>
-            <w:proofErr w:type="gramStart"/>
-            <w:r>
-              <w:rPr>
-                <w:rFonts w:ascii="Consolas" w:eastAsia="Consolas" w:hAnsi="Consolas" w:cs="Consolas"/>
-                <w:sz w:val="16"/>
-                <w:szCs w:val="16"/>
-              </w:rPr>
-              <w:t>include(</w:t>
-            </w:r>
-            <w:proofErr w:type="gramEnd"/>
-            <w:r>
-              <w:rPr>
-                <w:rFonts w:ascii="Consolas" w:eastAsia="Consolas" w:hAnsi="Consolas" w:cs="Consolas"/>
-                <w:sz w:val="16"/>
-                <w:szCs w:val="16"/>
-              </w:rPr>
-              <w:t>'partials/...') %&gt;</w:t>
-            </w:r>
-            <w:r>
-              <w:rPr>
-                <w:sz w:val="18"/>
-                <w:szCs w:val="18"/>
-              </w:rPr>
-              <w:t xml:space="preserve"> e </w:t>
-            </w:r>
-            <w:proofErr w:type="spellStart"/>
-            <w:r>
-              <w:rPr>
-                <w:rFonts w:ascii="Consolas" w:eastAsia="Consolas" w:hAnsi="Consolas" w:cs="Consolas"/>
-                <w:sz w:val="16"/>
-                <w:szCs w:val="16"/>
-              </w:rPr>
-              <w:t>forEach</w:t>
-            </w:r>
-            <w:proofErr w:type="spellEnd"/>
-            <w:r>
-              <w:rPr>
-                <w:sz w:val="18"/>
-                <w:szCs w:val="18"/>
-              </w:rPr>
-              <w:t xml:space="preserve"> </w:t>
-            </w:r>
-            <w:proofErr w:type="spellStart"/>
-            <w:r>
-              <w:rPr>
-                <w:sz w:val="18"/>
-                <w:szCs w:val="18"/>
-              </w:rPr>
-              <w:t>nas</w:t>
-            </w:r>
-            <w:proofErr w:type="spellEnd"/>
-            <w:r>
-              <w:rPr>
-                <w:sz w:val="18"/>
-                <w:szCs w:val="18"/>
-              </w:rPr>
-              <w:t xml:space="preserve"> </w:t>
-            </w:r>
-            <w:proofErr w:type="spellStart"/>
-            <w:r>
-              <w:rPr>
-                <w:sz w:val="18"/>
-                <w:szCs w:val="18"/>
-              </w:rPr>
-              <w:t>listagens</w:t>
-            </w:r>
-            <w:proofErr w:type="spellEnd"/>
-            <w:r>
-              <w:rPr>
-                <w:sz w:val="18"/>
-                <w:szCs w:val="18"/>
-              </w:rPr>
-              <w:t>.</w:t>
-            </w:r>
-          </w:p>
-          <w:p>
-            <w:pPr>
-              <w:spacing w:after="30" w:line="260" w:lineRule="auto"/>
-              <w:rPr>
-                <w:lang w:val="pt-PT"/>
-              </w:rPr>
-            </w:pPr>
-            <w:r>
-              <w:rPr>
-                <w:rFonts w:ascii="Consolas" w:eastAsia="Consolas" w:hAnsi="Consolas" w:cs="Consolas"/>
-                <w:sz w:val="16"/>
-                <w:szCs w:val="16"/>
-                <w:lang w:val="pt-PT"/>
-              </w:rPr>
-              <w:t>mysql2</w:t>
-            </w:r>
-            <w:r>
-              <w:rPr>
-                <w:sz w:val="18"/>
-                <w:szCs w:val="18"/>
-                <w:lang w:val="pt-PT"/>
-              </w:rPr>
-              <w:t xml:space="preserve"> </w:t>
-            </w:r>
-            <w:proofErr w:type="gramStart"/>
-            <w:r>
-              <w:rPr>
-                <w:sz w:val="18"/>
-                <w:szCs w:val="18"/>
-                <w:lang w:val="pt-PT"/>
-              </w:rPr>
-              <w:t xml:space="preserve">com </w:t>
-            </w:r>
-            <w:r>
-              <w:rPr>
-                <w:rFonts w:ascii="Consolas" w:eastAsia="Consolas" w:hAnsi="Consolas" w:cs="Consolas"/>
-                <w:sz w:val="16"/>
-                <w:szCs w:val="16"/>
-                <w:lang w:val="pt-PT"/>
-              </w:rPr>
-              <w:t>?</w:t>
-            </w:r>
-            <w:proofErr w:type="gramEnd"/>
-            <w:r>
-              <w:rPr>
-                <w:sz w:val="18"/>
-                <w:szCs w:val="18"/>
-                <w:lang w:val="pt-PT"/>
-              </w:rPr>
-              <w:t xml:space="preserve"> e </w:t>
-            </w:r>
-            <w:proofErr w:type="spellStart"/>
-            <w:r>
-              <w:rPr>
-                <w:sz w:val="18"/>
-                <w:szCs w:val="18"/>
-                <w:lang w:val="pt-PT"/>
-              </w:rPr>
-              <w:t>array</w:t>
-            </w:r>
-            <w:proofErr w:type="spellEnd"/>
-            <w:r>
-              <w:rPr>
-                <w:sz w:val="18"/>
-                <w:szCs w:val="18"/>
-                <w:lang w:val="pt-PT"/>
-              </w:rPr>
-              <w:t xml:space="preserve"> de parâmetros em todas as consultas.</w:t>
-            </w:r>
-          </w:p>
-          <w:p>
-            <w:pPr>
-              <w:spacing w:after="30" w:line="260" w:lineRule="auto"/>
-              <w:rPr>
-                <w:lang w:val="pt-PT"/>
-              </w:rPr>
-            </w:pPr>
-            <w:proofErr w:type="spellStart"/>
-            <w:proofErr w:type="gramStart"/>
-            <w:r>
-              <w:rPr>
-                <w:rFonts w:ascii="Consolas" w:eastAsia="Consolas" w:hAnsi="Consolas" w:cs="Consolas"/>
-                <w:sz w:val="16"/>
-                <w:szCs w:val="16"/>
-                <w:lang w:val="pt-PT"/>
-              </w:rPr>
-              <w:t>bcrypt.hash</w:t>
-            </w:r>
-            <w:proofErr w:type="spellEnd"/>
-            <w:proofErr w:type="gramEnd"/>
-            <w:r>
-              <w:rPr>
-                <w:rFonts w:ascii="Consolas" w:eastAsia="Consolas" w:hAnsi="Consolas" w:cs="Consolas"/>
-                <w:sz w:val="16"/>
-                <w:szCs w:val="16"/>
-                <w:lang w:val="pt-PT"/>
-              </w:rPr>
-              <w:t>()</w:t>
-            </w:r>
-            <w:r>
-              <w:rPr>
-                <w:sz w:val="18"/>
-                <w:szCs w:val="18"/>
-                <w:lang w:val="pt-PT"/>
-              </w:rPr>
-              <w:t xml:space="preserve"> e </w:t>
-            </w:r>
-            <w:proofErr w:type="spellStart"/>
-            <w:proofErr w:type="gramStart"/>
-            <w:r>
-              <w:rPr>
-                <w:rFonts w:ascii="Consolas" w:eastAsia="Consolas" w:hAnsi="Consolas" w:cs="Consolas"/>
-                <w:sz w:val="16"/>
-                <w:szCs w:val="16"/>
-                <w:lang w:val="pt-PT"/>
-              </w:rPr>
-              <w:t>bcrypt.compare</w:t>
-            </w:r>
-            <w:proofErr w:type="spellEnd"/>
-            <w:proofErr w:type="gramEnd"/>
-            <w:r>
-              <w:rPr>
-                <w:rFonts w:ascii="Consolas" w:eastAsia="Consolas" w:hAnsi="Consolas" w:cs="Consolas"/>
-                <w:sz w:val="16"/>
-                <w:szCs w:val="16"/>
-                <w:lang w:val="pt-PT"/>
-              </w:rPr>
-              <w:t>()</w:t>
-            </w:r>
-            <w:r>
-              <w:rPr>
-                <w:sz w:val="18"/>
-                <w:szCs w:val="18"/>
-                <w:lang w:val="pt-PT"/>
-              </w:rPr>
-              <w:t xml:space="preserve">; </w:t>
-            </w:r>
-            <w:proofErr w:type="spellStart"/>
-            <w:r>
-              <w:rPr>
-                <w:rFonts w:ascii="Consolas" w:eastAsia="Consolas" w:hAnsi="Consolas" w:cs="Consolas"/>
-                <w:sz w:val="16"/>
-                <w:szCs w:val="16"/>
-                <w:lang w:val="pt-PT"/>
-              </w:rPr>
-              <w:t>express-session</w:t>
-            </w:r>
-            <w:proofErr w:type="spellEnd"/>
-            <w:r>
-              <w:rPr>
-                <w:sz w:val="18"/>
-                <w:szCs w:val="18"/>
-                <w:lang w:val="pt-PT"/>
-              </w:rPr>
-              <w:t xml:space="preserve">; </w:t>
-            </w:r>
-            <w:proofErr w:type="spellStart"/>
-            <w:r>
-              <w:rPr>
-                <w:sz w:val="18"/>
-                <w:szCs w:val="18"/>
-                <w:lang w:val="pt-PT"/>
-              </w:rPr>
-              <w:t>middleware</w:t>
-            </w:r>
-            <w:proofErr w:type="spellEnd"/>
-            <w:r>
-              <w:rPr>
-                <w:sz w:val="18"/>
-                <w:szCs w:val="18"/>
-                <w:lang w:val="pt-PT"/>
-              </w:rPr>
-              <w:t xml:space="preserve"> de autenticação antes das rotas protegidas; credenciais </w:t>
-            </w:r>
-            <w:proofErr w:type="gramStart"/>
-            <w:r>
-              <w:rPr>
-                <w:sz w:val="18"/>
-                <w:szCs w:val="18"/>
-                <w:lang w:val="pt-PT"/>
-              </w:rPr>
-              <w:t xml:space="preserve">num </w:t>
-            </w:r>
-            <w:r>
-              <w:rPr>
-                <w:rFonts w:ascii="Consolas" w:eastAsia="Consolas" w:hAnsi="Consolas" w:cs="Consolas"/>
-                <w:sz w:val="16"/>
-                <w:szCs w:val="16"/>
-                <w:lang w:val="pt-PT"/>
-              </w:rPr>
-              <w:t>.</w:t>
-            </w:r>
-            <w:proofErr w:type="spellStart"/>
-            <w:r>
-              <w:rPr>
-                <w:rFonts w:ascii="Consolas" w:eastAsia="Consolas" w:hAnsi="Consolas" w:cs="Consolas"/>
-                <w:sz w:val="16"/>
-                <w:szCs w:val="16"/>
-                <w:lang w:val="pt-PT"/>
-              </w:rPr>
-              <w:t>env</w:t>
-            </w:r>
-            <w:proofErr w:type="spellEnd"/>
-            <w:proofErr w:type="gramEnd"/>
-            <w:r>
-              <w:rPr>
-                <w:sz w:val="18"/>
-                <w:szCs w:val="18"/>
-                <w:lang w:val="pt-PT"/>
-              </w:rPr>
-              <w:t xml:space="preserve"> lido com </w:t>
-            </w:r>
-            <w:proofErr w:type="spellStart"/>
-            <w:r>
-              <w:rPr>
-                <w:rFonts w:ascii="Consolas" w:eastAsia="Consolas" w:hAnsi="Consolas" w:cs="Consolas"/>
-                <w:sz w:val="16"/>
-                <w:szCs w:val="16"/>
                 <w:lang w:val="pt-PT"/>
               </w:rPr>
               <w:t>dotenv</w:t>
             </w:r>
-            <w:proofErr w:type="spellEnd"/>
             <w:r>
               <w:rPr>
                 <w:sz w:val="18"/>
@@ -4821,6 +3831,7 @@
           <w:szCs w:val="26"/>
           <w:lang w:val="pt-PT"/>
         </w:rPr>
+        <w:lastRenderedPageBreak/>
         <w:t>4. Funcionalidades obrigatórias</w:t>
       </w:r>
     </w:p>
@@ -4848,161 +3859,7 @@
           <w:sz w:val="18"/>
           <w:szCs w:val="18"/>
         </w:rPr>
-        <w:t xml:space="preserve">É </w:t>
-      </w:r>
-      <w:proofErr w:type="spellStart"/>
-      <w:r>
-        <w:rPr>
-          <w:i/>
-          <w:iCs/>
-          <w:color w:val="6B7780"/>
-          <w:sz w:val="18"/>
-          <w:szCs w:val="18"/>
-        </w:rPr>
-        <w:t>por</w:t>
-      </w:r>
-      <w:proofErr w:type="spellEnd"/>
-      <w:r>
-        <w:rPr>
-          <w:i/>
-          <w:iCs/>
-          <w:color w:val="6B7780"/>
-          <w:sz w:val="18"/>
-          <w:szCs w:val="18"/>
-        </w:rPr>
-        <w:t xml:space="preserve"> </w:t>
-      </w:r>
-      <w:proofErr w:type="spellStart"/>
-      <w:r>
-        <w:rPr>
-          <w:i/>
-          <w:iCs/>
-          <w:color w:val="6B7780"/>
-          <w:sz w:val="18"/>
-          <w:szCs w:val="18"/>
-        </w:rPr>
-        <w:t>esta</w:t>
-      </w:r>
-      <w:proofErr w:type="spellEnd"/>
-      <w:r>
-        <w:rPr>
-          <w:i/>
-          <w:iCs/>
-          <w:color w:val="6B7780"/>
-          <w:sz w:val="18"/>
-          <w:szCs w:val="18"/>
-        </w:rPr>
-        <w:t xml:space="preserve"> </w:t>
-      </w:r>
-      <w:proofErr w:type="spellStart"/>
-      <w:r>
-        <w:rPr>
-          <w:i/>
-          <w:iCs/>
-          <w:color w:val="6B7780"/>
-          <w:sz w:val="18"/>
-          <w:szCs w:val="18"/>
-        </w:rPr>
-        <w:t>tabela</w:t>
-      </w:r>
-      <w:proofErr w:type="spellEnd"/>
-      <w:r>
-        <w:rPr>
-          <w:i/>
-          <w:iCs/>
-          <w:color w:val="6B7780"/>
-          <w:sz w:val="18"/>
-          <w:szCs w:val="18"/>
-        </w:rPr>
-        <w:t xml:space="preserve"> </w:t>
-      </w:r>
-      <w:proofErr w:type="spellStart"/>
-      <w:r>
-        <w:rPr>
-          <w:i/>
-          <w:iCs/>
-          <w:color w:val="6B7780"/>
-          <w:sz w:val="18"/>
-          <w:szCs w:val="18"/>
-        </w:rPr>
-        <w:t>que</w:t>
-      </w:r>
-      <w:proofErr w:type="spellEnd"/>
-      <w:r>
-        <w:rPr>
-          <w:i/>
-          <w:iCs/>
-          <w:color w:val="6B7780"/>
-          <w:sz w:val="18"/>
-          <w:szCs w:val="18"/>
-        </w:rPr>
-        <w:t xml:space="preserve"> </w:t>
-      </w:r>
-      <w:proofErr w:type="spellStart"/>
-      <w:r>
-        <w:rPr>
-          <w:i/>
-          <w:iCs/>
-          <w:color w:val="6B7780"/>
-          <w:sz w:val="18"/>
-          <w:szCs w:val="18"/>
-        </w:rPr>
-        <w:t>o</w:t>
-      </w:r>
-      <w:proofErr w:type="spellEnd"/>
-      <w:r>
-        <w:rPr>
-          <w:i/>
-          <w:iCs/>
-          <w:color w:val="6B7780"/>
-          <w:sz w:val="18"/>
-          <w:szCs w:val="18"/>
-        </w:rPr>
-        <w:t xml:space="preserve"> </w:t>
-      </w:r>
-      <w:proofErr w:type="spellStart"/>
-      <w:r>
-        <w:rPr>
-          <w:i/>
-          <w:iCs/>
-          <w:color w:val="6B7780"/>
-          <w:sz w:val="18"/>
-          <w:szCs w:val="18"/>
-        </w:rPr>
-        <w:t>formador</w:t>
-      </w:r>
-      <w:proofErr w:type="spellEnd"/>
-      <w:r>
-        <w:rPr>
-          <w:i/>
-          <w:iCs/>
-          <w:color w:val="6B7780"/>
-          <w:sz w:val="18"/>
-          <w:szCs w:val="18"/>
-        </w:rPr>
-        <w:t xml:space="preserve"> as </w:t>
-      </w:r>
-      <w:proofErr w:type="spellStart"/>
-      <w:r>
-        <w:rPr>
-          <w:i/>
-          <w:iCs/>
-          <w:color w:val="6B7780"/>
-          <w:sz w:val="18"/>
-          <w:szCs w:val="18"/>
-        </w:rPr>
-        <w:t>testa</w:t>
-      </w:r>
-      <w:proofErr w:type="spellEnd"/>
-      <w:r>
-        <w:rPr>
-          <w:i/>
-          <w:iCs/>
-          <w:color w:val="6B7780"/>
-          <w:sz w:val="18"/>
-          <w:szCs w:val="18"/>
-        </w:rPr>
-        <w:t>.</w:t>
+        <w:t>É por esta tabela que o formador as testa.</w:t>
       </w:r>
     </w:p>
     <w:tbl>
@@ -5091,7 +3948,6 @@
             <w:pPr>
               <w:spacing w:line="264" w:lineRule="auto"/>
             </w:pPr>
-            <w:proofErr w:type="spellStart"/>
             <w:r>
               <w:rPr>
                 <w:b/>
@@ -5102,7 +3958,6 @@
               </w:rPr>
               <w:t>Funcionalidade</w:t>
             </w:r>
-            <w:proofErr w:type="spellEnd"/>
           </w:p>
         </w:tc>
         <w:tc>
@@ -5128,7 +3983,6 @@
               <w:spacing w:line="264" w:lineRule="auto"/>
               <w:jc w:val="center"/>
             </w:pPr>
-            <w:proofErr w:type="spellStart"/>
             <w:r>
               <w:rPr>
                 <w:b/>
@@ -5137,9 +3991,32 @@
                 <w:sz w:val="18"/>
                 <w:szCs w:val="18"/>
               </w:rPr>
-              <w:t>Funciona</w:t>
-            </w:r>
-            <w:proofErr w:type="spellEnd"/>
+              <w:t>Funciona?</w:t>
+            </w:r>
+          </w:p>
+        </w:tc>
+        <w:tc>
+          <w:tcPr>
+            <w:tcW w:w="3982" w:type="dxa"/>
+            <w:tcBorders>
+              <w:top w:val="single" w:sz="4" w:space="0" w:color="D5DBDF"/>
+              <w:left w:val="single" w:sz="4" w:space="0" w:color="D5DBDF"/>
+              <w:bottom w:val="single" w:sz="4" w:space="0" w:color="D5DBDF"/>
+              <w:right w:val="single" w:sz="4" w:space="0" w:color="D5DBDF"/>
+            </w:tcBorders>
+            <w:shd w:val="clear" w:color="auto" w:fill="EAF0EC"/>
+            <w:tcMar>
+              <w:top w:w="70" w:type="dxa"/>
+              <w:left w:w="110" w:type="dxa"/>
+              <w:bottom w:w="70" w:type="dxa"/>
+              <w:right w:w="110" w:type="dxa"/>
+            </w:tcMar>
+            <w:vAlign w:val="center"/>
+          </w:tcPr>
+          <w:p>
+            <w:pPr>
+              <w:spacing w:line="264" w:lineRule="auto"/>
+            </w:pPr>
             <w:r>
               <w:rPr>
                 <w:b/>
@@ -5148,88 +4025,8 @@
                 <w:sz w:val="18"/>
                 <w:szCs w:val="18"/>
               </w:rPr>
-              <w:t>?</w:t>
-            </w:r>
-          </w:p>
-        </w:tc>
-        <w:tc>
-          <w:tcPr>
-            <w:tcW w:w="3982" w:type="dxa"/>
-            <w:tcBorders>
-              <w:top w:val="single" w:sz="4" w:space="0" w:color="D5DBDF"/>
-              <w:left w:val="single" w:sz="4" w:space="0" w:color="D5DBDF"/>
-              <w:bottom w:val="single" w:sz="4" w:space="0" w:color="D5DBDF"/>
-              <w:right w:val="single" w:sz="4" w:space="0" w:color="D5DBDF"/>
-            </w:tcBorders>
-            <w:shd w:val="clear" w:color="auto" w:fill="EAF0EC"/>
-            <w:tcMar>
-              <w:top w:w="70" w:type="dxa"/>
-              <w:left w:w="110" w:type="dxa"/>
-              <w:bottom w:w="70" w:type="dxa"/>
-              <w:right w:w="110" w:type="dxa"/>
-            </w:tcMar>
-            <w:vAlign w:val="center"/>
-          </w:tcPr>
-          <w:p>
-            <w:pPr>
-              <w:spacing w:line="264" w:lineRule="auto"/>
-            </w:pPr>
-            <w:proofErr w:type="spellStart"/>
-            <w:r>
-              <w:rPr>
-                <w:b/>
-                <w:bCs/>
-                <w:color w:val="00713C"/>
-                <w:sz w:val="18"/>
-                <w:szCs w:val="18"/>
-              </w:rPr>
-              <w:t>Ficheiro</w:t>
-            </w:r>
-            <w:proofErr w:type="spellEnd"/>
-            <w:r>
-              <w:rPr>
-                <w:b/>
-                <w:bCs/>
-                <w:color w:val="00713C"/>
-                <w:sz w:val="18"/>
-                <w:szCs w:val="18"/>
-              </w:rPr>
-              <w:t xml:space="preserve">(s) </w:t>
-            </w:r>
-            <w:proofErr w:type="spellStart"/>
-            <w:r>
-              <w:rPr>
-                <w:b/>
-                <w:bCs/>
-                <w:color w:val="00713C"/>
-                <w:sz w:val="18"/>
-                <w:szCs w:val="18"/>
-              </w:rPr>
-              <w:t>onde</w:t>
-            </w:r>
-            <w:proofErr w:type="spellEnd"/>
-            <w:r>
-              <w:rPr>
-                <w:b/>
-                <w:bCs/>
-                <w:color w:val="00713C"/>
-                <w:sz w:val="18"/>
-                <w:szCs w:val="18"/>
-              </w:rPr>
-              <w:t xml:space="preserve"> </w:t>
-            </w:r>
-            <w:proofErr w:type="spellStart"/>
-            <w:r>
-              <w:rPr>
-                <w:b/>
-                <w:bCs/>
-                <w:color w:val="00713C"/>
-                <w:sz w:val="18"/>
-                <w:szCs w:val="18"/>
-              </w:rPr>
-              <w:t>está</w:t>
-            </w:r>
-            <w:proofErr w:type="spellEnd"/>
+              <w:t>Ficheiro(s) onde está</w:t>
+            </w:r>
           </w:p>
         </w:tc>
       </w:tr>
@@ -5299,36 +4096,8 @@
                 <w:szCs w:val="19"/>
                 <w:lang w:val="pt-PT"/>
               </w:rPr>
-              <w:t xml:space="preserve">Registo, login e </w:t>
-            </w:r>
-            <w:proofErr w:type="spellStart"/>
-            <w:r>
-              <w:rPr>
-                <w:sz w:val="19"/>
-                <w:szCs w:val="19"/>
-                <w:lang w:val="pt-PT"/>
-              </w:rPr>
-              <w:t>logout</w:t>
-            </w:r>
-            <w:proofErr w:type="spellEnd"/>
-            <w:r>
-              <w:rPr>
-                <w:sz w:val="19"/>
-                <w:szCs w:val="19"/>
-                <w:lang w:val="pt-PT"/>
-              </w:rPr>
-              <w:t xml:space="preserve">, com password guardada com </w:t>
-            </w:r>
-            <w:proofErr w:type="spellStart"/>
-            <w:r>
-              <w:rPr>
-                <w:sz w:val="19"/>
-                <w:szCs w:val="19"/>
-                <w:lang w:val="pt-PT"/>
-              </w:rPr>
-              <w:t>hash</w:t>
-            </w:r>
-            <w:proofErr w:type="spellEnd"/>
+              <w:t>Registo, login e logout, com password guardada com hash</w:t>
+            </w:r>
           </w:p>
         </w:tc>
         <w:tc>
@@ -5387,7 +4156,6 @@
                 <w:lang w:val="pt-PT"/>
               </w:rPr>
             </w:pPr>
-            <w:proofErr w:type="spellStart"/>
             <w:r>
               <w:rPr>
                 <w:color w:val="1D4E89"/>
@@ -5395,49 +4163,8 @@
                 <w:szCs w:val="19"/>
                 <w:lang w:val="pt-PT"/>
               </w:rPr>
-              <w:t>registo.php</w:t>
-            </w:r>
-            <w:proofErr w:type="spellEnd"/>
-            <w:r>
-              <w:rPr>
-                <w:color w:val="1D4E89"/>
-                <w:sz w:val="19"/>
-                <w:szCs w:val="19"/>
-                <w:lang w:val="pt-PT"/>
-              </w:rPr>
-              <w:t xml:space="preserve">, </w:t>
-            </w:r>
-            <w:proofErr w:type="spellStart"/>
-            <w:r>
-              <w:rPr>
-                <w:color w:val="1D4E89"/>
-                <w:sz w:val="19"/>
-                <w:szCs w:val="19"/>
-                <w:lang w:val="pt-PT"/>
-              </w:rPr>
-              <w:t>login.php</w:t>
-            </w:r>
-            <w:proofErr w:type="spellEnd"/>
-            <w:r>
-              <w:rPr>
-                <w:color w:val="1D4E89"/>
-                <w:sz w:val="19"/>
-                <w:szCs w:val="19"/>
-                <w:lang w:val="pt-PT"/>
-              </w:rPr>
-              <w:t xml:space="preserve">, </w:t>
-            </w:r>
-            <w:proofErr w:type="spellStart"/>
-            <w:r>
-              <w:rPr>
-                <w:color w:val="1D4E89"/>
-                <w:sz w:val="19"/>
-                <w:szCs w:val="19"/>
-                <w:lang w:val="pt-PT"/>
-              </w:rPr>
-              <w:t>logout.php</w:t>
-            </w:r>
-            <w:proofErr w:type="spellEnd"/>
+              <w:t>registo.php, login.php, logout.php</w:t>
+            </w:r>
           </w:p>
         </w:tc>
       </w:tr>
@@ -5507,18 +4234,8 @@
                 <w:szCs w:val="19"/>
                 <w:lang w:val="pt-PT"/>
               </w:rPr>
-              <w:t xml:space="preserve">Duas entidades relacionadas em </w:t>
-            </w:r>
-            <w:proofErr w:type="gramStart"/>
-            <w:r>
-              <w:rPr>
-                <w:sz w:val="19"/>
-                <w:szCs w:val="19"/>
-                <w:lang w:val="pt-PT"/>
-              </w:rPr>
-              <w:t>1:N</w:t>
-            </w:r>
-            <w:proofErr w:type="gramEnd"/>
+              <w:t>Duas entidades relacionadas em 1:N</w:t>
+            </w:r>
           </w:p>
         </w:tc>
         <w:tc>
@@ -5577,7 +4294,6 @@
                 <w:lang w:val="pt-PT"/>
               </w:rPr>
             </w:pPr>
-            <w:proofErr w:type="spellStart"/>
             <w:r>
               <w:rPr>
                 <w:color w:val="1D4E89"/>
@@ -5585,17 +4301,7 @@
                 <w:szCs w:val="19"/>
                 <w:lang w:val="pt-PT"/>
               </w:rPr>
-              <w:t>base_dados.sql</w:t>
-            </w:r>
-            <w:proofErr w:type="spellEnd"/>
-            <w:r>
-              <w:rPr>
-                <w:color w:val="1D4E89"/>
-                <w:sz w:val="19"/>
-                <w:szCs w:val="19"/>
-                <w:lang w:val="pt-PT"/>
-              </w:rPr>
-              <w:t xml:space="preserve"> (tutores → animais)</w:t>
+              <w:t>base_dados.sql (tutores → animais)</w:t>
             </w:r>
           </w:p>
         </w:tc>
@@ -5733,79 +4439,8 @@
                 <w:szCs w:val="19"/>
                 <w:lang w:val="pt-PT"/>
               </w:rPr>
-              <w:t>animais/</w:t>
-            </w:r>
-            <w:proofErr w:type="spellStart"/>
-            <w:r>
-              <w:rPr>
-                <w:color w:val="1D4E89"/>
-                <w:sz w:val="19"/>
-                <w:szCs w:val="19"/>
-                <w:lang w:val="pt-PT"/>
-              </w:rPr>
-              <w:t>lista.php</w:t>
-            </w:r>
-            <w:proofErr w:type="spellEnd"/>
-            <w:r>
-              <w:rPr>
-                <w:color w:val="1D4E89"/>
-                <w:sz w:val="19"/>
-                <w:szCs w:val="19"/>
-                <w:lang w:val="pt-PT"/>
-              </w:rPr>
-              <w:t xml:space="preserve">, </w:t>
-            </w:r>
-            <w:proofErr w:type="spellStart"/>
-            <w:r>
-              <w:rPr>
-                <w:color w:val="1D4E89"/>
-                <w:sz w:val="19"/>
-                <w:szCs w:val="19"/>
-                <w:lang w:val="pt-PT"/>
-              </w:rPr>
-              <w:t>novo.php</w:t>
-            </w:r>
-            <w:proofErr w:type="spellEnd"/>
-            <w:r>
-              <w:rPr>
-                <w:color w:val="1D4E89"/>
-                <w:sz w:val="19"/>
-                <w:szCs w:val="19"/>
-                <w:lang w:val="pt-PT"/>
-              </w:rPr>
-              <w:t xml:space="preserve">, </w:t>
-            </w:r>
-            <w:proofErr w:type="spellStart"/>
-            <w:r>
-              <w:rPr>
-                <w:color w:val="1D4E89"/>
-                <w:sz w:val="19"/>
-                <w:szCs w:val="19"/>
-                <w:lang w:val="pt-PT"/>
-              </w:rPr>
-              <w:t>editar.php</w:t>
-            </w:r>
-            <w:proofErr w:type="spellEnd"/>
-            <w:r>
-              <w:rPr>
-                <w:color w:val="1D4E89"/>
-                <w:sz w:val="19"/>
-                <w:szCs w:val="19"/>
-                <w:lang w:val="pt-PT"/>
-              </w:rPr>
-              <w:t xml:space="preserve">, </w:t>
-            </w:r>
-            <w:proofErr w:type="spellStart"/>
-            <w:r>
-              <w:rPr>
-                <w:color w:val="1D4E89"/>
-                <w:sz w:val="19"/>
-                <w:szCs w:val="19"/>
-                <w:lang w:val="pt-PT"/>
-              </w:rPr>
-              <w:t>apagar.php</w:t>
-            </w:r>
-            <w:proofErr w:type="spellEnd"/>
+              <w:t>animais/lista.php, novo.php, editar.php, apagar.php</w:t>
+            </w:r>
           </w:p>
         </w:tc>
       </w:tr>
@@ -5942,27 +4577,7 @@
                 <w:szCs w:val="19"/>
                 <w:lang w:val="pt-PT"/>
               </w:rPr>
-              <w:t>animais/</w:t>
-            </w:r>
-            <w:proofErr w:type="spellStart"/>
-            <w:r>
-              <w:rPr>
-                <w:color w:val="1D4E89"/>
-                <w:sz w:val="19"/>
-                <w:szCs w:val="19"/>
-                <w:lang w:val="pt-PT"/>
-              </w:rPr>
-              <w:t>lista.php</w:t>
-            </w:r>
-            <w:proofErr w:type="spellEnd"/>
-            <w:r>
-              <w:rPr>
-                <w:color w:val="1D4E89"/>
-                <w:sz w:val="19"/>
-                <w:szCs w:val="19"/>
-                <w:lang w:val="pt-PT"/>
-              </w:rPr>
-              <w:t xml:space="preserve"> (campo de pesquisa por nome)</w:t>
+              <w:t>animais/lista.php (campo de pesquisa por nome)</w:t>
             </w:r>
           </w:p>
         </w:tc>
@@ -6090,41 +4705,13 @@
             <w:pPr>
               <w:spacing w:line="264" w:lineRule="auto"/>
             </w:pPr>
-            <w:proofErr w:type="spellStart"/>
             <w:r>
               <w:rPr>
                 <w:color w:val="1D4E89"/>
                 <w:sz w:val="19"/>
                 <w:szCs w:val="19"/>
               </w:rPr>
-              <w:t>animais</w:t>
-            </w:r>
-            <w:proofErr w:type="spellEnd"/>
-            <w:r>
-              <w:rPr>
-                <w:color w:val="1D4E89"/>
-                <w:sz w:val="19"/>
-                <w:szCs w:val="19"/>
-              </w:rPr>
-              <w:t>/</w:t>
-            </w:r>
-            <w:proofErr w:type="spellStart"/>
-            <w:r>
-              <w:rPr>
-                <w:color w:val="1D4E89"/>
-                <w:sz w:val="19"/>
-                <w:szCs w:val="19"/>
-              </w:rPr>
-              <w:t>ver.php?id</w:t>
-            </w:r>
-            <w:proofErr w:type="spellEnd"/>
-            <w:r>
-              <w:rPr>
-                <w:color w:val="1D4E89"/>
-                <w:sz w:val="19"/>
-                <w:szCs w:val="19"/>
-              </w:rPr>
-              <w:t>=…</w:t>
+              <w:t>animais/ver.php?id=…</w:t>
             </w:r>
           </w:p>
         </w:tc>
@@ -6262,59 +4849,8 @@
                 <w:szCs w:val="19"/>
                 <w:lang w:val="pt-PT"/>
               </w:rPr>
-              <w:t>animais/</w:t>
-            </w:r>
-            <w:proofErr w:type="spellStart"/>
-            <w:r>
-              <w:rPr>
-                <w:color w:val="1D4E89"/>
-                <w:sz w:val="19"/>
-                <w:szCs w:val="19"/>
-                <w:lang w:val="pt-PT"/>
-              </w:rPr>
-              <w:t>novo.php</w:t>
-            </w:r>
-            <w:proofErr w:type="spellEnd"/>
-            <w:r>
-              <w:rPr>
-                <w:color w:val="1D4E89"/>
-                <w:sz w:val="19"/>
-                <w:szCs w:val="19"/>
-                <w:lang w:val="pt-PT"/>
-              </w:rPr>
-              <w:t>, animais/</w:t>
-            </w:r>
-            <w:proofErr w:type="spellStart"/>
-            <w:r>
-              <w:rPr>
-                <w:color w:val="1D4E89"/>
-                <w:sz w:val="19"/>
-                <w:szCs w:val="19"/>
-                <w:lang w:val="pt-PT"/>
-              </w:rPr>
-              <w:t>editar.php</w:t>
-            </w:r>
-            <w:proofErr w:type="spellEnd"/>
-            <w:r>
-              <w:rPr>
-                <w:color w:val="1D4E89"/>
-                <w:sz w:val="19"/>
-                <w:szCs w:val="19"/>
-                <w:lang w:val="pt-PT"/>
-              </w:rPr>
-              <w:t xml:space="preserve">, </w:t>
-            </w:r>
-            <w:proofErr w:type="spellStart"/>
-            <w:r>
-              <w:rPr>
-                <w:color w:val="1D4E89"/>
-                <w:sz w:val="19"/>
-                <w:szCs w:val="19"/>
-                <w:lang w:val="pt-PT"/>
-              </w:rPr>
-              <w:t>registo.php</w:t>
-            </w:r>
-            <w:proofErr w:type="spellEnd"/>
+              <w:t>animais/novo.php, animais/editar.php, registo.php</w:t>
+            </w:r>
           </w:p>
         </w:tc>
       </w:tr>
@@ -6447,18 +4983,8 @@
                 <w:sz w:val="19"/>
                 <w:szCs w:val="19"/>
               </w:rPr>
-              <w:t>includes/</w:t>
-            </w:r>
-            <w:proofErr w:type="spellStart"/>
-            <w:r>
-              <w:rPr>
-                <w:color w:val="1D4E89"/>
-                <w:sz w:val="19"/>
-                <w:szCs w:val="19"/>
-              </w:rPr>
-              <w:t>mensagens.php</w:t>
-            </w:r>
-            <w:proofErr w:type="spellEnd"/>
+              <w:t>includes/mensagens.php</w:t>
+            </w:r>
           </w:p>
         </w:tc>
       </w:tr>
@@ -6528,18 +5054,8 @@
                 <w:szCs w:val="19"/>
                 <w:lang w:val="pt-PT"/>
               </w:rPr>
-              <w:t xml:space="preserve">Consultas protegidas contra SQL </w:t>
-            </w:r>
-            <w:proofErr w:type="spellStart"/>
-            <w:r>
-              <w:rPr>
-                <w:sz w:val="19"/>
-                <w:szCs w:val="19"/>
-                <w:lang w:val="pt-PT"/>
-              </w:rPr>
-              <w:t>injection</w:t>
-            </w:r>
-            <w:proofErr w:type="spellEnd"/>
+              <w:t>Consultas protegidas contra SQL injection</w:t>
+            </w:r>
           </w:p>
         </w:tc>
         <w:tc>
@@ -6598,7 +5114,6 @@
                 <w:lang w:val="pt-PT"/>
               </w:rPr>
             </w:pPr>
-            <w:proofErr w:type="spellStart"/>
             <w:r>
               <w:rPr>
                 <w:color w:val="1D4E89"/>
@@ -6606,37 +5121,7 @@
                 <w:szCs w:val="19"/>
                 <w:lang w:val="pt-PT"/>
               </w:rPr>
-              <w:t>config</w:t>
-            </w:r>
-            <w:proofErr w:type="spellEnd"/>
-            <w:r>
-              <w:rPr>
-                <w:color w:val="1D4E89"/>
-                <w:sz w:val="19"/>
-                <w:szCs w:val="19"/>
-                <w:lang w:val="pt-PT"/>
-              </w:rPr>
-              <w:t>/</w:t>
-            </w:r>
-            <w:proofErr w:type="spellStart"/>
-            <w:r>
-              <w:rPr>
-                <w:color w:val="1D4E89"/>
-                <w:sz w:val="19"/>
-                <w:szCs w:val="19"/>
-                <w:lang w:val="pt-PT"/>
-              </w:rPr>
-              <w:t>db.php</w:t>
-            </w:r>
-            <w:proofErr w:type="spellEnd"/>
-            <w:r>
-              <w:rPr>
-                <w:color w:val="1D4E89"/>
-                <w:sz w:val="19"/>
-                <w:szCs w:val="19"/>
-                <w:lang w:val="pt-PT"/>
-              </w:rPr>
-              <w:t xml:space="preserve"> + todas as consultas</w:t>
+              <w:t>config/db.php + todas as consultas</w:t>
             </w:r>
           </w:p>
         </w:tc>
@@ -6767,7 +5252,6 @@
                 <w:lang w:val="pt-PT"/>
               </w:rPr>
             </w:pPr>
-            <w:proofErr w:type="spellStart"/>
             <w:r>
               <w:rPr>
                 <w:color w:val="1D4E89"/>
@@ -6775,37 +5259,7 @@
                 <w:szCs w:val="19"/>
                 <w:lang w:val="pt-PT"/>
               </w:rPr>
-              <w:t>includes</w:t>
-            </w:r>
-            <w:proofErr w:type="spellEnd"/>
-            <w:r>
-              <w:rPr>
-                <w:color w:val="1D4E89"/>
-                <w:sz w:val="19"/>
-                <w:szCs w:val="19"/>
-                <w:lang w:val="pt-PT"/>
-              </w:rPr>
-              <w:t>/</w:t>
-            </w:r>
-            <w:proofErr w:type="spellStart"/>
-            <w:r>
-              <w:rPr>
-                <w:color w:val="1D4E89"/>
-                <w:sz w:val="19"/>
-                <w:szCs w:val="19"/>
-                <w:lang w:val="pt-PT"/>
-              </w:rPr>
-              <w:t>auth.php</w:t>
-            </w:r>
-            <w:proofErr w:type="spellEnd"/>
-            <w:r>
-              <w:rPr>
-                <w:color w:val="1D4E89"/>
-                <w:sz w:val="19"/>
-                <w:szCs w:val="19"/>
-                <w:lang w:val="pt-PT"/>
-              </w:rPr>
-              <w:t xml:space="preserve"> (no topo de animais/ e tutores/)</w:t>
+              <w:t>includes/auth.php (no topo de animais/ e tutores/)</w:t>
             </w:r>
           </w:p>
         </w:tc>
@@ -6900,7 +5354,6 @@
             <w:pPr>
               <w:spacing w:line="264" w:lineRule="auto"/>
             </w:pPr>
-            <w:proofErr w:type="spellStart"/>
             <w:r>
               <w:rPr>
                 <w:b/>
@@ -6909,9 +5362,33 @@
                 <w:sz w:val="18"/>
                 <w:szCs w:val="18"/>
               </w:rPr>
-              <w:t>Funcionalidade</w:t>
-            </w:r>
-            <w:proofErr w:type="spellEnd"/>
+              <w:t>Funcionalidade extra</w:t>
+            </w:r>
+          </w:p>
+        </w:tc>
+        <w:tc>
+          <w:tcPr>
+            <w:tcW w:w="1244" w:type="dxa"/>
+            <w:tcBorders>
+              <w:top w:val="single" w:sz="4" w:space="0" w:color="D5DBDF"/>
+              <w:left w:val="single" w:sz="4" w:space="0" w:color="D5DBDF"/>
+              <w:bottom w:val="single" w:sz="4" w:space="0" w:color="D5DBDF"/>
+              <w:right w:val="single" w:sz="4" w:space="0" w:color="D5DBDF"/>
+            </w:tcBorders>
+            <w:shd w:val="clear" w:color="auto" w:fill="EAF0EC"/>
+            <w:tcMar>
+              <w:top w:w="70" w:type="dxa"/>
+              <w:left w:w="110" w:type="dxa"/>
+              <w:bottom w:w="70" w:type="dxa"/>
+              <w:right w:w="110" w:type="dxa"/>
+            </w:tcMar>
+            <w:vAlign w:val="center"/>
+          </w:tcPr>
+          <w:p>
+            <w:pPr>
+              <w:spacing w:line="264" w:lineRule="auto"/>
+              <w:jc w:val="center"/>
+            </w:pPr>
             <w:r>
               <w:rPr>
                 <w:b/>
@@ -6920,13 +5397,13 @@
                 <w:sz w:val="18"/>
                 <w:szCs w:val="18"/>
               </w:rPr>
-              <w:t xml:space="preserve"> extra</w:t>
-            </w:r>
-          </w:p>
-        </w:tc>
-        <w:tc>
-          <w:tcPr>
-            <w:tcW w:w="1244" w:type="dxa"/>
+              <w:t>Funciona?</w:t>
+            </w:r>
+          </w:p>
+        </w:tc>
+        <w:tc>
+          <w:tcPr>
+            <w:tcW w:w="3982" w:type="dxa"/>
             <w:tcBorders>
               <w:top w:val="single" w:sz="4" w:space="0" w:color="D5DBDF"/>
               <w:left w:val="single" w:sz="4" w:space="0" w:color="D5DBDF"/>
@@ -6945,9 +5422,7 @@
           <w:p>
             <w:pPr>
               <w:spacing w:line="264" w:lineRule="auto"/>
-              <w:jc w:val="center"/>
-            </w:pPr>
-            <w:proofErr w:type="spellStart"/>
+            </w:pPr>
             <w:r>
               <w:rPr>
                 <w:b/>
@@ -6956,99 +5431,8 @@
                 <w:sz w:val="18"/>
                 <w:szCs w:val="18"/>
               </w:rPr>
-              <w:t>Funciona</w:t>
-            </w:r>
-            <w:proofErr w:type="spellEnd"/>
-            <w:r>
-              <w:rPr>
-                <w:b/>
-                <w:bCs/>
-                <w:color w:val="00713C"/>
-                <w:sz w:val="18"/>
-                <w:szCs w:val="18"/>
-              </w:rPr>
-              <w:t>?</w:t>
-            </w:r>
-          </w:p>
-        </w:tc>
-        <w:tc>
-          <w:tcPr>
-            <w:tcW w:w="3982" w:type="dxa"/>
-            <w:tcBorders>
-              <w:top w:val="single" w:sz="4" w:space="0" w:color="D5DBDF"/>
-              <w:left w:val="single" w:sz="4" w:space="0" w:color="D5DBDF"/>
-              <w:bottom w:val="single" w:sz="4" w:space="0" w:color="D5DBDF"/>
-              <w:right w:val="single" w:sz="4" w:space="0" w:color="D5DBDF"/>
-            </w:tcBorders>
-            <w:shd w:val="clear" w:color="auto" w:fill="EAF0EC"/>
-            <w:tcMar>
-              <w:top w:w="70" w:type="dxa"/>
-              <w:left w:w="110" w:type="dxa"/>
-              <w:bottom w:w="70" w:type="dxa"/>
-              <w:right w:w="110" w:type="dxa"/>
-            </w:tcMar>
-            <w:vAlign w:val="center"/>
-          </w:tcPr>
-          <w:p>
-            <w:pPr>
-              <w:spacing w:line="264" w:lineRule="auto"/>
-            </w:pPr>
-            <w:proofErr w:type="spellStart"/>
-            <w:r>
-              <w:rPr>
-                <w:b/>
-                <w:bCs/>
-                <w:color w:val="00713C"/>
-                <w:sz w:val="18"/>
-                <w:szCs w:val="18"/>
-              </w:rPr>
-              <w:t>Ficheiro</w:t>
-            </w:r>
-            <w:proofErr w:type="spellEnd"/>
-            <w:r>
-              <w:rPr>
-                <w:b/>
-                <w:bCs/>
-                <w:color w:val="00713C"/>
-                <w:sz w:val="18"/>
-                <w:szCs w:val="18"/>
-              </w:rPr>
-              <w:t xml:space="preserve">(s) </w:t>
-            </w:r>
-            <w:proofErr w:type="spellStart"/>
-            <w:r>
-              <w:rPr>
-                <w:b/>
-                <w:bCs/>
-                <w:color w:val="00713C"/>
-                <w:sz w:val="18"/>
-                <w:szCs w:val="18"/>
-              </w:rPr>
-              <w:t>onde</w:t>
-            </w:r>
-            <w:proofErr w:type="spellEnd"/>
-            <w:r>
-              <w:rPr>
-                <w:b/>
-                <w:bCs/>
-                <w:color w:val="00713C"/>
-                <w:sz w:val="18"/>
-                <w:szCs w:val="18"/>
-              </w:rPr>
-              <w:t xml:space="preserve"> </w:t>
-            </w:r>
-            <w:proofErr w:type="spellStart"/>
-            <w:r>
-              <w:rPr>
-                <w:b/>
-                <w:bCs/>
-                <w:color w:val="00713C"/>
-                <w:sz w:val="18"/>
-                <w:szCs w:val="18"/>
-              </w:rPr>
-              <w:t>está</w:t>
-            </w:r>
-            <w:proofErr w:type="spellEnd"/>
+              <w:t>Ficheiro(s) onde está</w:t>
+            </w:r>
           </w:p>
         </w:tc>
       </w:tr>
@@ -7155,27 +5539,7 @@
                 <w:szCs w:val="19"/>
                 <w:lang w:val="pt-PT"/>
               </w:rPr>
-              <w:t>animais/</w:t>
-            </w:r>
-            <w:proofErr w:type="spellStart"/>
-            <w:r>
-              <w:rPr>
-                <w:color w:val="1D4E89"/>
-                <w:sz w:val="19"/>
-                <w:szCs w:val="19"/>
-                <w:lang w:val="pt-PT"/>
-              </w:rPr>
-              <w:t>novo.php</w:t>
-            </w:r>
-            <w:proofErr w:type="spellEnd"/>
-            <w:r>
-              <w:rPr>
-                <w:color w:val="1D4E89"/>
-                <w:sz w:val="19"/>
-                <w:szCs w:val="19"/>
-                <w:lang w:val="pt-PT"/>
-              </w:rPr>
-              <w:t>, pasta uploads/</w:t>
+              <w:t>animais/novo.php, pasta uploads/</w:t>
             </w:r>
           </w:p>
         </w:tc>
@@ -7309,7 +5673,6 @@
           <w:szCs w:val="26"/>
           <w:lang w:val="pt-PT"/>
         </w:rPr>
-        <w:lastRenderedPageBreak/>
         <w:t>5. Base de dados</w:t>
       </w:r>
     </w:p>
@@ -7385,7 +5748,6 @@
             <w:pPr>
               <w:spacing w:line="264" w:lineRule="auto"/>
             </w:pPr>
-            <w:proofErr w:type="spellStart"/>
             <w:r>
               <w:rPr>
                 <w:b/>
@@ -7396,7 +5758,6 @@
               </w:rPr>
               <w:t>Tabela</w:t>
             </w:r>
-            <w:proofErr w:type="spellEnd"/>
           </w:p>
         </w:tc>
         <w:tc>
@@ -7523,7 +5884,6 @@
             <w:pPr>
               <w:spacing w:line="264" w:lineRule="auto"/>
             </w:pPr>
-            <w:proofErr w:type="spellStart"/>
             <w:r>
               <w:rPr>
                 <w:b/>
@@ -7534,7 +5894,6 @@
               </w:rPr>
               <w:t>Notas</w:t>
             </w:r>
-            <w:proofErr w:type="spellEnd"/>
           </w:p>
         </w:tc>
       </w:tr>
@@ -7564,7 +5923,6 @@
             <w:pPr>
               <w:spacing w:line="264" w:lineRule="auto"/>
             </w:pPr>
-            <w:proofErr w:type="spellStart"/>
             <w:r>
               <w:rPr>
                 <w:color w:val="1D4E89"/>
@@ -7573,7 +5931,6 @@
               </w:rPr>
               <w:t>utilizadores</w:t>
             </w:r>
-            <w:proofErr w:type="spellEnd"/>
           </w:p>
         </w:tc>
         <w:tc>
@@ -7597,7 +5954,6 @@
             <w:pPr>
               <w:spacing w:line="264" w:lineRule="auto"/>
             </w:pPr>
-            <w:proofErr w:type="spellStart"/>
             <w:r>
               <w:rPr>
                 <w:color w:val="1D4E89"/>
@@ -7606,7 +5962,6 @@
               </w:rPr>
               <w:t>id_utilizador</w:t>
             </w:r>
-            <w:proofErr w:type="spellEnd"/>
           </w:p>
         </w:tc>
         <w:tc>
@@ -7721,7 +6076,6 @@
             <w:pPr>
               <w:spacing w:line="264" w:lineRule="auto"/>
             </w:pPr>
-            <w:proofErr w:type="spellStart"/>
             <w:r>
               <w:rPr>
                 <w:color w:val="1D4E89"/>
@@ -7730,7 +6084,6 @@
               </w:rPr>
               <w:t>utilizadores</w:t>
             </w:r>
-            <w:proofErr w:type="spellEnd"/>
           </w:p>
         </w:tc>
         <w:tc>
@@ -7754,7 +6107,6 @@
             <w:pPr>
               <w:spacing w:line="264" w:lineRule="auto"/>
             </w:pPr>
-            <w:proofErr w:type="spellStart"/>
             <w:r>
               <w:rPr>
                 <w:color w:val="1D4E89"/>
@@ -7763,7 +6115,6 @@
               </w:rPr>
               <w:t>nome</w:t>
             </w:r>
-            <w:proofErr w:type="spellEnd"/>
           </w:p>
         </w:tc>
         <w:tc>
@@ -7787,80 +6138,68 @@
             <w:pPr>
               <w:spacing w:line="264" w:lineRule="auto"/>
             </w:pPr>
-            <w:proofErr w:type="gramStart"/>
             <w:r>
               <w:rPr>
                 <w:color w:val="1D4E89"/>
                 <w:sz w:val="19"/>
                 <w:szCs w:val="19"/>
               </w:rPr>
-              <w:t>VARCHAR(</w:t>
-            </w:r>
-            <w:proofErr w:type="gramEnd"/>
+              <w:t>VARCHAR(100)</w:t>
+            </w:r>
+          </w:p>
+        </w:tc>
+        <w:tc>
+          <w:tcPr>
+            <w:tcW w:w="1517" w:type="dxa"/>
+            <w:tcBorders>
+              <w:top w:val="single" w:sz="4" w:space="0" w:color="D5DBDF"/>
+              <w:left w:val="single" w:sz="4" w:space="0" w:color="D5DBDF"/>
+              <w:bottom w:val="single" w:sz="4" w:space="0" w:color="D5DBDF"/>
+              <w:right w:val="single" w:sz="4" w:space="0" w:color="D5DBDF"/>
+            </w:tcBorders>
+            <w:tcMar>
+              <w:top w:w="70" w:type="dxa"/>
+              <w:left w:w="110" w:type="dxa"/>
+              <w:bottom w:w="70" w:type="dxa"/>
+              <w:right w:w="110" w:type="dxa"/>
+            </w:tcMar>
+            <w:vAlign w:val="center"/>
+          </w:tcPr>
+          <w:p>
+            <w:pPr>
+              <w:spacing w:line="264" w:lineRule="auto"/>
+            </w:pPr>
+          </w:p>
+        </w:tc>
+        <w:tc>
+          <w:tcPr>
+            <w:tcW w:w="2426" w:type="dxa"/>
+            <w:tcBorders>
+              <w:top w:val="single" w:sz="4" w:space="0" w:color="D5DBDF"/>
+              <w:left w:val="single" w:sz="4" w:space="0" w:color="D5DBDF"/>
+              <w:bottom w:val="single" w:sz="4" w:space="0" w:color="D5DBDF"/>
+              <w:right w:val="single" w:sz="4" w:space="0" w:color="D5DBDF"/>
+            </w:tcBorders>
+            <w:tcMar>
+              <w:top w:w="70" w:type="dxa"/>
+              <w:left w:w="110" w:type="dxa"/>
+              <w:bottom w:w="70" w:type="dxa"/>
+              <w:right w:w="110" w:type="dxa"/>
+            </w:tcMar>
+            <w:vAlign w:val="center"/>
+          </w:tcPr>
+          <w:p>
+            <w:pPr>
+              <w:spacing w:line="264" w:lineRule="auto"/>
+            </w:pPr>
             <w:r>
               <w:rPr>
                 <w:color w:val="1D4E89"/>
                 <w:sz w:val="19"/>
                 <w:szCs w:val="19"/>
               </w:rPr>
-              <w:t>100)</w:t>
-            </w:r>
-          </w:p>
-        </w:tc>
-        <w:tc>
-          <w:tcPr>
-            <w:tcW w:w="1517" w:type="dxa"/>
-            <w:tcBorders>
-              <w:top w:val="single" w:sz="4" w:space="0" w:color="D5DBDF"/>
-              <w:left w:val="single" w:sz="4" w:space="0" w:color="D5DBDF"/>
-              <w:bottom w:val="single" w:sz="4" w:space="0" w:color="D5DBDF"/>
-              <w:right w:val="single" w:sz="4" w:space="0" w:color="D5DBDF"/>
-            </w:tcBorders>
-            <w:tcMar>
-              <w:top w:w="70" w:type="dxa"/>
-              <w:left w:w="110" w:type="dxa"/>
-              <w:bottom w:w="70" w:type="dxa"/>
-              <w:right w:w="110" w:type="dxa"/>
-            </w:tcMar>
-            <w:vAlign w:val="center"/>
-          </w:tcPr>
-          <w:p>
-            <w:pPr>
-              <w:spacing w:line="264" w:lineRule="auto"/>
-            </w:pPr>
-          </w:p>
-        </w:tc>
-        <w:tc>
-          <w:tcPr>
-            <w:tcW w:w="2426" w:type="dxa"/>
-            <w:tcBorders>
-              <w:top w:val="single" w:sz="4" w:space="0" w:color="D5DBDF"/>
-              <w:left w:val="single" w:sz="4" w:space="0" w:color="D5DBDF"/>
-              <w:bottom w:val="single" w:sz="4" w:space="0" w:color="D5DBDF"/>
-              <w:right w:val="single" w:sz="4" w:space="0" w:color="D5DBDF"/>
-            </w:tcBorders>
-            <w:tcMar>
-              <w:top w:w="70" w:type="dxa"/>
-              <w:left w:w="110" w:type="dxa"/>
-              <w:bottom w:w="70" w:type="dxa"/>
-              <w:right w:w="110" w:type="dxa"/>
-            </w:tcMar>
-            <w:vAlign w:val="center"/>
-          </w:tcPr>
-          <w:p>
-            <w:pPr>
-              <w:spacing w:line="264" w:lineRule="auto"/>
-            </w:pPr>
-            <w:proofErr w:type="spellStart"/>
-            <w:r>
-              <w:rPr>
-                <w:color w:val="1D4E89"/>
-                <w:sz w:val="19"/>
-                <w:szCs w:val="19"/>
-              </w:rPr>
               <w:t>Obrigatório</w:t>
             </w:r>
-            <w:proofErr w:type="spellEnd"/>
           </w:p>
         </w:tc>
       </w:tr>
@@ -7890,7 +6229,6 @@
             <w:pPr>
               <w:spacing w:line="264" w:lineRule="auto"/>
             </w:pPr>
-            <w:proofErr w:type="spellStart"/>
             <w:r>
               <w:rPr>
                 <w:color w:val="1D4E89"/>
@@ -7899,7 +6237,6 @@
               </w:rPr>
               <w:t>utilizadores</w:t>
             </w:r>
-            <w:proofErr w:type="spellEnd"/>
           </w:p>
         </w:tc>
         <w:tc>
@@ -7954,29 +6291,50 @@
             <w:pPr>
               <w:spacing w:line="264" w:lineRule="auto"/>
             </w:pPr>
-            <w:proofErr w:type="gramStart"/>
             <w:r>
               <w:rPr>
                 <w:color w:val="1D4E89"/>
                 <w:sz w:val="19"/>
                 <w:szCs w:val="19"/>
               </w:rPr>
-              <w:t>VARCHAR(</w:t>
-            </w:r>
-            <w:proofErr w:type="gramEnd"/>
+              <w:t>VARCHAR(150)</w:t>
+            </w:r>
+          </w:p>
+        </w:tc>
+        <w:tc>
+          <w:tcPr>
+            <w:tcW w:w="1517" w:type="dxa"/>
+            <w:tcBorders>
+              <w:top w:val="single" w:sz="4" w:space="0" w:color="D5DBDF"/>
+              <w:left w:val="single" w:sz="4" w:space="0" w:color="D5DBDF"/>
+              <w:bottom w:val="single" w:sz="4" w:space="0" w:color="D5DBDF"/>
+              <w:right w:val="single" w:sz="4" w:space="0" w:color="D5DBDF"/>
+            </w:tcBorders>
+            <w:tcMar>
+              <w:top w:w="70" w:type="dxa"/>
+              <w:left w:w="110" w:type="dxa"/>
+              <w:bottom w:w="70" w:type="dxa"/>
+              <w:right w:w="110" w:type="dxa"/>
+            </w:tcMar>
+            <w:vAlign w:val="center"/>
+          </w:tcPr>
+          <w:p>
+            <w:pPr>
+              <w:spacing w:line="264" w:lineRule="auto"/>
+            </w:pPr>
             <w:r>
               <w:rPr>
                 <w:color w:val="1D4E89"/>
                 <w:sz w:val="19"/>
                 <w:szCs w:val="19"/>
               </w:rPr>
-              <w:t>150)</w:t>
-            </w:r>
-          </w:p>
-        </w:tc>
-        <w:tc>
-          <w:tcPr>
-            <w:tcW w:w="1517" w:type="dxa"/>
+              <w:t>UNIQUE</w:t>
+            </w:r>
+          </w:p>
+        </w:tc>
+        <w:tc>
+          <w:tcPr>
+            <w:tcW w:w="2426" w:type="dxa"/>
             <w:tcBorders>
               <w:top w:val="single" w:sz="4" w:space="0" w:color="D5DBDF"/>
               <w:left w:val="single" w:sz="4" w:space="0" w:color="D5DBDF"/>
@@ -8001,48 +6359,7 @@
                 <w:sz w:val="19"/>
                 <w:szCs w:val="19"/>
               </w:rPr>
-              <w:t>UNIQUE</w:t>
-            </w:r>
-          </w:p>
-        </w:tc>
-        <w:tc>
-          <w:tcPr>
-            <w:tcW w:w="2426" w:type="dxa"/>
-            <w:tcBorders>
-              <w:top w:val="single" w:sz="4" w:space="0" w:color="D5DBDF"/>
-              <w:left w:val="single" w:sz="4" w:space="0" w:color="D5DBDF"/>
-              <w:bottom w:val="single" w:sz="4" w:space="0" w:color="D5DBDF"/>
-              <w:right w:val="single" w:sz="4" w:space="0" w:color="D5DBDF"/>
-            </w:tcBorders>
-            <w:tcMar>
-              <w:top w:w="70" w:type="dxa"/>
-              <w:left w:w="110" w:type="dxa"/>
-              <w:bottom w:w="70" w:type="dxa"/>
-              <w:right w:w="110" w:type="dxa"/>
-            </w:tcMar>
-            <w:vAlign w:val="center"/>
-          </w:tcPr>
-          <w:p>
-            <w:pPr>
-              <w:spacing w:line="264" w:lineRule="auto"/>
-            </w:pPr>
-            <w:proofErr w:type="spellStart"/>
-            <w:r>
-              <w:rPr>
-                <w:color w:val="1D4E89"/>
-                <w:sz w:val="19"/>
-                <w:szCs w:val="19"/>
-              </w:rPr>
-              <w:t>Usado</w:t>
-            </w:r>
-            <w:proofErr w:type="spellEnd"/>
-            <w:r>
-              <w:rPr>
-                <w:color w:val="1D4E89"/>
-                <w:sz w:val="19"/>
-                <w:szCs w:val="19"/>
-              </w:rPr>
-              <w:t xml:space="preserve"> no login</w:t>
+              <w:t>Usado no login</w:t>
             </w:r>
           </w:p>
         </w:tc>
@@ -8073,7 +6390,6 @@
             <w:pPr>
               <w:spacing w:line="264" w:lineRule="auto"/>
             </w:pPr>
-            <w:proofErr w:type="spellStart"/>
             <w:r>
               <w:rPr>
                 <w:color w:val="1D4E89"/>
@@ -8082,7 +6398,6 @@
               </w:rPr>
               <w:t>utilizadores</w:t>
             </w:r>
-            <w:proofErr w:type="spellEnd"/>
           </w:p>
         </w:tc>
         <w:tc>
@@ -8106,7 +6421,6 @@
             <w:pPr>
               <w:spacing w:line="264" w:lineRule="auto"/>
             </w:pPr>
-            <w:proofErr w:type="spellStart"/>
             <w:r>
               <w:rPr>
                 <w:color w:val="1D4E89"/>
@@ -8115,7 +6429,6 @@
               </w:rPr>
               <w:t>password_hash</w:t>
             </w:r>
-            <w:proofErr w:type="spellEnd"/>
           </w:p>
         </w:tc>
         <w:tc>
@@ -8139,123 +6452,67 @@
             <w:pPr>
               <w:spacing w:line="264" w:lineRule="auto"/>
             </w:pPr>
-            <w:proofErr w:type="gramStart"/>
             <w:r>
               <w:rPr>
                 <w:color w:val="1D4E89"/>
                 <w:sz w:val="19"/>
                 <w:szCs w:val="19"/>
               </w:rPr>
-              <w:t>VARCHAR(</w:t>
-            </w:r>
-            <w:proofErr w:type="gramEnd"/>
+              <w:t>VARCHAR(255)</w:t>
+            </w:r>
+          </w:p>
+        </w:tc>
+        <w:tc>
+          <w:tcPr>
+            <w:tcW w:w="1517" w:type="dxa"/>
+            <w:tcBorders>
+              <w:top w:val="single" w:sz="4" w:space="0" w:color="D5DBDF"/>
+              <w:left w:val="single" w:sz="4" w:space="0" w:color="D5DBDF"/>
+              <w:bottom w:val="single" w:sz="4" w:space="0" w:color="D5DBDF"/>
+              <w:right w:val="single" w:sz="4" w:space="0" w:color="D5DBDF"/>
+            </w:tcBorders>
+            <w:tcMar>
+              <w:top w:w="70" w:type="dxa"/>
+              <w:left w:w="110" w:type="dxa"/>
+              <w:bottom w:w="70" w:type="dxa"/>
+              <w:right w:w="110" w:type="dxa"/>
+            </w:tcMar>
+            <w:vAlign w:val="center"/>
+          </w:tcPr>
+          <w:p>
+            <w:pPr>
+              <w:spacing w:line="264" w:lineRule="auto"/>
+            </w:pPr>
+          </w:p>
+        </w:tc>
+        <w:tc>
+          <w:tcPr>
+            <w:tcW w:w="2426" w:type="dxa"/>
+            <w:tcBorders>
+              <w:top w:val="single" w:sz="4" w:space="0" w:color="D5DBDF"/>
+              <w:left w:val="single" w:sz="4" w:space="0" w:color="D5DBDF"/>
+              <w:bottom w:val="single" w:sz="4" w:space="0" w:color="D5DBDF"/>
+              <w:right w:val="single" w:sz="4" w:space="0" w:color="D5DBDF"/>
+            </w:tcBorders>
+            <w:tcMar>
+              <w:top w:w="70" w:type="dxa"/>
+              <w:left w:w="110" w:type="dxa"/>
+              <w:bottom w:w="70" w:type="dxa"/>
+              <w:right w:w="110" w:type="dxa"/>
+            </w:tcMar>
+            <w:vAlign w:val="center"/>
+          </w:tcPr>
+          <w:p>
+            <w:pPr>
+              <w:spacing w:line="264" w:lineRule="auto"/>
+            </w:pPr>
             <w:r>
               <w:rPr>
                 <w:color w:val="1D4E89"/>
                 <w:sz w:val="19"/>
                 <w:szCs w:val="19"/>
               </w:rPr>
-              <w:t>255)</w:t>
-            </w:r>
-          </w:p>
-        </w:tc>
-        <w:tc>
-          <w:tcPr>
-            <w:tcW w:w="1517" w:type="dxa"/>
-            <w:tcBorders>
-              <w:top w:val="single" w:sz="4" w:space="0" w:color="D5DBDF"/>
-              <w:left w:val="single" w:sz="4" w:space="0" w:color="D5DBDF"/>
-              <w:bottom w:val="single" w:sz="4" w:space="0" w:color="D5DBDF"/>
-              <w:right w:val="single" w:sz="4" w:space="0" w:color="D5DBDF"/>
-            </w:tcBorders>
-            <w:tcMar>
-              <w:top w:w="70" w:type="dxa"/>
-              <w:left w:w="110" w:type="dxa"/>
-              <w:bottom w:w="70" w:type="dxa"/>
-              <w:right w:w="110" w:type="dxa"/>
-            </w:tcMar>
-            <w:vAlign w:val="center"/>
-          </w:tcPr>
-          <w:p>
-            <w:pPr>
-              <w:spacing w:line="264" w:lineRule="auto"/>
-            </w:pPr>
-          </w:p>
-        </w:tc>
-        <w:tc>
-          <w:tcPr>
-            <w:tcW w:w="2426" w:type="dxa"/>
-            <w:tcBorders>
-              <w:top w:val="single" w:sz="4" w:space="0" w:color="D5DBDF"/>
-              <w:left w:val="single" w:sz="4" w:space="0" w:color="D5DBDF"/>
-              <w:bottom w:val="single" w:sz="4" w:space="0" w:color="D5DBDF"/>
-              <w:right w:val="single" w:sz="4" w:space="0" w:color="D5DBDF"/>
-            </w:tcBorders>
-            <w:tcMar>
-              <w:top w:w="70" w:type="dxa"/>
-              <w:left w:w="110" w:type="dxa"/>
-              <w:bottom w:w="70" w:type="dxa"/>
-              <w:right w:w="110" w:type="dxa"/>
-            </w:tcMar>
-            <w:vAlign w:val="center"/>
-          </w:tcPr>
-          <w:p>
-            <w:pPr>
-              <w:spacing w:line="264" w:lineRule="auto"/>
-            </w:pPr>
-            <w:proofErr w:type="spellStart"/>
-            <w:r>
-              <w:rPr>
-                <w:color w:val="1D4E89"/>
-                <w:sz w:val="19"/>
-                <w:szCs w:val="19"/>
-              </w:rPr>
-              <w:t>Resultado</w:t>
-            </w:r>
-            <w:proofErr w:type="spellEnd"/>
-            <w:r>
-              <w:rPr>
-                <w:color w:val="1D4E89"/>
-                <w:sz w:val="19"/>
-                <w:szCs w:val="19"/>
-              </w:rPr>
-              <w:t xml:space="preserve"> de </w:t>
-            </w:r>
-            <w:proofErr w:type="spellStart"/>
-            <w:r>
-              <w:rPr>
-                <w:color w:val="1D4E89"/>
-                <w:sz w:val="19"/>
-                <w:szCs w:val="19"/>
-              </w:rPr>
-              <w:t>password_</w:t>
-            </w:r>
-            <w:proofErr w:type="gramStart"/>
-            <w:r>
-              <w:rPr>
-                <w:color w:val="1D4E89"/>
-                <w:sz w:val="19"/>
-                <w:szCs w:val="19"/>
-              </w:rPr>
-              <w:t>hash</w:t>
-            </w:r>
-            <w:proofErr w:type="spellEnd"/>
-            <w:r>
-              <w:rPr>
-                <w:color w:val="1D4E89"/>
-                <w:sz w:val="19"/>
-                <w:szCs w:val="19"/>
-              </w:rPr>
-              <w:t>(</w:t>
-            </w:r>
-            <w:proofErr w:type="gramEnd"/>
-            <w:r>
-              <w:rPr>
-                <w:color w:val="1D4E89"/>
-                <w:sz w:val="19"/>
-                <w:szCs w:val="19"/>
-              </w:rPr>
-              <w:t>)</w:t>
+              <w:t>Resultado de password_hash()</w:t>
             </w:r>
           </w:p>
         </w:tc>
@@ -8286,7 +6543,6 @@
             <w:pPr>
               <w:spacing w:line="264" w:lineRule="auto"/>
             </w:pPr>
-            <w:proofErr w:type="spellStart"/>
             <w:r>
               <w:rPr>
                 <w:color w:val="1D4E89"/>
@@ -8295,7 +6551,6 @@
               </w:rPr>
               <w:t>utilizadores</w:t>
             </w:r>
-            <w:proofErr w:type="spellEnd"/>
           </w:p>
         </w:tc>
         <w:tc>
@@ -8319,7 +6574,6 @@
             <w:pPr>
               <w:spacing w:line="264" w:lineRule="auto"/>
             </w:pPr>
-            <w:proofErr w:type="spellStart"/>
             <w:r>
               <w:rPr>
                 <w:color w:val="1D4E89"/>
@@ -8328,7 +6582,6 @@
               </w:rPr>
               <w:t>consentimento_em</w:t>
             </w:r>
-            <w:proofErr w:type="spellEnd"/>
           </w:p>
         </w:tc>
         <w:tc>
@@ -8412,36 +6665,8 @@
                 <w:sz w:val="19"/>
                 <w:szCs w:val="19"/>
               </w:rPr>
-              <w:t xml:space="preserve">Quando </w:t>
-            </w:r>
-            <w:proofErr w:type="spellStart"/>
-            <w:r>
-              <w:rPr>
-                <w:color w:val="1D4E89"/>
-                <w:sz w:val="19"/>
-                <w:szCs w:val="19"/>
-              </w:rPr>
-              <w:t>aceitou</w:t>
-            </w:r>
-            <w:proofErr w:type="spellEnd"/>
-            <w:r>
-              <w:rPr>
-                <w:color w:val="1D4E89"/>
-                <w:sz w:val="19"/>
-                <w:szCs w:val="19"/>
-              </w:rPr>
-              <w:t xml:space="preserve"> a </w:t>
-            </w:r>
-            <w:proofErr w:type="spellStart"/>
-            <w:r>
-              <w:rPr>
-                <w:color w:val="1D4E89"/>
-                <w:sz w:val="19"/>
-                <w:szCs w:val="19"/>
-              </w:rPr>
-              <w:t>política</w:t>
-            </w:r>
-            <w:proofErr w:type="spellEnd"/>
+              <w:t>Quando aceitou a política</w:t>
+            </w:r>
           </w:p>
         </w:tc>
       </w:tr>
@@ -8471,16 +6696,15 @@
             <w:pPr>
               <w:spacing w:line="264" w:lineRule="auto"/>
             </w:pPr>
-            <w:proofErr w:type="spellStart"/>
             <w:r>
               <w:rPr>
                 <w:color w:val="1D4E89"/>
                 <w:sz w:val="19"/>
                 <w:szCs w:val="19"/>
               </w:rPr>
+              <w:lastRenderedPageBreak/>
               <w:t>tutores</w:t>
             </w:r>
-            <w:proofErr w:type="spellEnd"/>
           </w:p>
         </w:tc>
         <w:tc>
@@ -8504,7 +6728,6 @@
             <w:pPr>
               <w:spacing w:line="264" w:lineRule="auto"/>
             </w:pPr>
-            <w:proofErr w:type="spellStart"/>
             <w:r>
               <w:rPr>
                 <w:color w:val="1D4E89"/>
@@ -8513,7 +6736,6 @@
               </w:rPr>
               <w:t>id_tutor</w:t>
             </w:r>
-            <w:proofErr w:type="spellEnd"/>
           </w:p>
         </w:tc>
         <w:tc>
@@ -8628,7 +6850,6 @@
             <w:pPr>
               <w:spacing w:line="264" w:lineRule="auto"/>
             </w:pPr>
-            <w:proofErr w:type="spellStart"/>
             <w:r>
               <w:rPr>
                 <w:color w:val="1D4E89"/>
@@ -8637,7 +6858,6 @@
               </w:rPr>
               <w:t>tutores</w:t>
             </w:r>
-            <w:proofErr w:type="spellEnd"/>
           </w:p>
         </w:tc>
         <w:tc>
@@ -8661,7 +6881,6 @@
             <w:pPr>
               <w:spacing w:line="264" w:lineRule="auto"/>
             </w:pPr>
-            <w:proofErr w:type="spellStart"/>
             <w:r>
               <w:rPr>
                 <w:color w:val="1D4E89"/>
@@ -8670,7 +6889,6 @@
               </w:rPr>
               <w:t>nome</w:t>
             </w:r>
-            <w:proofErr w:type="spellEnd"/>
           </w:p>
         </w:tc>
         <w:tc>
@@ -8694,80 +6912,68 @@
             <w:pPr>
               <w:spacing w:line="264" w:lineRule="auto"/>
             </w:pPr>
-            <w:proofErr w:type="gramStart"/>
             <w:r>
               <w:rPr>
                 <w:color w:val="1D4E89"/>
                 <w:sz w:val="19"/>
                 <w:szCs w:val="19"/>
               </w:rPr>
-              <w:t>VARCHAR(</w:t>
-            </w:r>
-            <w:proofErr w:type="gramEnd"/>
+              <w:t>VARCHAR(100)</w:t>
+            </w:r>
+          </w:p>
+        </w:tc>
+        <w:tc>
+          <w:tcPr>
+            <w:tcW w:w="1517" w:type="dxa"/>
+            <w:tcBorders>
+              <w:top w:val="single" w:sz="4" w:space="0" w:color="D5DBDF"/>
+              <w:left w:val="single" w:sz="4" w:space="0" w:color="D5DBDF"/>
+              <w:bottom w:val="single" w:sz="4" w:space="0" w:color="D5DBDF"/>
+              <w:right w:val="single" w:sz="4" w:space="0" w:color="D5DBDF"/>
+            </w:tcBorders>
+            <w:tcMar>
+              <w:top w:w="70" w:type="dxa"/>
+              <w:left w:w="110" w:type="dxa"/>
+              <w:bottom w:w="70" w:type="dxa"/>
+              <w:right w:w="110" w:type="dxa"/>
+            </w:tcMar>
+            <w:vAlign w:val="center"/>
+          </w:tcPr>
+          <w:p>
+            <w:pPr>
+              <w:spacing w:line="264" w:lineRule="auto"/>
+            </w:pPr>
+          </w:p>
+        </w:tc>
+        <w:tc>
+          <w:tcPr>
+            <w:tcW w:w="2426" w:type="dxa"/>
+            <w:tcBorders>
+              <w:top w:val="single" w:sz="4" w:space="0" w:color="D5DBDF"/>
+              <w:left w:val="single" w:sz="4" w:space="0" w:color="D5DBDF"/>
+              <w:bottom w:val="single" w:sz="4" w:space="0" w:color="D5DBDF"/>
+              <w:right w:val="single" w:sz="4" w:space="0" w:color="D5DBDF"/>
+            </w:tcBorders>
+            <w:tcMar>
+              <w:top w:w="70" w:type="dxa"/>
+              <w:left w:w="110" w:type="dxa"/>
+              <w:bottom w:w="70" w:type="dxa"/>
+              <w:right w:w="110" w:type="dxa"/>
+            </w:tcMar>
+            <w:vAlign w:val="center"/>
+          </w:tcPr>
+          <w:p>
+            <w:pPr>
+              <w:spacing w:line="264" w:lineRule="auto"/>
+            </w:pPr>
             <w:r>
               <w:rPr>
                 <w:color w:val="1D4E89"/>
                 <w:sz w:val="19"/>
                 <w:szCs w:val="19"/>
               </w:rPr>
-              <w:t>100)</w:t>
-            </w:r>
-          </w:p>
-        </w:tc>
-        <w:tc>
-          <w:tcPr>
-            <w:tcW w:w="1517" w:type="dxa"/>
-            <w:tcBorders>
-              <w:top w:val="single" w:sz="4" w:space="0" w:color="D5DBDF"/>
-              <w:left w:val="single" w:sz="4" w:space="0" w:color="D5DBDF"/>
-              <w:bottom w:val="single" w:sz="4" w:space="0" w:color="D5DBDF"/>
-              <w:right w:val="single" w:sz="4" w:space="0" w:color="D5DBDF"/>
-            </w:tcBorders>
-            <w:tcMar>
-              <w:top w:w="70" w:type="dxa"/>
-              <w:left w:w="110" w:type="dxa"/>
-              <w:bottom w:w="70" w:type="dxa"/>
-              <w:right w:w="110" w:type="dxa"/>
-            </w:tcMar>
-            <w:vAlign w:val="center"/>
-          </w:tcPr>
-          <w:p>
-            <w:pPr>
-              <w:spacing w:line="264" w:lineRule="auto"/>
-            </w:pPr>
-          </w:p>
-        </w:tc>
-        <w:tc>
-          <w:tcPr>
-            <w:tcW w:w="2426" w:type="dxa"/>
-            <w:tcBorders>
-              <w:top w:val="single" w:sz="4" w:space="0" w:color="D5DBDF"/>
-              <w:left w:val="single" w:sz="4" w:space="0" w:color="D5DBDF"/>
-              <w:bottom w:val="single" w:sz="4" w:space="0" w:color="D5DBDF"/>
-              <w:right w:val="single" w:sz="4" w:space="0" w:color="D5DBDF"/>
-            </w:tcBorders>
-            <w:tcMar>
-              <w:top w:w="70" w:type="dxa"/>
-              <w:left w:w="110" w:type="dxa"/>
-              <w:bottom w:w="70" w:type="dxa"/>
-              <w:right w:w="110" w:type="dxa"/>
-            </w:tcMar>
-            <w:vAlign w:val="center"/>
-          </w:tcPr>
-          <w:p>
-            <w:pPr>
-              <w:spacing w:line="264" w:lineRule="auto"/>
-            </w:pPr>
-            <w:proofErr w:type="spellStart"/>
-            <w:r>
-              <w:rPr>
-                <w:color w:val="1D4E89"/>
-                <w:sz w:val="19"/>
-                <w:szCs w:val="19"/>
-              </w:rPr>
               <w:t>Obrigatório</w:t>
             </w:r>
-            <w:proofErr w:type="spellEnd"/>
           </w:p>
         </w:tc>
       </w:tr>
@@ -8797,7 +7003,6 @@
             <w:pPr>
               <w:spacing w:line="264" w:lineRule="auto"/>
             </w:pPr>
-            <w:proofErr w:type="spellStart"/>
             <w:r>
               <w:rPr>
                 <w:color w:val="1D4E89"/>
@@ -8806,7 +7011,6 @@
               </w:rPr>
               <w:t>tutores</w:t>
             </w:r>
-            <w:proofErr w:type="spellEnd"/>
           </w:p>
         </w:tc>
         <w:tc>
@@ -8830,7 +7034,6 @@
             <w:pPr>
               <w:spacing w:line="264" w:lineRule="auto"/>
             </w:pPr>
-            <w:proofErr w:type="spellStart"/>
             <w:r>
               <w:rPr>
                 <w:color w:val="1D4E89"/>
@@ -8839,7 +7042,6 @@
               </w:rPr>
               <w:t>telefone</w:t>
             </w:r>
-            <w:proofErr w:type="spellEnd"/>
           </w:p>
         </w:tc>
         <w:tc>
@@ -8863,80 +7065,68 @@
             <w:pPr>
               <w:spacing w:line="264" w:lineRule="auto"/>
             </w:pPr>
-            <w:proofErr w:type="gramStart"/>
             <w:r>
               <w:rPr>
                 <w:color w:val="1D4E89"/>
                 <w:sz w:val="19"/>
                 <w:szCs w:val="19"/>
               </w:rPr>
-              <w:t>VARCHAR(</w:t>
-            </w:r>
-            <w:proofErr w:type="gramEnd"/>
+              <w:t>VARCHAR(20)</w:t>
+            </w:r>
+          </w:p>
+        </w:tc>
+        <w:tc>
+          <w:tcPr>
+            <w:tcW w:w="1517" w:type="dxa"/>
+            <w:tcBorders>
+              <w:top w:val="single" w:sz="4" w:space="0" w:color="D5DBDF"/>
+              <w:left w:val="single" w:sz="4" w:space="0" w:color="D5DBDF"/>
+              <w:bottom w:val="single" w:sz="4" w:space="0" w:color="D5DBDF"/>
+              <w:right w:val="single" w:sz="4" w:space="0" w:color="D5DBDF"/>
+            </w:tcBorders>
+            <w:tcMar>
+              <w:top w:w="70" w:type="dxa"/>
+              <w:left w:w="110" w:type="dxa"/>
+              <w:bottom w:w="70" w:type="dxa"/>
+              <w:right w:w="110" w:type="dxa"/>
+            </w:tcMar>
+            <w:vAlign w:val="center"/>
+          </w:tcPr>
+          <w:p>
+            <w:pPr>
+              <w:spacing w:line="264" w:lineRule="auto"/>
+            </w:pPr>
+          </w:p>
+        </w:tc>
+        <w:tc>
+          <w:tcPr>
+            <w:tcW w:w="2426" w:type="dxa"/>
+            <w:tcBorders>
+              <w:top w:val="single" w:sz="4" w:space="0" w:color="D5DBDF"/>
+              <w:left w:val="single" w:sz="4" w:space="0" w:color="D5DBDF"/>
+              <w:bottom w:val="single" w:sz="4" w:space="0" w:color="D5DBDF"/>
+              <w:right w:val="single" w:sz="4" w:space="0" w:color="D5DBDF"/>
+            </w:tcBorders>
+            <w:tcMar>
+              <w:top w:w="70" w:type="dxa"/>
+              <w:left w:w="110" w:type="dxa"/>
+              <w:bottom w:w="70" w:type="dxa"/>
+              <w:right w:w="110" w:type="dxa"/>
+            </w:tcMar>
+            <w:vAlign w:val="center"/>
+          </w:tcPr>
+          <w:p>
+            <w:pPr>
+              <w:spacing w:line="264" w:lineRule="auto"/>
+            </w:pPr>
             <w:r>
               <w:rPr>
                 <w:color w:val="1D4E89"/>
                 <w:sz w:val="19"/>
                 <w:szCs w:val="19"/>
               </w:rPr>
-              <w:t>20)</w:t>
-            </w:r>
-          </w:p>
-        </w:tc>
-        <w:tc>
-          <w:tcPr>
-            <w:tcW w:w="1517" w:type="dxa"/>
-            <w:tcBorders>
-              <w:top w:val="single" w:sz="4" w:space="0" w:color="D5DBDF"/>
-              <w:left w:val="single" w:sz="4" w:space="0" w:color="D5DBDF"/>
-              <w:bottom w:val="single" w:sz="4" w:space="0" w:color="D5DBDF"/>
-              <w:right w:val="single" w:sz="4" w:space="0" w:color="D5DBDF"/>
-            </w:tcBorders>
-            <w:tcMar>
-              <w:top w:w="70" w:type="dxa"/>
-              <w:left w:w="110" w:type="dxa"/>
-              <w:bottom w:w="70" w:type="dxa"/>
-              <w:right w:w="110" w:type="dxa"/>
-            </w:tcMar>
-            <w:vAlign w:val="center"/>
-          </w:tcPr>
-          <w:p>
-            <w:pPr>
-              <w:spacing w:line="264" w:lineRule="auto"/>
-            </w:pPr>
-          </w:p>
-        </w:tc>
-        <w:tc>
-          <w:tcPr>
-            <w:tcW w:w="2426" w:type="dxa"/>
-            <w:tcBorders>
-              <w:top w:val="single" w:sz="4" w:space="0" w:color="D5DBDF"/>
-              <w:left w:val="single" w:sz="4" w:space="0" w:color="D5DBDF"/>
-              <w:bottom w:val="single" w:sz="4" w:space="0" w:color="D5DBDF"/>
-              <w:right w:val="single" w:sz="4" w:space="0" w:color="D5DBDF"/>
-            </w:tcBorders>
-            <w:tcMar>
-              <w:top w:w="70" w:type="dxa"/>
-              <w:left w:w="110" w:type="dxa"/>
-              <w:bottom w:w="70" w:type="dxa"/>
-              <w:right w:w="110" w:type="dxa"/>
-            </w:tcMar>
-            <w:vAlign w:val="center"/>
-          </w:tcPr>
-          <w:p>
-            <w:pPr>
-              <w:spacing w:line="264" w:lineRule="auto"/>
-            </w:pPr>
-            <w:proofErr w:type="spellStart"/>
-            <w:r>
-              <w:rPr>
-                <w:color w:val="1D4E89"/>
-                <w:sz w:val="19"/>
-                <w:szCs w:val="19"/>
-              </w:rPr>
               <w:t>Obrigatório</w:t>
             </w:r>
-            <w:proofErr w:type="spellEnd"/>
           </w:p>
         </w:tc>
       </w:tr>
@@ -8966,7 +7156,6 @@
             <w:pPr>
               <w:spacing w:line="264" w:lineRule="auto"/>
             </w:pPr>
-            <w:proofErr w:type="spellStart"/>
             <w:r>
               <w:rPr>
                 <w:color w:val="1D4E89"/>
@@ -8975,7 +7164,6 @@
               </w:rPr>
               <w:t>animais</w:t>
             </w:r>
-            <w:proofErr w:type="spellEnd"/>
           </w:p>
         </w:tc>
         <w:tc>
@@ -8999,7 +7187,6 @@
             <w:pPr>
               <w:spacing w:line="264" w:lineRule="auto"/>
             </w:pPr>
-            <w:proofErr w:type="spellStart"/>
             <w:r>
               <w:rPr>
                 <w:color w:val="1D4E89"/>
@@ -9008,7 +7195,6 @@
               </w:rPr>
               <w:t>id_animal</w:t>
             </w:r>
-            <w:proofErr w:type="spellEnd"/>
           </w:p>
         </w:tc>
         <w:tc>
@@ -9123,7 +7309,6 @@
             <w:pPr>
               <w:spacing w:line="264" w:lineRule="auto"/>
             </w:pPr>
-            <w:proofErr w:type="spellStart"/>
             <w:r>
               <w:rPr>
                 <w:color w:val="1D4E89"/>
@@ -9132,7 +7317,6 @@
               </w:rPr>
               <w:t>animais</w:t>
             </w:r>
-            <w:proofErr w:type="spellEnd"/>
           </w:p>
         </w:tc>
         <w:tc>
@@ -9156,7 +7340,6 @@
             <w:pPr>
               <w:spacing w:line="264" w:lineRule="auto"/>
             </w:pPr>
-            <w:proofErr w:type="spellStart"/>
             <w:r>
               <w:rPr>
                 <w:color w:val="1D4E89"/>
@@ -9165,7 +7348,6 @@
               </w:rPr>
               <w:t>id_tutor</w:t>
             </w:r>
-            <w:proofErr w:type="spellEnd"/>
           </w:p>
         </w:tc>
         <w:tc>
@@ -9226,18 +7408,8 @@
                 <w:sz w:val="19"/>
                 <w:szCs w:val="19"/>
               </w:rPr>
-              <w:t xml:space="preserve">FK → </w:t>
-            </w:r>
-            <w:proofErr w:type="spellStart"/>
-            <w:r>
-              <w:rPr>
-                <w:color w:val="1D4E89"/>
-                <w:sz w:val="19"/>
-                <w:szCs w:val="19"/>
-              </w:rPr>
-              <w:t>tutores</w:t>
-            </w:r>
-            <w:proofErr w:type="spellEnd"/>
+              <w:t>FK → tutores</w:t>
+            </w:r>
           </w:p>
         </w:tc>
         <w:tc>
@@ -9298,7 +7470,6 @@
             <w:pPr>
               <w:spacing w:line="264" w:lineRule="auto"/>
             </w:pPr>
-            <w:proofErr w:type="spellStart"/>
             <w:r>
               <w:rPr>
                 <w:color w:val="1D4E89"/>
@@ -9307,7 +7478,6 @@
               </w:rPr>
               <w:t>animais</w:t>
             </w:r>
-            <w:proofErr w:type="spellEnd"/>
           </w:p>
         </w:tc>
         <w:tc>
@@ -9331,7 +7501,6 @@
             <w:pPr>
               <w:spacing w:line="264" w:lineRule="auto"/>
             </w:pPr>
-            <w:proofErr w:type="spellStart"/>
             <w:r>
               <w:rPr>
                 <w:color w:val="1D4E89"/>
@@ -9340,7 +7509,6 @@
               </w:rPr>
               <w:t>nome</w:t>
             </w:r>
-            <w:proofErr w:type="spellEnd"/>
           </w:p>
         </w:tc>
         <w:tc>
@@ -9364,80 +7532,68 @@
             <w:pPr>
               <w:spacing w:line="264" w:lineRule="auto"/>
             </w:pPr>
-            <w:proofErr w:type="gramStart"/>
             <w:r>
               <w:rPr>
                 <w:color w:val="1D4E89"/>
                 <w:sz w:val="19"/>
                 <w:szCs w:val="19"/>
               </w:rPr>
-              <w:t>VARCHAR(</w:t>
-            </w:r>
-            <w:proofErr w:type="gramEnd"/>
+              <w:t>VARCHAR(60)</w:t>
+            </w:r>
+          </w:p>
+        </w:tc>
+        <w:tc>
+          <w:tcPr>
+            <w:tcW w:w="1517" w:type="dxa"/>
+            <w:tcBorders>
+              <w:top w:val="single" w:sz="4" w:space="0" w:color="D5DBDF"/>
+              <w:left w:val="single" w:sz="4" w:space="0" w:color="D5DBDF"/>
+              <w:bottom w:val="single" w:sz="4" w:space="0" w:color="D5DBDF"/>
+              <w:right w:val="single" w:sz="4" w:space="0" w:color="D5DBDF"/>
+            </w:tcBorders>
+            <w:tcMar>
+              <w:top w:w="70" w:type="dxa"/>
+              <w:left w:w="110" w:type="dxa"/>
+              <w:bottom w:w="70" w:type="dxa"/>
+              <w:right w:w="110" w:type="dxa"/>
+            </w:tcMar>
+            <w:vAlign w:val="center"/>
+          </w:tcPr>
+          <w:p>
+            <w:pPr>
+              <w:spacing w:line="264" w:lineRule="auto"/>
+            </w:pPr>
+          </w:p>
+        </w:tc>
+        <w:tc>
+          <w:tcPr>
+            <w:tcW w:w="2426" w:type="dxa"/>
+            <w:tcBorders>
+              <w:top w:val="single" w:sz="4" w:space="0" w:color="D5DBDF"/>
+              <w:left w:val="single" w:sz="4" w:space="0" w:color="D5DBDF"/>
+              <w:bottom w:val="single" w:sz="4" w:space="0" w:color="D5DBDF"/>
+              <w:right w:val="single" w:sz="4" w:space="0" w:color="D5DBDF"/>
+            </w:tcBorders>
+            <w:tcMar>
+              <w:top w:w="70" w:type="dxa"/>
+              <w:left w:w="110" w:type="dxa"/>
+              <w:bottom w:w="70" w:type="dxa"/>
+              <w:right w:w="110" w:type="dxa"/>
+            </w:tcMar>
+            <w:vAlign w:val="center"/>
+          </w:tcPr>
+          <w:p>
+            <w:pPr>
+              <w:spacing w:line="264" w:lineRule="auto"/>
+            </w:pPr>
             <w:r>
               <w:rPr>
                 <w:color w:val="1D4E89"/>
                 <w:sz w:val="19"/>
                 <w:szCs w:val="19"/>
               </w:rPr>
-              <w:t>60)</w:t>
-            </w:r>
-          </w:p>
-        </w:tc>
-        <w:tc>
-          <w:tcPr>
-            <w:tcW w:w="1517" w:type="dxa"/>
-            <w:tcBorders>
-              <w:top w:val="single" w:sz="4" w:space="0" w:color="D5DBDF"/>
-              <w:left w:val="single" w:sz="4" w:space="0" w:color="D5DBDF"/>
-              <w:bottom w:val="single" w:sz="4" w:space="0" w:color="D5DBDF"/>
-              <w:right w:val="single" w:sz="4" w:space="0" w:color="D5DBDF"/>
-            </w:tcBorders>
-            <w:tcMar>
-              <w:top w:w="70" w:type="dxa"/>
-              <w:left w:w="110" w:type="dxa"/>
-              <w:bottom w:w="70" w:type="dxa"/>
-              <w:right w:w="110" w:type="dxa"/>
-            </w:tcMar>
-            <w:vAlign w:val="center"/>
-          </w:tcPr>
-          <w:p>
-            <w:pPr>
-              <w:spacing w:line="264" w:lineRule="auto"/>
-            </w:pPr>
-          </w:p>
-        </w:tc>
-        <w:tc>
-          <w:tcPr>
-            <w:tcW w:w="2426" w:type="dxa"/>
-            <w:tcBorders>
-              <w:top w:val="single" w:sz="4" w:space="0" w:color="D5DBDF"/>
-              <w:left w:val="single" w:sz="4" w:space="0" w:color="D5DBDF"/>
-              <w:bottom w:val="single" w:sz="4" w:space="0" w:color="D5DBDF"/>
-              <w:right w:val="single" w:sz="4" w:space="0" w:color="D5DBDF"/>
-            </w:tcBorders>
-            <w:tcMar>
-              <w:top w:w="70" w:type="dxa"/>
-              <w:left w:w="110" w:type="dxa"/>
-              <w:bottom w:w="70" w:type="dxa"/>
-              <w:right w:w="110" w:type="dxa"/>
-            </w:tcMar>
-            <w:vAlign w:val="center"/>
-          </w:tcPr>
-          <w:p>
-            <w:pPr>
-              <w:spacing w:line="264" w:lineRule="auto"/>
-            </w:pPr>
-            <w:proofErr w:type="spellStart"/>
-            <w:r>
-              <w:rPr>
-                <w:color w:val="1D4E89"/>
-                <w:sz w:val="19"/>
-                <w:szCs w:val="19"/>
-              </w:rPr>
               <w:t>Obrigatório</w:t>
             </w:r>
-            <w:proofErr w:type="spellEnd"/>
           </w:p>
         </w:tc>
       </w:tr>
@@ -9467,7 +7623,6 @@
             <w:pPr>
               <w:spacing w:line="264" w:lineRule="auto"/>
             </w:pPr>
-            <w:proofErr w:type="spellStart"/>
             <w:r>
               <w:rPr>
                 <w:color w:val="1D4E89"/>
@@ -9476,7 +7631,6 @@
               </w:rPr>
               <w:t>animais</w:t>
             </w:r>
-            <w:proofErr w:type="spellEnd"/>
           </w:p>
         </w:tc>
         <w:tc>
@@ -9500,7 +7654,6 @@
             <w:pPr>
               <w:spacing w:line="264" w:lineRule="auto"/>
             </w:pPr>
-            <w:proofErr w:type="spellStart"/>
             <w:r>
               <w:rPr>
                 <w:color w:val="1D4E89"/>
@@ -9509,7 +7662,6 @@
               </w:rPr>
               <w:t>especie</w:t>
             </w:r>
-            <w:proofErr w:type="spellEnd"/>
           </w:p>
         </w:tc>
         <w:tc>
@@ -9533,105 +7685,67 @@
             <w:pPr>
               <w:spacing w:line="264" w:lineRule="auto"/>
             </w:pPr>
-            <w:proofErr w:type="gramStart"/>
             <w:r>
               <w:rPr>
                 <w:color w:val="1D4E89"/>
                 <w:sz w:val="19"/>
                 <w:szCs w:val="19"/>
               </w:rPr>
-              <w:t>VARCHAR(</w:t>
-            </w:r>
-            <w:proofErr w:type="gramEnd"/>
+              <w:t>VARCHAR(30)</w:t>
+            </w:r>
+          </w:p>
+        </w:tc>
+        <w:tc>
+          <w:tcPr>
+            <w:tcW w:w="1517" w:type="dxa"/>
+            <w:tcBorders>
+              <w:top w:val="single" w:sz="4" w:space="0" w:color="D5DBDF"/>
+              <w:left w:val="single" w:sz="4" w:space="0" w:color="D5DBDF"/>
+              <w:bottom w:val="single" w:sz="4" w:space="0" w:color="D5DBDF"/>
+              <w:right w:val="single" w:sz="4" w:space="0" w:color="D5DBDF"/>
+            </w:tcBorders>
+            <w:tcMar>
+              <w:top w:w="70" w:type="dxa"/>
+              <w:left w:w="110" w:type="dxa"/>
+              <w:bottom w:w="70" w:type="dxa"/>
+              <w:right w:w="110" w:type="dxa"/>
+            </w:tcMar>
+            <w:vAlign w:val="center"/>
+          </w:tcPr>
+          <w:p>
+            <w:pPr>
+              <w:spacing w:line="264" w:lineRule="auto"/>
+            </w:pPr>
+          </w:p>
+        </w:tc>
+        <w:tc>
+          <w:tcPr>
+            <w:tcW w:w="2426" w:type="dxa"/>
+            <w:tcBorders>
+              <w:top w:val="single" w:sz="4" w:space="0" w:color="D5DBDF"/>
+              <w:left w:val="single" w:sz="4" w:space="0" w:color="D5DBDF"/>
+              <w:bottom w:val="single" w:sz="4" w:space="0" w:color="D5DBDF"/>
+              <w:right w:val="single" w:sz="4" w:space="0" w:color="D5DBDF"/>
+            </w:tcBorders>
+            <w:tcMar>
+              <w:top w:w="70" w:type="dxa"/>
+              <w:left w:w="110" w:type="dxa"/>
+              <w:bottom w:w="70" w:type="dxa"/>
+              <w:right w:w="110" w:type="dxa"/>
+            </w:tcMar>
+            <w:vAlign w:val="center"/>
+          </w:tcPr>
+          <w:p>
+            <w:pPr>
+              <w:spacing w:line="264" w:lineRule="auto"/>
+            </w:pPr>
             <w:r>
               <w:rPr>
                 <w:color w:val="1D4E89"/>
                 <w:sz w:val="19"/>
                 <w:szCs w:val="19"/>
               </w:rPr>
-              <w:t>30)</w:t>
-            </w:r>
-          </w:p>
-        </w:tc>
-        <w:tc>
-          <w:tcPr>
-            <w:tcW w:w="1517" w:type="dxa"/>
-            <w:tcBorders>
-              <w:top w:val="single" w:sz="4" w:space="0" w:color="D5DBDF"/>
-              <w:left w:val="single" w:sz="4" w:space="0" w:color="D5DBDF"/>
-              <w:bottom w:val="single" w:sz="4" w:space="0" w:color="D5DBDF"/>
-              <w:right w:val="single" w:sz="4" w:space="0" w:color="D5DBDF"/>
-            </w:tcBorders>
-            <w:tcMar>
-              <w:top w:w="70" w:type="dxa"/>
-              <w:left w:w="110" w:type="dxa"/>
-              <w:bottom w:w="70" w:type="dxa"/>
-              <w:right w:w="110" w:type="dxa"/>
-            </w:tcMar>
-            <w:vAlign w:val="center"/>
-          </w:tcPr>
-          <w:p>
-            <w:pPr>
-              <w:spacing w:line="264" w:lineRule="auto"/>
-            </w:pPr>
-          </w:p>
-        </w:tc>
-        <w:tc>
-          <w:tcPr>
-            <w:tcW w:w="2426" w:type="dxa"/>
-            <w:tcBorders>
-              <w:top w:val="single" w:sz="4" w:space="0" w:color="D5DBDF"/>
-              <w:left w:val="single" w:sz="4" w:space="0" w:color="D5DBDF"/>
-              <w:bottom w:val="single" w:sz="4" w:space="0" w:color="D5DBDF"/>
-              <w:right w:val="single" w:sz="4" w:space="0" w:color="D5DBDF"/>
-            </w:tcBorders>
-            <w:tcMar>
-              <w:top w:w="70" w:type="dxa"/>
-              <w:left w:w="110" w:type="dxa"/>
-              <w:bottom w:w="70" w:type="dxa"/>
-              <w:right w:w="110" w:type="dxa"/>
-            </w:tcMar>
-            <w:vAlign w:val="center"/>
-          </w:tcPr>
-          <w:p>
-            <w:pPr>
-              <w:spacing w:line="264" w:lineRule="auto"/>
-            </w:pPr>
-            <w:proofErr w:type="spellStart"/>
-            <w:r>
-              <w:rPr>
-                <w:color w:val="1D4E89"/>
-                <w:sz w:val="19"/>
-                <w:szCs w:val="19"/>
-              </w:rPr>
-              <w:t>Cão</w:t>
-            </w:r>
-            <w:proofErr w:type="spellEnd"/>
-            <w:r>
-              <w:rPr>
-                <w:color w:val="1D4E89"/>
-                <w:sz w:val="19"/>
-                <w:szCs w:val="19"/>
-              </w:rPr>
-              <w:t xml:space="preserve">, gato, </w:t>
-            </w:r>
-            <w:proofErr w:type="spellStart"/>
-            <w:r>
-              <w:rPr>
-                <w:color w:val="1D4E89"/>
-                <w:sz w:val="19"/>
-                <w:szCs w:val="19"/>
-              </w:rPr>
-              <w:t>coelho</w:t>
-            </w:r>
-            <w:proofErr w:type="spellEnd"/>
-            <w:r>
-              <w:rPr>
-                <w:color w:val="1D4E89"/>
-                <w:sz w:val="19"/>
-                <w:szCs w:val="19"/>
-              </w:rPr>
-              <w:t>…</w:t>
+              <w:t>Cão, gato, coelho…</w:t>
             </w:r>
           </w:p>
         </w:tc>
@@ -9662,7 +7776,6 @@
             <w:pPr>
               <w:spacing w:line="264" w:lineRule="auto"/>
             </w:pPr>
-            <w:proofErr w:type="spellStart"/>
             <w:r>
               <w:rPr>
                 <w:color w:val="1D4E89"/>
@@ -9671,7 +7784,6 @@
               </w:rPr>
               <w:t>animais</w:t>
             </w:r>
-            <w:proofErr w:type="spellEnd"/>
           </w:p>
         </w:tc>
         <w:tc>
@@ -9695,7 +7807,6 @@
             <w:pPr>
               <w:spacing w:line="264" w:lineRule="auto"/>
             </w:pPr>
-            <w:proofErr w:type="spellStart"/>
             <w:r>
               <w:rPr>
                 <w:color w:val="1D4E89"/>
@@ -9704,7 +7815,6 @@
               </w:rPr>
               <w:t>data_nascimento</w:t>
             </w:r>
-            <w:proofErr w:type="spellEnd"/>
           </w:p>
         </w:tc>
         <w:tc>
@@ -9866,29 +7976,7 @@
                 <w:szCs w:val="19"/>
                 <w:lang w:val="pt-PT"/>
               </w:rPr>
-              <w:t>Ficheiro .</w:t>
-            </w:r>
-            <w:proofErr w:type="spellStart"/>
-            <w:r>
-              <w:rPr>
-                <w:b/>
-                <w:bCs/>
-                <w:sz w:val="19"/>
-                <w:szCs w:val="19"/>
-                <w:lang w:val="pt-PT"/>
-              </w:rPr>
-              <w:t>sql</w:t>
-            </w:r>
-            <w:proofErr w:type="spellEnd"/>
-            <w:r>
-              <w:rPr>
-                <w:b/>
-                <w:bCs/>
-                <w:sz w:val="19"/>
-                <w:szCs w:val="19"/>
-                <w:lang w:val="pt-PT"/>
-              </w:rPr>
-              <w:t xml:space="preserve"> que cria tudo</w:t>
+              <w:t>Ficheiro .sql que cria tudo</w:t>
             </w:r>
           </w:p>
         </w:tc>
@@ -9916,7 +8004,6 @@
                 <w:lang w:val="pt-PT"/>
               </w:rPr>
             </w:pPr>
-            <w:proofErr w:type="spellStart"/>
             <w:r>
               <w:rPr>
                 <w:color w:val="1D4E89"/>
@@ -9924,37 +8011,7 @@
                 <w:szCs w:val="19"/>
                 <w:lang w:val="pt-PT"/>
               </w:rPr>
-              <w:t>base_dados.sql</w:t>
-            </w:r>
-            <w:proofErr w:type="spellEnd"/>
-            <w:r>
-              <w:rPr>
-                <w:color w:val="1D4E89"/>
-                <w:sz w:val="19"/>
-                <w:szCs w:val="19"/>
-                <w:lang w:val="pt-PT"/>
-              </w:rPr>
-              <w:t xml:space="preserve"> — cria a base de dados </w:t>
-            </w:r>
-            <w:proofErr w:type="spellStart"/>
-            <w:r>
-              <w:rPr>
-                <w:color w:val="1D4E89"/>
-                <w:sz w:val="19"/>
-                <w:szCs w:val="19"/>
-                <w:lang w:val="pt-PT"/>
-              </w:rPr>
-              <w:t>vetgest</w:t>
-            </w:r>
-            <w:proofErr w:type="spellEnd"/>
-            <w:r>
-              <w:rPr>
-                <w:color w:val="1D4E89"/>
-                <w:sz w:val="19"/>
-                <w:szCs w:val="19"/>
-                <w:lang w:val="pt-PT"/>
-              </w:rPr>
-              <w:t>, as três tabelas e 3 tutores e 6 animais de exemplo</w:t>
+              <w:t>base_dados.sql — cria a base de dados vetgest, as três tabelas e 3 tutores e 6 animais de exemplo</w:t>
             </w:r>
           </w:p>
         </w:tc>
@@ -10107,7 +8164,6 @@
             <w:pPr>
               <w:spacing w:line="264" w:lineRule="auto"/>
             </w:pPr>
-            <w:proofErr w:type="spellStart"/>
             <w:r>
               <w:rPr>
                 <w:b/>
@@ -10118,7 +8174,6 @@
               </w:rPr>
               <w:t>Medida</w:t>
             </w:r>
-            <w:proofErr w:type="spellEnd"/>
           </w:p>
         </w:tc>
         <w:tc>
@@ -10223,23 +8278,7 @@
                 <w:sz w:val="19"/>
                 <w:szCs w:val="19"/>
               </w:rPr>
-              <w:t xml:space="preserve">Passwords </w:t>
-            </w:r>
-            <w:proofErr w:type="spellStart"/>
-            <w:r>
-              <w:rPr>
-                <w:sz w:val="19"/>
-                <w:szCs w:val="19"/>
-              </w:rPr>
-              <w:t>guardadas</w:t>
-            </w:r>
-            <w:proofErr w:type="spellEnd"/>
-            <w:r>
-              <w:rPr>
-                <w:sz w:val="19"/>
-                <w:szCs w:val="19"/>
-              </w:rPr>
-              <w:t xml:space="preserve"> com hash</w:t>
+              <w:t>Passwords guardadas com hash</w:t>
             </w:r>
           </w:p>
         </w:tc>
@@ -10264,149 +8303,13 @@
             <w:pPr>
               <w:spacing w:line="264" w:lineRule="auto"/>
             </w:pPr>
-            <w:proofErr w:type="spellStart"/>
             <w:r>
               <w:rPr>
                 <w:color w:val="1D4E89"/>
                 <w:sz w:val="19"/>
                 <w:szCs w:val="19"/>
               </w:rPr>
-              <w:t>registo.php</w:t>
-            </w:r>
-            <w:proofErr w:type="spellEnd"/>
-            <w:r>
-              <w:rPr>
-                <w:color w:val="1D4E89"/>
-                <w:sz w:val="19"/>
-                <w:szCs w:val="19"/>
-              </w:rPr>
-              <w:t xml:space="preserve"> </w:t>
-            </w:r>
-            <w:proofErr w:type="spellStart"/>
-            <w:r>
-              <w:rPr>
-                <w:color w:val="1D4E89"/>
-                <w:sz w:val="19"/>
-                <w:szCs w:val="19"/>
-              </w:rPr>
-              <w:t>usa</w:t>
-            </w:r>
-            <w:proofErr w:type="spellEnd"/>
-            <w:r>
-              <w:rPr>
-                <w:color w:val="1D4E89"/>
-                <w:sz w:val="19"/>
-                <w:szCs w:val="19"/>
-              </w:rPr>
-              <w:t xml:space="preserve"> </w:t>
-            </w:r>
-            <w:proofErr w:type="spellStart"/>
-            <w:r>
-              <w:rPr>
-                <w:color w:val="1D4E89"/>
-                <w:sz w:val="19"/>
-                <w:szCs w:val="19"/>
-              </w:rPr>
-              <w:t>password_</w:t>
-            </w:r>
-            <w:proofErr w:type="gramStart"/>
-            <w:r>
-              <w:rPr>
-                <w:color w:val="1D4E89"/>
-                <w:sz w:val="19"/>
-                <w:szCs w:val="19"/>
-              </w:rPr>
-              <w:t>hash</w:t>
-            </w:r>
-            <w:proofErr w:type="spellEnd"/>
-            <w:r>
-              <w:rPr>
-                <w:color w:val="1D4E89"/>
-                <w:sz w:val="19"/>
-                <w:szCs w:val="19"/>
-              </w:rPr>
-              <w:t>(</w:t>
-            </w:r>
-            <w:proofErr w:type="gramEnd"/>
-            <w:r>
-              <w:rPr>
-                <w:color w:val="1D4E89"/>
-                <w:sz w:val="19"/>
-                <w:szCs w:val="19"/>
-              </w:rPr>
-              <w:t xml:space="preserve">); </w:t>
-            </w:r>
-            <w:proofErr w:type="spellStart"/>
-            <w:r>
-              <w:rPr>
-                <w:color w:val="1D4E89"/>
-                <w:sz w:val="19"/>
-                <w:szCs w:val="19"/>
-              </w:rPr>
-              <w:t>login.php</w:t>
-            </w:r>
-            <w:proofErr w:type="spellEnd"/>
-            <w:r>
-              <w:rPr>
-                <w:color w:val="1D4E89"/>
-                <w:sz w:val="19"/>
-                <w:szCs w:val="19"/>
-              </w:rPr>
-              <w:t xml:space="preserve"> </w:t>
-            </w:r>
-            <w:proofErr w:type="spellStart"/>
-            <w:r>
-              <w:rPr>
-                <w:color w:val="1D4E89"/>
-                <w:sz w:val="19"/>
-                <w:szCs w:val="19"/>
-              </w:rPr>
-              <w:t>compara</w:t>
-            </w:r>
-            <w:proofErr w:type="spellEnd"/>
-            <w:r>
-              <w:rPr>
-                <w:color w:val="1D4E89"/>
-                <w:sz w:val="19"/>
-                <w:szCs w:val="19"/>
-              </w:rPr>
-              <w:t xml:space="preserve"> com </w:t>
-            </w:r>
-            <w:proofErr w:type="spellStart"/>
-            <w:r>
-              <w:rPr>
-                <w:color w:val="1D4E89"/>
-                <w:sz w:val="19"/>
-                <w:szCs w:val="19"/>
-              </w:rPr>
-              <w:t>password_</w:t>
-            </w:r>
-            <w:proofErr w:type="gramStart"/>
-            <w:r>
-              <w:rPr>
-                <w:color w:val="1D4E89"/>
-                <w:sz w:val="19"/>
-                <w:szCs w:val="19"/>
-              </w:rPr>
-              <w:t>verify</w:t>
-            </w:r>
-            <w:proofErr w:type="spellEnd"/>
-            <w:r>
-              <w:rPr>
-                <w:color w:val="1D4E89"/>
-                <w:sz w:val="19"/>
-                <w:szCs w:val="19"/>
-              </w:rPr>
-              <w:t>(</w:t>
-            </w:r>
-            <w:proofErr w:type="gramEnd"/>
-            <w:r>
-              <w:rPr>
-                <w:color w:val="1D4E89"/>
-                <w:sz w:val="19"/>
-                <w:szCs w:val="19"/>
-              </w:rPr>
-              <w:t>).</w:t>
+              <w:t>registo.php usa password_hash(); login.php compara com password_verify().</w:t>
             </w:r>
           </w:p>
         </w:tc>
@@ -10478,25 +8381,7 @@
                 <w:szCs w:val="19"/>
                 <w:lang w:val="pt-PT"/>
               </w:rPr>
-              <w:t xml:space="preserve">Consultas preparadas (contra SQL </w:t>
-            </w:r>
-            <w:proofErr w:type="spellStart"/>
-            <w:r>
-              <w:rPr>
-                <w:sz w:val="19"/>
-                <w:szCs w:val="19"/>
-                <w:lang w:val="pt-PT"/>
-              </w:rPr>
-              <w:t>injection</w:t>
-            </w:r>
-            <w:proofErr w:type="spellEnd"/>
-            <w:r>
-              <w:rPr>
-                <w:sz w:val="19"/>
-                <w:szCs w:val="19"/>
-                <w:lang w:val="pt-PT"/>
-              </w:rPr>
-              <w:t>)</w:t>
+              <w:t>Consultas preparadas (contra SQL injection)</w:t>
             </w:r>
           </w:p>
         </w:tc>
@@ -10531,87 +8416,7 @@
                 <w:szCs w:val="19"/>
                 <w:lang w:val="pt-PT"/>
               </w:rPr>
-              <w:t>Todas as consultas usam $</w:t>
-            </w:r>
-            <w:proofErr w:type="spellStart"/>
-            <w:r>
-              <w:rPr>
-                <w:color w:val="1D4E89"/>
-                <w:sz w:val="19"/>
-                <w:szCs w:val="19"/>
-                <w:lang w:val="pt-PT"/>
-              </w:rPr>
-              <w:t>pdo</w:t>
-            </w:r>
-            <w:proofErr w:type="spellEnd"/>
-            <w:r>
-              <w:rPr>
-                <w:color w:val="1D4E89"/>
-                <w:sz w:val="19"/>
-                <w:szCs w:val="19"/>
-                <w:lang w:val="pt-PT"/>
-              </w:rPr>
-              <w:t>-&gt;</w:t>
-            </w:r>
-            <w:proofErr w:type="gramStart"/>
-            <w:r>
-              <w:rPr>
-                <w:color w:val="1D4E89"/>
-                <w:sz w:val="19"/>
-                <w:szCs w:val="19"/>
-                <w:lang w:val="pt-PT"/>
-              </w:rPr>
-              <w:t>prepare(</w:t>
-            </w:r>
-            <w:proofErr w:type="gramEnd"/>
-            <w:r>
-              <w:rPr>
-                <w:color w:val="1D4E89"/>
-                <w:sz w:val="19"/>
-                <w:szCs w:val="19"/>
-                <w:lang w:val="pt-PT"/>
-              </w:rPr>
-              <w:t xml:space="preserve">) e </w:t>
-            </w:r>
-            <w:proofErr w:type="gramStart"/>
-            <w:r>
-              <w:rPr>
-                <w:color w:val="1D4E89"/>
-                <w:sz w:val="19"/>
-                <w:szCs w:val="19"/>
-                <w:lang w:val="pt-PT"/>
-              </w:rPr>
-              <w:t>execute(</w:t>
-            </w:r>
-            <w:proofErr w:type="gramEnd"/>
-            <w:r>
-              <w:rPr>
-                <w:color w:val="1D4E89"/>
-                <w:sz w:val="19"/>
-                <w:szCs w:val="19"/>
-                <w:lang w:val="pt-PT"/>
-              </w:rPr>
-              <w:t xml:space="preserve">[...]); nenhuma </w:t>
-            </w:r>
-            <w:proofErr w:type="gramStart"/>
-            <w:r>
-              <w:rPr>
-                <w:color w:val="1D4E89"/>
-                <w:sz w:val="19"/>
-                <w:szCs w:val="19"/>
-                <w:lang w:val="pt-PT"/>
-              </w:rPr>
-              <w:t>junta variáveis</w:t>
-            </w:r>
-            <w:proofErr w:type="gramEnd"/>
-            <w:r>
-              <w:rPr>
-                <w:color w:val="1D4E89"/>
-                <w:sz w:val="19"/>
-                <w:szCs w:val="19"/>
-                <w:lang w:val="pt-PT"/>
-              </w:rPr>
-              <w:t xml:space="preserve"> ao SQL.</w:t>
+              <w:t>Todas as consultas usam $pdo-&gt;prepare() e execute([...]); nenhuma junta variáveis ao SQL.</w:t>
             </w:r>
           </w:p>
         </w:tc>
@@ -10711,7 +8516,6 @@
                 <w:lang w:val="pt-PT"/>
               </w:rPr>
             </w:pPr>
-            <w:proofErr w:type="spellStart"/>
             <w:r>
               <w:rPr>
                 <w:color w:val="1D4E89"/>
@@ -10719,37 +8523,7 @@
                 <w:szCs w:val="19"/>
                 <w:lang w:val="pt-PT"/>
               </w:rPr>
-              <w:t>novo.php</w:t>
-            </w:r>
-            <w:proofErr w:type="spellEnd"/>
-            <w:r>
-              <w:rPr>
-                <w:color w:val="1D4E89"/>
-                <w:sz w:val="19"/>
-                <w:szCs w:val="19"/>
-                <w:lang w:val="pt-PT"/>
-              </w:rPr>
-              <w:t xml:space="preserve"> e </w:t>
-            </w:r>
-            <w:proofErr w:type="spellStart"/>
-            <w:r>
-              <w:rPr>
-                <w:color w:val="1D4E89"/>
-                <w:sz w:val="19"/>
-                <w:szCs w:val="19"/>
-                <w:lang w:val="pt-PT"/>
-              </w:rPr>
-              <w:t>editar.php</w:t>
-            </w:r>
-            <w:proofErr w:type="spellEnd"/>
-            <w:r>
-              <w:rPr>
-                <w:color w:val="1D4E89"/>
-                <w:sz w:val="19"/>
-                <w:szCs w:val="19"/>
-                <w:lang w:val="pt-PT"/>
-              </w:rPr>
-              <w:t xml:space="preserve"> verificam campos vazios, o tamanho do nome e a data antes do INSERT/UPDATE.</w:t>
+              <w:t>novo.php e editar.php verificam campos vazios, o tamanho do nome e a data antes do INSERT/UPDATE.</w:t>
             </w:r>
           </w:p>
         </w:tc>
@@ -10852,115 +8626,7 @@
                 <w:sz w:val="19"/>
                 <w:szCs w:val="19"/>
               </w:rPr>
-              <w:t>includes/</w:t>
-            </w:r>
-            <w:proofErr w:type="spellStart"/>
-            <w:r>
-              <w:rPr>
-                <w:color w:val="1D4E89"/>
-                <w:sz w:val="19"/>
-                <w:szCs w:val="19"/>
-              </w:rPr>
-              <w:t>auth.php</w:t>
-            </w:r>
-            <w:proofErr w:type="spellEnd"/>
-            <w:r>
-              <w:rPr>
-                <w:color w:val="1D4E89"/>
-                <w:sz w:val="19"/>
-                <w:szCs w:val="19"/>
-              </w:rPr>
-              <w:t xml:space="preserve">: </w:t>
-            </w:r>
-            <w:proofErr w:type="spellStart"/>
-            <w:r>
-              <w:rPr>
-                <w:color w:val="1D4E89"/>
-                <w:sz w:val="19"/>
-                <w:szCs w:val="19"/>
-              </w:rPr>
-              <w:t>sem</w:t>
-            </w:r>
-            <w:proofErr w:type="spellEnd"/>
-            <w:r>
-              <w:rPr>
-                <w:color w:val="1D4E89"/>
-                <w:sz w:val="19"/>
-                <w:szCs w:val="19"/>
-              </w:rPr>
-              <w:t xml:space="preserve"> $_SESSION['</w:t>
-            </w:r>
-            <w:proofErr w:type="spellStart"/>
-            <w:r>
-              <w:rPr>
-                <w:color w:val="1D4E89"/>
-                <w:sz w:val="19"/>
-                <w:szCs w:val="19"/>
-              </w:rPr>
-              <w:t>id_utilizador</w:t>
-            </w:r>
-            <w:proofErr w:type="spellEnd"/>
-            <w:r>
-              <w:rPr>
-                <w:color w:val="1D4E89"/>
-                <w:sz w:val="19"/>
-                <w:szCs w:val="19"/>
-              </w:rPr>
-              <w:t xml:space="preserve">'] </w:t>
-            </w:r>
-            <w:proofErr w:type="spellStart"/>
-            <w:r>
-              <w:rPr>
-                <w:color w:val="1D4E89"/>
-                <w:sz w:val="19"/>
-                <w:szCs w:val="19"/>
-              </w:rPr>
-              <w:t>faz</w:t>
-            </w:r>
-            <w:proofErr w:type="spellEnd"/>
-            <w:r>
-              <w:rPr>
-                <w:color w:val="1D4E89"/>
-                <w:sz w:val="19"/>
-                <w:szCs w:val="19"/>
-              </w:rPr>
-              <w:t xml:space="preserve"> </w:t>
-            </w:r>
-            <w:proofErr w:type="gramStart"/>
-            <w:r>
-              <w:rPr>
-                <w:color w:val="1D4E89"/>
-                <w:sz w:val="19"/>
-                <w:szCs w:val="19"/>
-              </w:rPr>
-              <w:t>header(</w:t>
-            </w:r>
-            <w:proofErr w:type="gramEnd"/>
-            <w:r>
-              <w:rPr>
-                <w:color w:val="1D4E89"/>
-                <w:sz w:val="19"/>
-                <w:szCs w:val="19"/>
-              </w:rPr>
-              <w:t>'Location: ../</w:t>
-            </w:r>
-            <w:proofErr w:type="spellStart"/>
-            <w:r>
-              <w:rPr>
-                <w:color w:val="1D4E89"/>
-                <w:sz w:val="19"/>
-                <w:szCs w:val="19"/>
-              </w:rPr>
-              <w:t>login.php</w:t>
-            </w:r>
-            <w:proofErr w:type="spellEnd"/>
-            <w:r>
-              <w:rPr>
-                <w:color w:val="1D4E89"/>
-                <w:sz w:val="19"/>
-                <w:szCs w:val="19"/>
-              </w:rPr>
-              <w:t>'); exit;</w:t>
+              <w:t>includes/auth.php: sem $_SESSION['id_utilizador'] faz header('Location: ../login.php'); exit;</w:t>
             </w:r>
           </w:p>
         </w:tc>
@@ -10998,7 +8664,6 @@
                 <w:sz w:val="19"/>
                 <w:szCs w:val="19"/>
               </w:rPr>
-              <w:lastRenderedPageBreak/>
               <w:t>✓</w:t>
             </w:r>
           </w:p>
@@ -11024,31 +8689,13 @@
             <w:pPr>
               <w:spacing w:line="264" w:lineRule="auto"/>
             </w:pPr>
-            <w:proofErr w:type="spellStart"/>
-            <w:r>
-              <w:rPr>
-                <w:sz w:val="19"/>
-                <w:szCs w:val="19"/>
-              </w:rPr>
-              <w:t>Consentimento</w:t>
-            </w:r>
-            <w:proofErr w:type="spellEnd"/>
-            <w:r>
-              <w:rPr>
-                <w:sz w:val="19"/>
-                <w:szCs w:val="19"/>
-              </w:rPr>
-              <w:t xml:space="preserve"> no </w:t>
-            </w:r>
-            <w:proofErr w:type="spellStart"/>
-            <w:r>
-              <w:rPr>
-                <w:sz w:val="19"/>
-                <w:szCs w:val="19"/>
-              </w:rPr>
-              <w:t>registo</w:t>
-            </w:r>
-            <w:proofErr w:type="spellEnd"/>
+            <w:r>
+              <w:rPr>
+                <w:sz w:val="19"/>
+                <w:szCs w:val="19"/>
+              </w:rPr>
+              <w:t>Consentimento no registo</w:t>
+            </w:r>
           </w:p>
         </w:tc>
         <w:tc>
@@ -11150,33 +8797,8 @@
                 <w:sz w:val="19"/>
                 <w:szCs w:val="19"/>
               </w:rPr>
-              <w:t xml:space="preserve">Política de </w:t>
-            </w:r>
-            <w:proofErr w:type="spellStart"/>
-            <w:r>
-              <w:rPr>
-                <w:sz w:val="19"/>
-                <w:szCs w:val="19"/>
-              </w:rPr>
-              <w:t>privacidade</w:t>
-            </w:r>
-            <w:proofErr w:type="spellEnd"/>
-            <w:r>
-              <w:rPr>
-                <w:sz w:val="19"/>
-                <w:szCs w:val="19"/>
-              </w:rPr>
-              <w:t xml:space="preserve"> </w:t>
-            </w:r>
-            <w:proofErr w:type="spellStart"/>
-            <w:r>
-              <w:rPr>
-                <w:sz w:val="19"/>
-                <w:szCs w:val="19"/>
-              </w:rPr>
-              <w:t>acessível</w:t>
-            </w:r>
-            <w:proofErr w:type="spellEnd"/>
+              <w:t>Política de privacidade acessível</w:t>
+            </w:r>
           </w:p>
         </w:tc>
         <w:tc>
@@ -11203,7 +8825,6 @@
                 <w:lang w:val="pt-PT"/>
               </w:rPr>
             </w:pPr>
-            <w:proofErr w:type="spellStart"/>
             <w:r>
               <w:rPr>
                 <w:color w:val="1D4E89"/>
@@ -11211,17 +8832,7 @@
                 <w:szCs w:val="19"/>
                 <w:lang w:val="pt-PT"/>
               </w:rPr>
-              <w:t>privacidade.php</w:t>
-            </w:r>
-            <w:proofErr w:type="spellEnd"/>
-            <w:r>
-              <w:rPr>
-                <w:color w:val="1D4E89"/>
-                <w:sz w:val="19"/>
-                <w:szCs w:val="19"/>
-                <w:lang w:val="pt-PT"/>
-              </w:rPr>
-              <w:t>, com link no rodapé de todas as páginas e no formulário de registo.</w:t>
+              <w:t>privacidade.php, com link no rodapé de todas as páginas e no formulário de registo.</w:t>
             </w:r>
           </w:p>
         </w:tc>
@@ -11263,31 +8874,7 @@
           <w:szCs w:val="18"/>
           <w:lang w:val="pt-PT"/>
         </w:rPr>
-        <w:t xml:space="preserve">» Uma linha por cada dado pessoal. Se não souberes dizer para que serve um dado, não </w:t>
-      </w:r>
-      <w:proofErr w:type="gramStart"/>
-      <w:r>
-        <w:rPr>
-          <w:i/>
-          <w:iCs/>
-          <w:color w:val="6B7780"/>
-          <w:sz w:val="18"/>
-          <w:szCs w:val="18"/>
-          <w:lang w:val="pt-PT"/>
-        </w:rPr>
-        <w:t>o recolhas</w:t>
-      </w:r>
-      <w:proofErr w:type="gramEnd"/>
-      <w:r>
-        <w:rPr>
-          <w:i/>
-          <w:iCs/>
-          <w:color w:val="6B7780"/>
-          <w:sz w:val="18"/>
-          <w:szCs w:val="18"/>
-          <w:lang w:val="pt-PT"/>
-        </w:rPr>
-        <w:t>: é o princípio da minimização.</w:t>
+        <w:t>» Uma linha por cada dado pessoal. Se não souberes dizer para que serve um dado, não o recolhas: é o princípio da minimização.</w:t>
       </w:r>
     </w:p>
     <w:tbl>
@@ -11382,10 +8969,32 @@
                 <w:sz w:val="18"/>
                 <w:szCs w:val="18"/>
               </w:rPr>
-              <w:t xml:space="preserve">Para </w:t>
-            </w:r>
-            <w:proofErr w:type="spellStart"/>
-            <w:proofErr w:type="gramStart"/>
+              <w:t>Para que serve</w:t>
+            </w:r>
+          </w:p>
+        </w:tc>
+        <w:tc>
+          <w:tcPr>
+            <w:tcW w:w="3120" w:type="dxa"/>
+            <w:tcBorders>
+              <w:top w:val="single" w:sz="4" w:space="0" w:color="D5DBDF"/>
+              <w:left w:val="single" w:sz="4" w:space="0" w:color="D5DBDF"/>
+              <w:bottom w:val="single" w:sz="4" w:space="0" w:color="D5DBDF"/>
+              <w:right w:val="single" w:sz="4" w:space="0" w:color="D5DBDF"/>
+            </w:tcBorders>
+            <w:shd w:val="clear" w:color="auto" w:fill="EAF0EC"/>
+            <w:tcMar>
+              <w:top w:w="70" w:type="dxa"/>
+              <w:left w:w="110" w:type="dxa"/>
+              <w:bottom w:w="70" w:type="dxa"/>
+              <w:right w:w="110" w:type="dxa"/>
+            </w:tcMar>
+            <w:vAlign w:val="center"/>
+          </w:tcPr>
+          <w:p>
+            <w:pPr>
+              <w:spacing w:line="264" w:lineRule="auto"/>
+            </w:pPr>
             <w:r>
               <w:rPr>
                 <w:b/>
@@ -11394,88 +9003,8 @@
                 <w:sz w:val="18"/>
                 <w:szCs w:val="18"/>
               </w:rPr>
-              <w:t>que</w:t>
-            </w:r>
-            <w:proofErr w:type="spellEnd"/>
-            <w:proofErr w:type="gramEnd"/>
-            <w:r>
-              <w:rPr>
-                <w:b/>
-                <w:bCs/>
-                <w:color w:val="00713C"/>
-                <w:sz w:val="18"/>
-                <w:szCs w:val="18"/>
-              </w:rPr>
-              <w:t xml:space="preserve"> serve</w:t>
-            </w:r>
-          </w:p>
-        </w:tc>
-        <w:tc>
-          <w:tcPr>
-            <w:tcW w:w="3120" w:type="dxa"/>
-            <w:tcBorders>
-              <w:top w:val="single" w:sz="4" w:space="0" w:color="D5DBDF"/>
-              <w:left w:val="single" w:sz="4" w:space="0" w:color="D5DBDF"/>
-              <w:bottom w:val="single" w:sz="4" w:space="0" w:color="D5DBDF"/>
-              <w:right w:val="single" w:sz="4" w:space="0" w:color="D5DBDF"/>
-            </w:tcBorders>
-            <w:shd w:val="clear" w:color="auto" w:fill="EAF0EC"/>
-            <w:tcMar>
-              <w:top w:w="70" w:type="dxa"/>
-              <w:left w:w="110" w:type="dxa"/>
-              <w:bottom w:w="70" w:type="dxa"/>
-              <w:right w:w="110" w:type="dxa"/>
-            </w:tcMar>
-            <w:vAlign w:val="center"/>
-          </w:tcPr>
-          <w:p>
-            <w:pPr>
-              <w:spacing w:line="264" w:lineRule="auto"/>
-            </w:pPr>
-            <w:r>
-              <w:rPr>
-                <w:b/>
-                <w:bCs/>
-                <w:color w:val="00713C"/>
-                <w:sz w:val="18"/>
-                <w:szCs w:val="18"/>
-              </w:rPr>
-              <w:t xml:space="preserve">Quanto tempo </w:t>
-            </w:r>
-            <w:proofErr w:type="spellStart"/>
-            <w:r>
-              <w:rPr>
-                <w:b/>
-                <w:bCs/>
-                <w:color w:val="00713C"/>
-                <w:sz w:val="18"/>
-                <w:szCs w:val="18"/>
-              </w:rPr>
-              <w:t>fica</w:t>
-            </w:r>
-            <w:proofErr w:type="spellEnd"/>
-            <w:r>
-              <w:rPr>
-                <w:b/>
-                <w:bCs/>
-                <w:color w:val="00713C"/>
-                <w:sz w:val="18"/>
-                <w:szCs w:val="18"/>
-              </w:rPr>
-              <w:t xml:space="preserve"> </w:t>
-            </w:r>
-            <w:proofErr w:type="spellStart"/>
-            <w:r>
-              <w:rPr>
-                <w:b/>
-                <w:bCs/>
-                <w:color w:val="00713C"/>
-                <w:sz w:val="18"/>
-                <w:szCs w:val="18"/>
-              </w:rPr>
-              <w:t>guardado</w:t>
-            </w:r>
-            <w:proofErr w:type="spellEnd"/>
+              <w:t>Quanto tempo fica guardado</w:t>
+            </w:r>
           </w:p>
         </w:tc>
       </w:tr>
@@ -11585,27 +9114,7 @@
                 <w:szCs w:val="19"/>
                 <w:lang w:val="pt-PT"/>
               </w:rPr>
-              <w:t xml:space="preserve">Até </w:t>
-            </w:r>
-            <w:proofErr w:type="gramStart"/>
-            <w:r>
-              <w:rPr>
-                <w:color w:val="1D4E89"/>
-                <w:sz w:val="19"/>
-                <w:szCs w:val="19"/>
-                <w:lang w:val="pt-PT"/>
-              </w:rPr>
-              <w:t>a</w:t>
-            </w:r>
-            <w:proofErr w:type="gramEnd"/>
-            <w:r>
-              <w:rPr>
-                <w:color w:val="1D4E89"/>
-                <w:sz w:val="19"/>
-                <w:szCs w:val="19"/>
-                <w:lang w:val="pt-PT"/>
-              </w:rPr>
-              <w:t xml:space="preserve"> conta ser apagada</w:t>
+              <w:t>Até a conta ser apagada</w:t>
             </w:r>
           </w:p>
         </w:tc>
@@ -11642,113 +9151,74 @@
                 <w:sz w:val="19"/>
                 <w:szCs w:val="19"/>
               </w:rPr>
-              <w:t>Password (</w:t>
-            </w:r>
-            <w:proofErr w:type="spellStart"/>
+              <w:lastRenderedPageBreak/>
+              <w:t>Password (só o hash)</w:t>
+            </w:r>
+          </w:p>
+        </w:tc>
+        <w:tc>
+          <w:tcPr>
+            <w:tcW w:w="3813" w:type="dxa"/>
+            <w:tcBorders>
+              <w:top w:val="single" w:sz="4" w:space="0" w:color="D5DBDF"/>
+              <w:left w:val="single" w:sz="4" w:space="0" w:color="D5DBDF"/>
+              <w:bottom w:val="single" w:sz="4" w:space="0" w:color="D5DBDF"/>
+              <w:right w:val="single" w:sz="4" w:space="0" w:color="D5DBDF"/>
+            </w:tcBorders>
+            <w:tcMar>
+              <w:top w:w="70" w:type="dxa"/>
+              <w:left w:w="110" w:type="dxa"/>
+              <w:bottom w:w="70" w:type="dxa"/>
+              <w:right w:w="110" w:type="dxa"/>
+            </w:tcMar>
+            <w:vAlign w:val="center"/>
+          </w:tcPr>
+          <w:p>
+            <w:pPr>
+              <w:spacing w:line="264" w:lineRule="auto"/>
+            </w:pPr>
             <w:r>
               <w:rPr>
                 <w:color w:val="1D4E89"/>
                 <w:sz w:val="19"/>
                 <w:szCs w:val="19"/>
               </w:rPr>
-              <w:t>só</w:t>
-            </w:r>
-            <w:proofErr w:type="spellEnd"/>
+              <w:t>Autenticação</w:t>
+            </w:r>
+          </w:p>
+        </w:tc>
+        <w:tc>
+          <w:tcPr>
+            <w:tcW w:w="3120" w:type="dxa"/>
+            <w:tcBorders>
+              <w:top w:val="single" w:sz="4" w:space="0" w:color="D5DBDF"/>
+              <w:left w:val="single" w:sz="4" w:space="0" w:color="D5DBDF"/>
+              <w:bottom w:val="single" w:sz="4" w:space="0" w:color="D5DBDF"/>
+              <w:right w:val="single" w:sz="4" w:space="0" w:color="D5DBDF"/>
+            </w:tcBorders>
+            <w:tcMar>
+              <w:top w:w="70" w:type="dxa"/>
+              <w:left w:w="110" w:type="dxa"/>
+              <w:bottom w:w="70" w:type="dxa"/>
+              <w:right w:w="110" w:type="dxa"/>
+            </w:tcMar>
+            <w:vAlign w:val="center"/>
+          </w:tcPr>
+          <w:p>
+            <w:pPr>
+              <w:spacing w:line="264" w:lineRule="auto"/>
+              <w:rPr>
+                <w:lang w:val="pt-PT"/>
+              </w:rPr>
+            </w:pPr>
             <w:r>
               <w:rPr>
                 <w:color w:val="1D4E89"/>
                 <w:sz w:val="19"/>
                 <w:szCs w:val="19"/>
-              </w:rPr>
-              <w:t xml:space="preserve"> o hash)</w:t>
-            </w:r>
-          </w:p>
-        </w:tc>
-        <w:tc>
-          <w:tcPr>
-            <w:tcW w:w="3813" w:type="dxa"/>
-            <w:tcBorders>
-              <w:top w:val="single" w:sz="4" w:space="0" w:color="D5DBDF"/>
-              <w:left w:val="single" w:sz="4" w:space="0" w:color="D5DBDF"/>
-              <w:bottom w:val="single" w:sz="4" w:space="0" w:color="D5DBDF"/>
-              <w:right w:val="single" w:sz="4" w:space="0" w:color="D5DBDF"/>
-            </w:tcBorders>
-            <w:tcMar>
-              <w:top w:w="70" w:type="dxa"/>
-              <w:left w:w="110" w:type="dxa"/>
-              <w:bottom w:w="70" w:type="dxa"/>
-              <w:right w:w="110" w:type="dxa"/>
-            </w:tcMar>
-            <w:vAlign w:val="center"/>
-          </w:tcPr>
-          <w:p>
-            <w:pPr>
-              <w:spacing w:line="264" w:lineRule="auto"/>
-            </w:pPr>
-            <w:proofErr w:type="spellStart"/>
-            <w:r>
-              <w:rPr>
-                <w:color w:val="1D4E89"/>
-                <w:sz w:val="19"/>
-                <w:szCs w:val="19"/>
-              </w:rPr>
-              <w:t>Autenticação</w:t>
-            </w:r>
-            <w:proofErr w:type="spellEnd"/>
-          </w:p>
-        </w:tc>
-        <w:tc>
-          <w:tcPr>
-            <w:tcW w:w="3120" w:type="dxa"/>
-            <w:tcBorders>
-              <w:top w:val="single" w:sz="4" w:space="0" w:color="D5DBDF"/>
-              <w:left w:val="single" w:sz="4" w:space="0" w:color="D5DBDF"/>
-              <w:bottom w:val="single" w:sz="4" w:space="0" w:color="D5DBDF"/>
-              <w:right w:val="single" w:sz="4" w:space="0" w:color="D5DBDF"/>
-            </w:tcBorders>
-            <w:tcMar>
-              <w:top w:w="70" w:type="dxa"/>
-              <w:left w:w="110" w:type="dxa"/>
-              <w:bottom w:w="70" w:type="dxa"/>
-              <w:right w:w="110" w:type="dxa"/>
-            </w:tcMar>
-            <w:vAlign w:val="center"/>
-          </w:tcPr>
-          <w:p>
-            <w:pPr>
-              <w:spacing w:line="264" w:lineRule="auto"/>
-              <w:rPr>
-                <w:lang w:val="pt-PT"/>
-              </w:rPr>
-            </w:pPr>
-            <w:r>
-              <w:rPr>
-                <w:color w:val="1D4E89"/>
-                <w:sz w:val="19"/>
-                <w:szCs w:val="19"/>
-                <w:lang w:val="pt-PT"/>
-              </w:rPr>
-              <w:t xml:space="preserve">Até </w:t>
-            </w:r>
-            <w:proofErr w:type="gramStart"/>
-            <w:r>
-              <w:rPr>
-                <w:color w:val="1D4E89"/>
-                <w:sz w:val="19"/>
-                <w:szCs w:val="19"/>
-                <w:lang w:val="pt-PT"/>
-              </w:rPr>
-              <w:t>a</w:t>
-            </w:r>
-            <w:proofErr w:type="gramEnd"/>
-            <w:r>
-              <w:rPr>
-                <w:color w:val="1D4E89"/>
-                <w:sz w:val="19"/>
-                <w:szCs w:val="19"/>
-                <w:lang w:val="pt-PT"/>
-              </w:rPr>
-              <w:t xml:space="preserve"> conta ser apagada</w:t>
+                <w:lang w:val="pt-PT"/>
+              </w:rPr>
+              <w:t>Até a conta ser apagada</w:t>
             </w:r>
           </w:p>
         </w:tc>
@@ -11896,122 +9366,74 @@
                 <w:sz w:val="19"/>
                 <w:szCs w:val="19"/>
               </w:rPr>
-              <w:t xml:space="preserve">Data do </w:t>
-            </w:r>
-            <w:proofErr w:type="spellStart"/>
+              <w:t>Data do consentimento</w:t>
+            </w:r>
+          </w:p>
+        </w:tc>
+        <w:tc>
+          <w:tcPr>
+            <w:tcW w:w="3813" w:type="dxa"/>
+            <w:tcBorders>
+              <w:top w:val="single" w:sz="4" w:space="0" w:color="D5DBDF"/>
+              <w:left w:val="single" w:sz="4" w:space="0" w:color="D5DBDF"/>
+              <w:bottom w:val="single" w:sz="4" w:space="0" w:color="D5DBDF"/>
+              <w:right w:val="single" w:sz="4" w:space="0" w:color="D5DBDF"/>
+            </w:tcBorders>
+            <w:tcMar>
+              <w:top w:w="70" w:type="dxa"/>
+              <w:left w:w="110" w:type="dxa"/>
+              <w:bottom w:w="70" w:type="dxa"/>
+              <w:right w:w="110" w:type="dxa"/>
+            </w:tcMar>
+            <w:vAlign w:val="center"/>
+          </w:tcPr>
+          <w:p>
+            <w:pPr>
+              <w:spacing w:line="264" w:lineRule="auto"/>
+              <w:rPr>
+                <w:lang w:val="pt-PT"/>
+              </w:rPr>
+            </w:pPr>
             <w:r>
               <w:rPr>
                 <w:color w:val="1D4E89"/>
                 <w:sz w:val="19"/>
                 <w:szCs w:val="19"/>
-              </w:rPr>
-              <w:t>consentimento</w:t>
-            </w:r>
-            <w:proofErr w:type="spellEnd"/>
-          </w:p>
-        </w:tc>
-        <w:tc>
-          <w:tcPr>
-            <w:tcW w:w="3813" w:type="dxa"/>
-            <w:tcBorders>
-              <w:top w:val="single" w:sz="4" w:space="0" w:color="D5DBDF"/>
-              <w:left w:val="single" w:sz="4" w:space="0" w:color="D5DBDF"/>
-              <w:bottom w:val="single" w:sz="4" w:space="0" w:color="D5DBDF"/>
-              <w:right w:val="single" w:sz="4" w:space="0" w:color="D5DBDF"/>
-            </w:tcBorders>
-            <w:tcMar>
-              <w:top w:w="70" w:type="dxa"/>
-              <w:left w:w="110" w:type="dxa"/>
-              <w:bottom w:w="70" w:type="dxa"/>
-              <w:right w:w="110" w:type="dxa"/>
-            </w:tcMar>
-            <w:vAlign w:val="center"/>
-          </w:tcPr>
-          <w:p>
-            <w:pPr>
-              <w:spacing w:line="264" w:lineRule="auto"/>
-              <w:rPr>
-                <w:lang w:val="pt-PT"/>
-              </w:rPr>
+                <w:lang w:val="pt-PT"/>
+              </w:rPr>
+              <w:t>Provar que o utilizador aceitou a política</w:t>
+            </w:r>
+          </w:p>
+        </w:tc>
+        <w:tc>
+          <w:tcPr>
+            <w:tcW w:w="3120" w:type="dxa"/>
+            <w:tcBorders>
+              <w:top w:val="single" w:sz="4" w:space="0" w:color="D5DBDF"/>
+              <w:left w:val="single" w:sz="4" w:space="0" w:color="D5DBDF"/>
+              <w:bottom w:val="single" w:sz="4" w:space="0" w:color="D5DBDF"/>
+              <w:right w:val="single" w:sz="4" w:space="0" w:color="D5DBDF"/>
+            </w:tcBorders>
+            <w:tcMar>
+              <w:top w:w="70" w:type="dxa"/>
+              <w:left w:w="110" w:type="dxa"/>
+              <w:bottom w:w="70" w:type="dxa"/>
+              <w:right w:w="110" w:type="dxa"/>
+            </w:tcMar>
+            <w:vAlign w:val="center"/>
+          </w:tcPr>
+          <w:p>
+            <w:pPr>
+              <w:spacing w:line="264" w:lineRule="auto"/>
             </w:pPr>
             <w:r>
               <w:rPr>
                 <w:color w:val="1D4E89"/>
                 <w:sz w:val="19"/>
                 <w:szCs w:val="19"/>
-                <w:lang w:val="pt-PT"/>
-              </w:rPr>
-              <w:t>Provar que o utilizador aceitou a política</w:t>
-            </w:r>
-          </w:p>
-        </w:tc>
-        <w:tc>
-          <w:tcPr>
-            <w:tcW w:w="3120" w:type="dxa"/>
-            <w:tcBorders>
-              <w:top w:val="single" w:sz="4" w:space="0" w:color="D5DBDF"/>
-              <w:left w:val="single" w:sz="4" w:space="0" w:color="D5DBDF"/>
-              <w:bottom w:val="single" w:sz="4" w:space="0" w:color="D5DBDF"/>
-              <w:right w:val="single" w:sz="4" w:space="0" w:color="D5DBDF"/>
-            </w:tcBorders>
-            <w:tcMar>
-              <w:top w:w="70" w:type="dxa"/>
-              <w:left w:w="110" w:type="dxa"/>
-              <w:bottom w:w="70" w:type="dxa"/>
-              <w:right w:w="110" w:type="dxa"/>
-            </w:tcMar>
-            <w:vAlign w:val="center"/>
-          </w:tcPr>
-          <w:p>
-            <w:pPr>
-              <w:spacing w:line="264" w:lineRule="auto"/>
-            </w:pPr>
-            <w:proofErr w:type="spellStart"/>
-            <w:r>
-              <w:rPr>
-                <w:color w:val="1D4E89"/>
-                <w:sz w:val="19"/>
-                <w:szCs w:val="19"/>
-              </w:rPr>
-              <w:t>Enquanto</w:t>
-            </w:r>
-            <w:proofErr w:type="spellEnd"/>
-            <w:r>
-              <w:rPr>
-                <w:color w:val="1D4E89"/>
-                <w:sz w:val="19"/>
-                <w:szCs w:val="19"/>
-              </w:rPr>
-              <w:t xml:space="preserve"> a </w:t>
-            </w:r>
-            <w:proofErr w:type="spellStart"/>
-            <w:r>
-              <w:rPr>
-                <w:color w:val="1D4E89"/>
-                <w:sz w:val="19"/>
-                <w:szCs w:val="19"/>
-              </w:rPr>
-              <w:t>conta</w:t>
-            </w:r>
-            <w:proofErr w:type="spellEnd"/>
-            <w:r>
-              <w:rPr>
-                <w:color w:val="1D4E89"/>
-                <w:sz w:val="19"/>
-                <w:szCs w:val="19"/>
-              </w:rPr>
-              <w:t xml:space="preserve"> </w:t>
-            </w:r>
-            <w:proofErr w:type="spellStart"/>
-            <w:r>
-              <w:rPr>
-                <w:color w:val="1D4E89"/>
-                <w:sz w:val="19"/>
-                <w:szCs w:val="19"/>
-              </w:rPr>
-              <w:t>existir</w:t>
-            </w:r>
-            <w:proofErr w:type="spellEnd"/>
+              </w:rPr>
+              <w:t>Enquanto a conta existir</w:t>
+            </w:r>
           </w:p>
         </w:tc>
       </w:tr>
@@ -12078,27 +9500,7 @@
           <w:szCs w:val="19"/>
           <w:lang w:val="pt-PT"/>
         </w:rPr>
-        <w:t xml:space="preserve">Instalar o XAMPP 8.2 e arrancar o Apache e o </w:t>
-      </w:r>
-      <w:proofErr w:type="spellStart"/>
-      <w:r>
-        <w:rPr>
-          <w:color w:val="1D4E89"/>
-          <w:sz w:val="19"/>
-          <w:szCs w:val="19"/>
-          <w:lang w:val="pt-PT"/>
-        </w:rPr>
-        <w:t>MySQL</w:t>
-      </w:r>
-      <w:proofErr w:type="spellEnd"/>
-      <w:r>
-        <w:rPr>
-          <w:color w:val="1D4E89"/>
-          <w:sz w:val="19"/>
-          <w:szCs w:val="19"/>
-          <w:lang w:val="pt-PT"/>
-        </w:rPr>
-        <w:t xml:space="preserve"> no painel de controlo.</w:t>
+        <w:t>Instalar o XAMPP 8.2 e arrancar o Apache e o MySQL no painel de controlo.</w:t>
       </w:r>
     </w:p>
     <w:p>
@@ -12120,47 +9522,7 @@
           <w:szCs w:val="19"/>
           <w:lang w:val="pt-PT"/>
         </w:rPr>
-        <w:t xml:space="preserve">Copiar a pasta </w:t>
-      </w:r>
-      <w:proofErr w:type="spellStart"/>
-      <w:r>
-        <w:rPr>
-          <w:color w:val="1D4E89"/>
-          <w:sz w:val="19"/>
-          <w:szCs w:val="19"/>
-          <w:lang w:val="pt-PT"/>
-        </w:rPr>
-        <w:t>codigo</w:t>
-      </w:r>
-      <w:proofErr w:type="spellEnd"/>
-      <w:r>
-        <w:rPr>
-          <w:color w:val="1D4E89"/>
-          <w:sz w:val="19"/>
-          <w:szCs w:val="19"/>
-          <w:lang w:val="pt-PT"/>
-        </w:rPr>
-        <w:t xml:space="preserve"> para C:\xampp\htdocs e mudar-lhe o nome para </w:t>
-      </w:r>
-      <w:proofErr w:type="spellStart"/>
-      <w:r>
-        <w:rPr>
-          <w:color w:val="1D4E89"/>
-          <w:sz w:val="19"/>
-          <w:szCs w:val="19"/>
-          <w:lang w:val="pt-PT"/>
-        </w:rPr>
-        <w:t>vetgest</w:t>
-      </w:r>
-      <w:proofErr w:type="spellEnd"/>
-      <w:r>
-        <w:rPr>
-          <w:color w:val="1D4E89"/>
-          <w:sz w:val="19"/>
-          <w:szCs w:val="19"/>
-          <w:lang w:val="pt-PT"/>
-        </w:rPr>
-        <w:t>.</w:t>
+        <w:t>Copiar a pasta codigo para C:\xampp\htdocs e mudar-lhe o nome para vetgest.</w:t>
       </w:r>
     </w:p>
     <w:p>
@@ -12182,27 +9544,7 @@
           <w:szCs w:val="19"/>
           <w:lang w:val="pt-PT"/>
         </w:rPr>
-        <w:t xml:space="preserve">Abrir http://localhost/phpmyadmin, separador Importar, e escolher o ficheiro </w:t>
-      </w:r>
-      <w:proofErr w:type="spellStart"/>
-      <w:r>
-        <w:rPr>
-          <w:color w:val="1D4E89"/>
-          <w:sz w:val="19"/>
-          <w:szCs w:val="19"/>
-          <w:lang w:val="pt-PT"/>
-        </w:rPr>
-        <w:t>base_dados.sql</w:t>
-      </w:r>
-      <w:proofErr w:type="spellEnd"/>
-      <w:r>
-        <w:rPr>
-          <w:color w:val="1D4E89"/>
-          <w:sz w:val="19"/>
-          <w:szCs w:val="19"/>
-          <w:lang w:val="pt-PT"/>
-        </w:rPr>
-        <w:t>.</w:t>
+        <w:t>Abrir http://localhost/phpmyadmin, separador Importar, e escolher o ficheiro base_dados.sql.</w:t>
       </w:r>
     </w:p>
     <w:p>
@@ -12224,87 +9566,7 @@
           <w:szCs w:val="19"/>
           <w:lang w:val="pt-PT"/>
         </w:rPr>
-        <w:t xml:space="preserve">Se o </w:t>
-      </w:r>
-      <w:proofErr w:type="spellStart"/>
-      <w:r>
-        <w:rPr>
-          <w:color w:val="1D4E89"/>
-          <w:sz w:val="19"/>
-          <w:szCs w:val="19"/>
-          <w:lang w:val="pt-PT"/>
-        </w:rPr>
-        <w:t>MySQL</w:t>
-      </w:r>
-      <w:proofErr w:type="spellEnd"/>
-      <w:r>
-        <w:rPr>
-          <w:color w:val="1D4E89"/>
-          <w:sz w:val="19"/>
-          <w:szCs w:val="19"/>
-          <w:lang w:val="pt-PT"/>
-        </w:rPr>
-        <w:t xml:space="preserve"> tiver password, alterá-la em </w:t>
-      </w:r>
-      <w:proofErr w:type="spellStart"/>
-      <w:r>
-        <w:rPr>
-          <w:color w:val="1D4E89"/>
-          <w:sz w:val="19"/>
-          <w:szCs w:val="19"/>
-          <w:lang w:val="pt-PT"/>
-        </w:rPr>
-        <w:t>config</w:t>
-      </w:r>
-      <w:proofErr w:type="spellEnd"/>
-      <w:r>
-        <w:rPr>
-          <w:color w:val="1D4E89"/>
-          <w:sz w:val="19"/>
-          <w:szCs w:val="19"/>
-          <w:lang w:val="pt-PT"/>
-        </w:rPr>
-        <w:t>/</w:t>
-      </w:r>
-      <w:proofErr w:type="spellStart"/>
-      <w:r>
-        <w:rPr>
-          <w:color w:val="1D4E89"/>
-          <w:sz w:val="19"/>
-          <w:szCs w:val="19"/>
-          <w:lang w:val="pt-PT"/>
-        </w:rPr>
-        <w:t>db.php</w:t>
-      </w:r>
-      <w:proofErr w:type="spellEnd"/>
-      <w:r>
-        <w:rPr>
-          <w:color w:val="1D4E89"/>
-          <w:sz w:val="19"/>
-          <w:szCs w:val="19"/>
-          <w:lang w:val="pt-PT"/>
-        </w:rPr>
-        <w:t xml:space="preserve"> (por omissão: utilizador </w:t>
-      </w:r>
-      <w:proofErr w:type="spellStart"/>
-      <w:r>
-        <w:rPr>
-          <w:color w:val="1D4E89"/>
-          <w:sz w:val="19"/>
-          <w:szCs w:val="19"/>
-          <w:lang w:val="pt-PT"/>
-        </w:rPr>
-        <w:t>root</w:t>
-      </w:r>
-      <w:proofErr w:type="spellEnd"/>
-      <w:r>
-        <w:rPr>
-          <w:color w:val="1D4E89"/>
-          <w:sz w:val="19"/>
-          <w:szCs w:val="19"/>
-          <w:lang w:val="pt-PT"/>
-        </w:rPr>
-        <w:t>, sem password).</w:t>
+        <w:t>Se o MySQL tiver password, alterá-la em config/db.php (por omissão: utilizador root, sem password).</w:t>
       </w:r>
     </w:p>
     <w:p>
@@ -12385,7 +9647,6 @@
             <w:pPr>
               <w:spacing w:line="264" w:lineRule="auto"/>
             </w:pPr>
-            <w:proofErr w:type="spellStart"/>
             <w:r>
               <w:rPr>
                 <w:b/>
@@ -12393,17 +9654,7 @@
                 <w:sz w:val="19"/>
                 <w:szCs w:val="19"/>
               </w:rPr>
-              <w:t>Utilizador</w:t>
-            </w:r>
-            <w:proofErr w:type="spellEnd"/>
-            <w:r>
-              <w:rPr>
-                <w:b/>
-                <w:bCs/>
-                <w:sz w:val="19"/>
-                <w:szCs w:val="19"/>
-              </w:rPr>
-              <w:t xml:space="preserve"> de teste</w:t>
+              <w:t>Utilizador de teste</w:t>
             </w:r>
           </w:p>
         </w:tc>
@@ -12428,23 +9679,13 @@
             <w:pPr>
               <w:spacing w:line="264" w:lineRule="auto"/>
             </w:pPr>
-            <w:proofErr w:type="gramStart"/>
             <w:r>
               <w:rPr>
                 <w:color w:val="1D4E89"/>
                 <w:sz w:val="19"/>
                 <w:szCs w:val="19"/>
               </w:rPr>
-              <w:t>demo@vetgest.pt  /</w:t>
-            </w:r>
-            <w:proofErr w:type="gramEnd"/>
-            <w:r>
-              <w:rPr>
-                <w:color w:val="1D4E89"/>
-                <w:sz w:val="19"/>
-                <w:szCs w:val="19"/>
-              </w:rPr>
-              <w:t xml:space="preserve">  Demo1234</w:t>
+              <w:t>demo@vetgest.pt  /  Demo1234</w:t>
             </w:r>
           </w:p>
         </w:tc>
@@ -12466,20 +9707,8 @@
           <w:sz w:val="26"/>
           <w:szCs w:val="26"/>
         </w:rPr>
-        <w:t xml:space="preserve">8. Quem fez o </w:t>
+        <w:t>8. Quem fez o quê</w:t>
       </w:r>
-      <w:proofErr w:type="spellStart"/>
-      <w:r>
-        <w:rPr>
-          <w:b/>
-          <w:bCs/>
-          <w:color w:val="00713C"/>
-          <w:sz w:val="26"/>
-          <w:szCs w:val="26"/>
-        </w:rPr>
-        <w:t>quê</w:t>
-      </w:r>
-      <w:proofErr w:type="spellEnd"/>
     </w:p>
     <w:p>
       <w:pPr>
@@ -12593,9 +9822,32 @@
                 <w:sz w:val="18"/>
                 <w:szCs w:val="18"/>
               </w:rPr>
-              <w:t xml:space="preserve">O </w:t>
-            </w:r>
-            <w:proofErr w:type="spellStart"/>
+              <w:t>O que fez</w:t>
+            </w:r>
+          </w:p>
+        </w:tc>
+        <w:tc>
+          <w:tcPr>
+            <w:tcW w:w="2253" w:type="dxa"/>
+            <w:tcBorders>
+              <w:top w:val="single" w:sz="4" w:space="0" w:color="D5DBDF"/>
+              <w:left w:val="single" w:sz="4" w:space="0" w:color="D5DBDF"/>
+              <w:bottom w:val="single" w:sz="4" w:space="0" w:color="D5DBDF"/>
+              <w:right w:val="single" w:sz="4" w:space="0" w:color="D5DBDF"/>
+            </w:tcBorders>
+            <w:shd w:val="clear" w:color="auto" w:fill="EAF0EC"/>
+            <w:tcMar>
+              <w:top w:w="70" w:type="dxa"/>
+              <w:left w:w="110" w:type="dxa"/>
+              <w:bottom w:w="70" w:type="dxa"/>
+              <w:right w:w="110" w:type="dxa"/>
+            </w:tcMar>
+            <w:vAlign w:val="center"/>
+          </w:tcPr>
+          <w:p>
+            <w:pPr>
+              <w:spacing w:line="264" w:lineRule="auto"/>
+            </w:pPr>
             <w:r>
               <w:rPr>
                 <w:b/>
@@ -12604,55 +9856,8 @@
                 <w:sz w:val="18"/>
                 <w:szCs w:val="18"/>
               </w:rPr>
-              <w:t>que</w:t>
-            </w:r>
-            <w:proofErr w:type="spellEnd"/>
-            <w:r>
-              <w:rPr>
-                <w:b/>
-                <w:bCs/>
-                <w:color w:val="00713C"/>
-                <w:sz w:val="18"/>
-                <w:szCs w:val="18"/>
-              </w:rPr>
-              <w:t xml:space="preserve"> fez</w:t>
-            </w:r>
-          </w:p>
-        </w:tc>
-        <w:tc>
-          <w:tcPr>
-            <w:tcW w:w="2253" w:type="dxa"/>
-            <w:tcBorders>
-              <w:top w:val="single" w:sz="4" w:space="0" w:color="D5DBDF"/>
-              <w:left w:val="single" w:sz="4" w:space="0" w:color="D5DBDF"/>
-              <w:bottom w:val="single" w:sz="4" w:space="0" w:color="D5DBDF"/>
-              <w:right w:val="single" w:sz="4" w:space="0" w:color="D5DBDF"/>
-            </w:tcBorders>
-            <w:shd w:val="clear" w:color="auto" w:fill="EAF0EC"/>
-            <w:tcMar>
-              <w:top w:w="70" w:type="dxa"/>
-              <w:left w:w="110" w:type="dxa"/>
-              <w:bottom w:w="70" w:type="dxa"/>
-              <w:right w:w="110" w:type="dxa"/>
-            </w:tcMar>
-            <w:vAlign w:val="center"/>
-          </w:tcPr>
-          <w:p>
-            <w:pPr>
-              <w:spacing w:line="264" w:lineRule="auto"/>
-            </w:pPr>
-            <w:proofErr w:type="spellStart"/>
-            <w:r>
-              <w:rPr>
-                <w:b/>
-                <w:bCs/>
-                <w:color w:val="00713C"/>
-                <w:sz w:val="18"/>
-                <w:szCs w:val="18"/>
-              </w:rPr>
               <w:t>Assinatura</w:t>
             </w:r>
-            <w:proofErr w:type="spellEnd"/>
           </w:p>
         </w:tc>
       </w:tr>
@@ -12723,67 +9928,7 @@
                 <w:szCs w:val="19"/>
                 <w:lang w:val="pt-PT"/>
               </w:rPr>
-              <w:t xml:space="preserve">Base de dados e </w:t>
-            </w:r>
-            <w:proofErr w:type="spellStart"/>
-            <w:r>
-              <w:rPr>
-                <w:color w:val="1D4E89"/>
-                <w:sz w:val="19"/>
-                <w:szCs w:val="19"/>
-                <w:lang w:val="pt-PT"/>
-              </w:rPr>
-              <w:t>base_dados.sql</w:t>
-            </w:r>
-            <w:proofErr w:type="spellEnd"/>
-            <w:r>
-              <w:rPr>
-                <w:color w:val="1D4E89"/>
-                <w:sz w:val="19"/>
-                <w:szCs w:val="19"/>
-                <w:lang w:val="pt-PT"/>
-              </w:rPr>
-              <w:t xml:space="preserve">; registo, login e </w:t>
-            </w:r>
-            <w:proofErr w:type="spellStart"/>
-            <w:r>
-              <w:rPr>
-                <w:color w:val="1D4E89"/>
-                <w:sz w:val="19"/>
-                <w:szCs w:val="19"/>
-                <w:lang w:val="pt-PT"/>
-              </w:rPr>
-              <w:t>logout</w:t>
-            </w:r>
-            <w:proofErr w:type="spellEnd"/>
-            <w:r>
-              <w:rPr>
-                <w:color w:val="1D4E89"/>
-                <w:sz w:val="19"/>
-                <w:szCs w:val="19"/>
-                <w:lang w:val="pt-PT"/>
-              </w:rPr>
-              <w:t xml:space="preserve">; </w:t>
-            </w:r>
-            <w:proofErr w:type="spellStart"/>
-            <w:r>
-              <w:rPr>
-                <w:color w:val="1D4E89"/>
-                <w:sz w:val="19"/>
-                <w:szCs w:val="19"/>
-                <w:lang w:val="pt-PT"/>
-              </w:rPr>
-              <w:t>auth.php</w:t>
-            </w:r>
-            <w:proofErr w:type="spellEnd"/>
-            <w:r>
-              <w:rPr>
-                <w:color w:val="1D4E89"/>
-                <w:sz w:val="19"/>
-                <w:szCs w:val="19"/>
-                <w:lang w:val="pt-PT"/>
-              </w:rPr>
-              <w:t>; política de privacidade.</w:t>
+              <w:t>Base de dados e base_dados.sql; registo, login e logout; auth.php; política de privacidade.</w:t>
             </w:r>
           </w:p>
         </w:tc>
@@ -13027,7 +10172,6 @@
           <w:szCs w:val="21"/>
           <w:lang w:val="pt-PT"/>
         </w:rPr>
-        <w:lastRenderedPageBreak/>
         <w:t>8.1 Uso de ferramentas de IA</w:t>
       </w:r>
     </w:p>
@@ -13142,20 +10286,8 @@
                 <w:sz w:val="18"/>
                 <w:szCs w:val="18"/>
               </w:rPr>
-              <w:t xml:space="preserve">Para </w:t>
-            </w:r>
-            <w:proofErr w:type="spellStart"/>
-            <w:r>
-              <w:rPr>
-                <w:b/>
-                <w:bCs/>
-                <w:color w:val="00713C"/>
-                <w:sz w:val="18"/>
-                <w:szCs w:val="18"/>
-              </w:rPr>
-              <w:t>quê</w:t>
-            </w:r>
-            <w:proofErr w:type="spellEnd"/>
+              <w:t>Para quê</w:t>
+            </w:r>
           </w:p>
         </w:tc>
       </w:tr>
@@ -13226,27 +10358,7 @@
                 <w:szCs w:val="19"/>
                 <w:lang w:val="pt-PT"/>
               </w:rPr>
-              <w:t xml:space="preserve">Perceber o erro </w:t>
-            </w:r>
-            <w:proofErr w:type="gramStart"/>
-            <w:r>
-              <w:rPr>
-                <w:color w:val="1D4E89"/>
-                <w:sz w:val="19"/>
-                <w:szCs w:val="19"/>
-                <w:lang w:val="pt-PT"/>
-              </w:rPr>
-              <w:t>SQLSTATE[</w:t>
-            </w:r>
-            <w:proofErr w:type="gramEnd"/>
-            <w:r>
-              <w:rPr>
-                <w:color w:val="1D4E89"/>
-                <w:sz w:val="19"/>
-                <w:szCs w:val="19"/>
-                <w:lang w:val="pt-PT"/>
-              </w:rPr>
-              <w:t>23000] ao apagar um tutor com animais (levou-nos ao ON DELETE RESTRICT e à mensagem de erro).</w:t>
+              <w:t>Perceber o erro SQLSTATE[23000] ao apagar um tutor com animais (levou-nos ao ON DELETE RESTRICT e à mensagem de erro).</w:t>
             </w:r>
           </w:p>
         </w:tc>
@@ -13318,27 +10430,7 @@
                 <w:szCs w:val="19"/>
                 <w:lang w:val="pt-PT"/>
               </w:rPr>
-              <w:t>Gerar nomes de tutores e animais para os dados de exemplo do .</w:t>
-            </w:r>
-            <w:proofErr w:type="spellStart"/>
-            <w:r>
-              <w:rPr>
-                <w:color w:val="1D4E89"/>
-                <w:sz w:val="19"/>
-                <w:szCs w:val="19"/>
-                <w:lang w:val="pt-PT"/>
-              </w:rPr>
-              <w:t>sql</w:t>
-            </w:r>
-            <w:proofErr w:type="spellEnd"/>
-            <w:r>
-              <w:rPr>
-                <w:color w:val="1D4E89"/>
-                <w:sz w:val="19"/>
-                <w:szCs w:val="19"/>
-                <w:lang w:val="pt-PT"/>
-              </w:rPr>
-              <w:t>.</w:t>
+              <w:t>Gerar nomes de tutores e animais para os dados de exemplo do .sql.</w:t>
             </w:r>
           </w:p>
         </w:tc>
@@ -13364,6 +10456,7 @@
           <w:szCs w:val="26"/>
           <w:lang w:val="pt-PT"/>
         </w:rPr>
+        <w:lastRenderedPageBreak/>
         <w:t>9. Plano e entrega</w:t>
       </w:r>
     </w:p>
@@ -13676,25 +10769,7 @@
                 <w:szCs w:val="19"/>
                 <w:lang w:val="pt-PT"/>
               </w:rPr>
-              <w:t xml:space="preserve">Proposta entregue (secções 1 a 3). Base de dados criada. Registo, login e </w:t>
-            </w:r>
-            <w:proofErr w:type="spellStart"/>
-            <w:r>
-              <w:rPr>
-                <w:sz w:val="19"/>
-                <w:szCs w:val="19"/>
-                <w:lang w:val="pt-PT"/>
-              </w:rPr>
-              <w:t>logout</w:t>
-            </w:r>
-            <w:proofErr w:type="spellEnd"/>
-            <w:r>
-              <w:rPr>
-                <w:sz w:val="19"/>
-                <w:szCs w:val="19"/>
-                <w:lang w:val="pt-PT"/>
-              </w:rPr>
-              <w:t xml:space="preserve"> a funcionar.</w:t>
+              <w:t>Proposta entregue (secções 1 a 3). Base de dados criada. Registo, login e logout a funcionar.</w:t>
             </w:r>
           </w:p>
         </w:tc>
@@ -14012,27 +11087,7 @@
           <w:sz w:val="21"/>
           <w:szCs w:val="21"/>
         </w:rPr>
-        <w:t xml:space="preserve">9.2 Como </w:t>
-      </w:r>
-      <w:proofErr w:type="spellStart"/>
-      <w:r>
-        <w:rPr>
-          <w:b/>
-          <w:bCs/>
-          <w:sz w:val="21"/>
-          <w:szCs w:val="21"/>
-        </w:rPr>
-        <w:t>entregar</w:t>
-      </w:r>
-      <w:proofErr w:type="spellEnd"/>
-      <w:r>
-        <w:rPr>
-          <w:b/>
-          <w:bCs/>
-          <w:sz w:val="21"/>
-          <w:szCs w:val="21"/>
-        </w:rPr>
-        <w:t xml:space="preserve"> no OneDrive</w:t>
+        <w:t>9.2 Como entregar no OneDrive</w:t>
       </w:r>
     </w:p>
     <w:p>
@@ -14109,20 +11164,8 @@
                 <w:sz w:val="18"/>
                 <w:szCs w:val="18"/>
               </w:rPr>
-              <w:t xml:space="preserve">O </w:t>
-            </w:r>
-            <w:proofErr w:type="spellStart"/>
-            <w:r>
-              <w:rPr>
-                <w:b/>
-                <w:bCs/>
-                <w:color w:val="00713C"/>
-                <w:sz w:val="18"/>
-                <w:szCs w:val="18"/>
-              </w:rPr>
-              <w:t>quê</w:t>
-            </w:r>
-            <w:proofErr w:type="spellEnd"/>
+              <w:t>O quê</w:t>
+            </w:r>
           </w:p>
         </w:tc>
         <w:tc>
@@ -14225,17 +11268,8 @@
                 <w:sz w:val="19"/>
                 <w:szCs w:val="19"/>
               </w:rPr>
-              <w:t xml:space="preserve">Pasta do </w:t>
-            </w:r>
-            <w:proofErr w:type="spellStart"/>
-            <w:r>
-              <w:rPr>
-                <w:sz w:val="19"/>
-                <w:szCs w:val="19"/>
-              </w:rPr>
-              <w:t>grupo</w:t>
-            </w:r>
-            <w:proofErr w:type="spellEnd"/>
+              <w:t>Pasta do grupo</w:t>
+            </w:r>
           </w:p>
         </w:tc>
         <w:tc>
@@ -14331,17 +11365,8 @@
                 <w:sz w:val="19"/>
                 <w:szCs w:val="19"/>
               </w:rPr>
-              <w:t xml:space="preserve">Este dossier, </w:t>
-            </w:r>
-            <w:proofErr w:type="spellStart"/>
-            <w:r>
-              <w:rPr>
-                <w:sz w:val="19"/>
-                <w:szCs w:val="19"/>
-              </w:rPr>
-              <w:t>preenchido</w:t>
-            </w:r>
-            <w:proofErr w:type="spellEnd"/>
+              <w:t>Este dossier, preenchido</w:t>
+            </w:r>
           </w:p>
         </w:tc>
         <w:tc>
@@ -14396,37 +11421,12 @@
             <w:pPr>
               <w:spacing w:line="264" w:lineRule="auto"/>
             </w:pPr>
-            <w:proofErr w:type="spellStart"/>
-            <w:r>
-              <w:rPr>
-                <w:sz w:val="19"/>
-                <w:szCs w:val="19"/>
-              </w:rPr>
-              <w:t>Proposta</w:t>
-            </w:r>
-            <w:proofErr w:type="spellEnd"/>
-            <w:r>
-              <w:rPr>
-                <w:sz w:val="19"/>
-                <w:szCs w:val="19"/>
-              </w:rPr>
-              <w:t xml:space="preserve"> e </w:t>
-            </w:r>
-            <w:proofErr w:type="spellStart"/>
-            <w:r>
-              <w:rPr>
-                <w:sz w:val="19"/>
-                <w:szCs w:val="19"/>
-              </w:rPr>
-              <w:t>entrega</w:t>
-            </w:r>
-            <w:proofErr w:type="spellEnd"/>
-            <w:r>
-              <w:rPr>
-                <w:sz w:val="19"/>
-                <w:szCs w:val="19"/>
-              </w:rPr>
-              <w:t xml:space="preserve"> final</w:t>
+            <w:r>
+              <w:rPr>
+                <w:sz w:val="19"/>
+                <w:szCs w:val="19"/>
+              </w:rPr>
+              <w:t>Proposta e entrega final</w:t>
             </w:r>
           </w:p>
         </w:tc>
@@ -14491,23 +11491,13 @@
             <w:pPr>
               <w:spacing w:line="264" w:lineRule="auto"/>
             </w:pPr>
-            <w:proofErr w:type="spellStart"/>
             <w:r>
               <w:rPr>
                 <w:rFonts w:ascii="Consolas" w:eastAsia="Consolas" w:hAnsi="Consolas" w:cs="Consolas"/>
                 <w:sz w:val="17"/>
                 <w:szCs w:val="17"/>
               </w:rPr>
-              <w:t>codigo</w:t>
-            </w:r>
-            <w:proofErr w:type="spellEnd"/>
-            <w:r>
-              <w:rPr>
-                <w:rFonts w:ascii="Consolas" w:eastAsia="Consolas" w:hAnsi="Consolas" w:cs="Consolas"/>
-                <w:sz w:val="17"/>
-                <w:szCs w:val="17"/>
-              </w:rPr>
-              <w:t>/</w:t>
+              <w:t>codigo/</w:t>
             </w:r>
           </w:p>
         </w:tc>
@@ -14602,7 +11592,6 @@
             <w:pPr>
               <w:spacing w:line="264" w:lineRule="auto"/>
             </w:pPr>
-            <w:proofErr w:type="spellStart"/>
             <w:r>
               <w:rPr>
                 <w:rFonts w:ascii="Consolas" w:eastAsia="Consolas" w:hAnsi="Consolas" w:cs="Consolas"/>
@@ -14611,7 +11600,6 @@
               </w:rPr>
               <w:t>base_dados.sql</w:t>
             </w:r>
-            <w:proofErr w:type="spellEnd"/>
           </w:p>
         </w:tc>
         <w:tc>
@@ -14705,23 +11693,13 @@
             <w:pPr>
               <w:spacing w:line="264" w:lineRule="auto"/>
             </w:pPr>
-            <w:proofErr w:type="spellStart"/>
             <w:r>
               <w:rPr>
                 <w:rFonts w:ascii="Consolas" w:eastAsia="Consolas" w:hAnsi="Consolas" w:cs="Consolas"/>
                 <w:sz w:val="17"/>
                 <w:szCs w:val="17"/>
               </w:rPr>
-              <w:t>capturas</w:t>
-            </w:r>
-            <w:proofErr w:type="spellEnd"/>
-            <w:r>
-              <w:rPr>
-                <w:rFonts w:ascii="Consolas" w:eastAsia="Consolas" w:hAnsi="Consolas" w:cs="Consolas"/>
-                <w:sz w:val="17"/>
-                <w:szCs w:val="17"/>
-              </w:rPr>
-              <w:t>/</w:t>
+              <w:t>capturas/</w:t>
             </w:r>
           </w:p>
         </w:tc>
@@ -14771,25 +11749,14 @@
         </w:numPr>
         <w:spacing w:before="30" w:after="30" w:line="264" w:lineRule="auto"/>
       </w:pPr>
-      <w:proofErr w:type="spellStart"/>
       <w:r>
         <w:rPr>
           <w:sz w:val="19"/>
           <w:szCs w:val="19"/>
           <w:lang w:val="pt-PT"/>
         </w:rPr>
-        <w:t>Stack</w:t>
+        <w:t xml:space="preserve">Stack B: não enviar a pasta </w:t>
       </w:r>
-      <w:proofErr w:type="spellEnd"/>
-      <w:r>
-        <w:rPr>
-          <w:sz w:val="19"/>
-          <w:szCs w:val="19"/>
-          <w:lang w:val="pt-PT"/>
-        </w:rPr>
-        <w:t xml:space="preserve"> B: não enviar a pasta </w:t>
-      </w:r>
-      <w:proofErr w:type="spellStart"/>
       <w:r>
         <w:rPr>
           <w:rFonts w:ascii="Consolas" w:eastAsia="Consolas" w:hAnsi="Consolas" w:cs="Consolas"/>
@@ -14799,7 +11766,6 @@
         </w:rPr>
         <w:t>node_modules</w:t>
       </w:r>
-      <w:proofErr w:type="spellEnd"/>
       <w:r>
         <w:rPr>
           <w:sz w:val="19"/>
@@ -14808,7 +11774,6 @@
         </w:rPr>
         <w:t xml:space="preserve"> (é enorme e o formador instala com </w:t>
       </w:r>
-      <w:proofErr w:type="spellStart"/>
       <w:r>
         <w:rPr>
           <w:rFonts w:ascii="Consolas" w:eastAsia="Consolas" w:hAnsi="Consolas" w:cs="Consolas"/>
@@ -14816,29 +11781,8 @@
           <w:szCs w:val="17"/>
           <w:lang w:val="pt-PT"/>
         </w:rPr>
-        <w:t>npm</w:t>
+        <w:t>npm install</w:t>
       </w:r>
-      <w:proofErr w:type="spellEnd"/>
-      <w:r>
-        <w:rPr>
-          <w:rFonts w:ascii="Consolas" w:eastAsia="Consolas" w:hAnsi="Consolas" w:cs="Consolas"/>
-          <w:sz w:val="17"/>
-          <w:szCs w:val="17"/>
-          <w:lang w:val="pt-PT"/>
-        </w:rPr>
-        <w:t xml:space="preserve"> </w:t>
-      </w:r>
-      <w:proofErr w:type="spellStart"/>
-      <w:r>
-        <w:rPr>
-          <w:rFonts w:ascii="Consolas" w:eastAsia="Consolas" w:hAnsi="Consolas" w:cs="Consolas"/>
-          <w:sz w:val="17"/>
-          <w:szCs w:val="17"/>
-          <w:lang w:val="pt-PT"/>
-        </w:rPr>
-        <w:t>install</w:t>
-      </w:r>
-      <w:proofErr w:type="spellEnd"/>
       <w:r>
         <w:rPr>
           <w:sz w:val="19"/>
@@ -14847,29 +11791,12 @@
         </w:rPr>
         <w:t xml:space="preserve">). </w:t>
       </w:r>
-      <w:proofErr w:type="spellStart"/>
       <w:r>
         <w:rPr>
           <w:sz w:val="19"/>
           <w:szCs w:val="19"/>
         </w:rPr>
-        <w:t>Enviar</w:t>
-      </w:r>
-      <w:proofErr w:type="spellEnd"/>
-      <w:r>
-        <w:rPr>
-          <w:sz w:val="19"/>
-          <w:szCs w:val="19"/>
-        </w:rPr>
-        <w:t xml:space="preserve"> </w:t>
-      </w:r>
-      <w:proofErr w:type="gramStart"/>
-      <w:r>
-        <w:rPr>
-          <w:sz w:val="19"/>
-          <w:szCs w:val="19"/>
-        </w:rPr>
-        <w:t xml:space="preserve">um </w:t>
+        <w:t xml:space="preserve">Enviar um </w:t>
       </w:r>
       <w:r>
         <w:rPr>
@@ -14877,81 +11804,14 @@
           <w:sz w:val="17"/>
           <w:szCs w:val="17"/>
         </w:rPr>
-        <w:t>.</w:t>
+        <w:t>.env.exemplo</w:t>
       </w:r>
-      <w:proofErr w:type="spellStart"/>
-      <w:r>
-        <w:rPr>
-          <w:rFonts w:ascii="Consolas" w:eastAsia="Consolas" w:hAnsi="Consolas" w:cs="Consolas"/>
-          <w:sz w:val="17"/>
-          <w:szCs w:val="17"/>
-        </w:rPr>
-        <w:t>env</w:t>
-      </w:r>
-      <w:proofErr w:type="gramEnd"/>
-      <w:r>
-        <w:rPr>
-          <w:rFonts w:ascii="Consolas" w:eastAsia="Consolas" w:hAnsi="Consolas" w:cs="Consolas"/>
-          <w:sz w:val="17"/>
-          <w:szCs w:val="17"/>
-        </w:rPr>
-        <w:t>.exemplo</w:t>
-      </w:r>
-      <w:proofErr w:type="spellEnd"/>
       <w:r>
         <w:rPr>
           <w:sz w:val="19"/>
           <w:szCs w:val="19"/>
         </w:rPr>
-        <w:t xml:space="preserve"> com </w:t>
-      </w:r>
-      <w:proofErr w:type="spellStart"/>
-      <w:r>
-        <w:rPr>
-          <w:sz w:val="19"/>
-          <w:szCs w:val="19"/>
-        </w:rPr>
-        <w:t>os</w:t>
-      </w:r>
-      <w:proofErr w:type="spellEnd"/>
-      <w:r>
-        <w:rPr>
-          <w:sz w:val="19"/>
-          <w:szCs w:val="19"/>
-        </w:rPr>
-        <w:t xml:space="preserve"> </w:t>
-      </w:r>
-      <w:proofErr w:type="spellStart"/>
-      <w:r>
-        <w:rPr>
-          <w:sz w:val="19"/>
-          <w:szCs w:val="19"/>
-        </w:rPr>
-        <w:t>nomes</w:t>
-      </w:r>
-      <w:proofErr w:type="spellEnd"/>
-      <w:r>
-        <w:rPr>
-          <w:sz w:val="19"/>
-          <w:szCs w:val="19"/>
-        </w:rPr>
-        <w:t xml:space="preserve"> das </w:t>
-      </w:r>
-      <w:proofErr w:type="spellStart"/>
-      <w:r>
-        <w:rPr>
-          <w:sz w:val="19"/>
-          <w:szCs w:val="19"/>
-        </w:rPr>
-        <w:t>variáveis</w:t>
-      </w:r>
-      <w:proofErr w:type="spellEnd"/>
-      <w:r>
-        <w:rPr>
-          <w:sz w:val="19"/>
-          <w:szCs w:val="19"/>
-        </w:rPr>
-        <w:t>.</w:t>
+        <w:t xml:space="preserve"> com os nomes das variáveis.</w:t>
       </w:r>
     </w:p>
     <w:p>
@@ -15026,42 +11886,8 @@
           <w:szCs w:val="26"/>
         </w:rPr>
         <w:lastRenderedPageBreak/>
-        <w:t xml:space="preserve">10. Como </w:t>
+        <w:t>10. Como vais ser avaliado</w:t>
       </w:r>
-      <w:proofErr w:type="spellStart"/>
-      <w:r>
-        <w:rPr>
-          <w:b/>
-          <w:bCs/>
-          <w:color w:val="00713C"/>
-          <w:sz w:val="26"/>
-          <w:szCs w:val="26"/>
-        </w:rPr>
-        <w:t>vais</w:t>
-      </w:r>
-      <w:proofErr w:type="spellEnd"/>
-      <w:r>
-        <w:rPr>
-          <w:b/>
-          <w:bCs/>
-          <w:color w:val="00713C"/>
-          <w:sz w:val="26"/>
-          <w:szCs w:val="26"/>
-        </w:rPr>
-        <w:t xml:space="preserve"> ser </w:t>
-      </w:r>
-      <w:proofErr w:type="spellStart"/>
-      <w:r>
-        <w:rPr>
-          <w:b/>
-          <w:bCs/>
-          <w:color w:val="00713C"/>
-          <w:sz w:val="26"/>
-          <w:szCs w:val="26"/>
-        </w:rPr>
-        <w:t>avaliado</w:t>
-      </w:r>
-      <w:proofErr w:type="spellEnd"/>
     </w:p>
     <w:tbl>
       <w:tblPr>
@@ -15197,7 +12023,6 @@
             <w:pPr>
               <w:spacing w:line="264" w:lineRule="auto"/>
             </w:pPr>
-            <w:proofErr w:type="spellStart"/>
             <w:r>
               <w:rPr>
                 <w:b/>
@@ -15208,7 +12033,6 @@
               </w:rPr>
               <w:t>Componente</w:t>
             </w:r>
-            <w:proofErr w:type="spellEnd"/>
           </w:p>
         </w:tc>
         <w:tc>
@@ -15276,20 +12100,8 @@
                 <w:sz w:val="18"/>
                 <w:szCs w:val="18"/>
               </w:rPr>
-              <w:t xml:space="preserve">Como é </w:t>
-            </w:r>
-            <w:proofErr w:type="spellStart"/>
-            <w:r>
-              <w:rPr>
-                <w:b/>
-                <w:bCs/>
-                <w:color w:val="00713C"/>
-                <w:sz w:val="18"/>
-                <w:szCs w:val="18"/>
-              </w:rPr>
-              <w:t>apurada</w:t>
-            </w:r>
-            <w:proofErr w:type="spellEnd"/>
+              <w:t>Como é apurada</w:t>
+            </w:r>
           </w:p>
         </w:tc>
       </w:tr>
@@ -15318,31 +12130,13 @@
             <w:pPr>
               <w:spacing w:line="264" w:lineRule="auto"/>
             </w:pPr>
-            <w:proofErr w:type="spellStart"/>
-            <w:r>
-              <w:rPr>
-                <w:sz w:val="19"/>
-                <w:szCs w:val="19"/>
-              </w:rPr>
-              <w:t>Competências</w:t>
-            </w:r>
-            <w:proofErr w:type="spellEnd"/>
-            <w:r>
-              <w:rPr>
-                <w:sz w:val="19"/>
-                <w:szCs w:val="19"/>
-              </w:rPr>
-              <w:t xml:space="preserve"> </w:t>
-            </w:r>
-            <w:proofErr w:type="spellStart"/>
-            <w:r>
-              <w:rPr>
-                <w:sz w:val="19"/>
-                <w:szCs w:val="19"/>
-              </w:rPr>
-              <w:t>técnicas</w:t>
-            </w:r>
-            <w:proofErr w:type="spellEnd"/>
+            <w:r>
+              <w:rPr>
+                <w:sz w:val="19"/>
+                <w:szCs w:val="19"/>
+              </w:rPr>
+              <w:t>Competências técnicas</w:t>
+            </w:r>
           </w:p>
         </w:tc>
         <w:tc>
@@ -15397,21 +12191,12 @@
             <w:pPr>
               <w:spacing w:line="264" w:lineRule="auto"/>
             </w:pPr>
-            <w:proofErr w:type="spellStart"/>
-            <w:r>
-              <w:rPr>
-                <w:sz w:val="19"/>
-                <w:szCs w:val="19"/>
-              </w:rPr>
-              <w:t>Projeto</w:t>
-            </w:r>
-            <w:proofErr w:type="spellEnd"/>
-            <w:r>
-              <w:rPr>
-                <w:sz w:val="19"/>
-                <w:szCs w:val="19"/>
-              </w:rPr>
-              <w:t xml:space="preserve"> (40%) + Teste (60%)</w:t>
+            <w:r>
+              <w:rPr>
+                <w:sz w:val="19"/>
+                <w:szCs w:val="19"/>
+              </w:rPr>
+              <w:t>Projeto (40%) + Teste (60%)</w:t>
             </w:r>
           </w:p>
         </w:tc>
@@ -15446,17 +12231,8 @@
                 <w:sz w:val="19"/>
                 <w:szCs w:val="19"/>
               </w:rPr>
-              <w:t xml:space="preserve">   · </w:t>
-            </w:r>
-            <w:proofErr w:type="spellStart"/>
-            <w:r>
-              <w:rPr>
-                <w:sz w:val="19"/>
-                <w:szCs w:val="19"/>
-              </w:rPr>
-              <w:t>Projeto</w:t>
-            </w:r>
-            <w:proofErr w:type="spellEnd"/>
+              <w:t xml:space="preserve">   · Projeto</w:t>
+            </w:r>
           </w:p>
         </w:tc>
         <w:tc>
@@ -15516,39 +12292,7 @@
                 <w:sz w:val="19"/>
                 <w:szCs w:val="19"/>
               </w:rPr>
-              <w:t xml:space="preserve">Nota de </w:t>
-            </w:r>
-            <w:proofErr w:type="spellStart"/>
-            <w:r>
-              <w:rPr>
-                <w:sz w:val="19"/>
-                <w:szCs w:val="19"/>
-              </w:rPr>
-              <w:t>grupo</w:t>
-            </w:r>
-            <w:proofErr w:type="spellEnd"/>
-            <w:r>
-              <w:rPr>
-                <w:sz w:val="19"/>
-                <w:szCs w:val="19"/>
-              </w:rPr>
-              <w:t xml:space="preserve"> — </w:t>
-            </w:r>
-            <w:proofErr w:type="spellStart"/>
-            <w:r>
-              <w:rPr>
-                <w:sz w:val="19"/>
-                <w:szCs w:val="19"/>
-              </w:rPr>
-              <w:t>grelha</w:t>
-            </w:r>
-            <w:proofErr w:type="spellEnd"/>
-            <w:r>
-              <w:rPr>
-                <w:sz w:val="19"/>
-                <w:szCs w:val="19"/>
-              </w:rPr>
-              <w:t xml:space="preserve"> 10.2</w:t>
+              <w:t>Nota de grupo — grelha 10.2</w:t>
             </w:r>
           </w:p>
         </w:tc>
@@ -15644,23 +12388,7 @@
                 <w:sz w:val="19"/>
                 <w:szCs w:val="19"/>
               </w:rPr>
-              <w:t xml:space="preserve">Nota individual — </w:t>
-            </w:r>
-            <w:proofErr w:type="spellStart"/>
-            <w:r>
-              <w:rPr>
-                <w:sz w:val="19"/>
-                <w:szCs w:val="19"/>
-              </w:rPr>
-              <w:t>ponto</w:t>
-            </w:r>
-            <w:proofErr w:type="spellEnd"/>
-            <w:r>
-              <w:rPr>
-                <w:sz w:val="19"/>
-                <w:szCs w:val="19"/>
-              </w:rPr>
-              <w:t xml:space="preserve"> 10.3</w:t>
+              <w:t>Nota individual — ponto 10.3</w:t>
             </w:r>
           </w:p>
         </w:tc>
@@ -15690,47 +12418,13 @@
             <w:pPr>
               <w:spacing w:line="264" w:lineRule="auto"/>
             </w:pPr>
-            <w:proofErr w:type="spellStart"/>
-            <w:r>
-              <w:rPr>
-                <w:sz w:val="19"/>
-                <w:szCs w:val="19"/>
-              </w:rPr>
-              <w:t>Competências</w:t>
-            </w:r>
-            <w:proofErr w:type="spellEnd"/>
-            <w:r>
-              <w:rPr>
-                <w:sz w:val="19"/>
-                <w:szCs w:val="19"/>
-              </w:rPr>
-              <w:t xml:space="preserve"> </w:t>
-            </w:r>
-            <w:proofErr w:type="spellStart"/>
-            <w:r>
-              <w:rPr>
-                <w:sz w:val="19"/>
-                <w:szCs w:val="19"/>
-              </w:rPr>
-              <w:t>sociais</w:t>
-            </w:r>
-            <w:proofErr w:type="spellEnd"/>
-            <w:r>
-              <w:rPr>
-                <w:sz w:val="19"/>
-                <w:szCs w:val="19"/>
-              </w:rPr>
-              <w:t xml:space="preserve"> e </w:t>
-            </w:r>
-            <w:proofErr w:type="spellStart"/>
-            <w:r>
-              <w:rPr>
-                <w:sz w:val="19"/>
-                <w:szCs w:val="19"/>
-              </w:rPr>
-              <w:t>profissionais</w:t>
-            </w:r>
-            <w:proofErr w:type="spellEnd"/>
+            <w:r>
+              <w:rPr>
+                <w:sz w:val="19"/>
+                <w:szCs w:val="19"/>
+              </w:rPr>
+              <w:t>Competências sociais e profissionais</w:t>
+            </w:r>
           </w:p>
         </w:tc>
         <w:tc>
@@ -15790,23 +12484,7 @@
                 <w:sz w:val="19"/>
                 <w:szCs w:val="19"/>
               </w:rPr>
-              <w:t xml:space="preserve">Nota individual — </w:t>
-            </w:r>
-            <w:proofErr w:type="spellStart"/>
-            <w:r>
-              <w:rPr>
-                <w:sz w:val="19"/>
-                <w:szCs w:val="19"/>
-              </w:rPr>
-              <w:t>grelha</w:t>
-            </w:r>
-            <w:proofErr w:type="spellEnd"/>
-            <w:r>
-              <w:rPr>
-                <w:sz w:val="19"/>
-                <w:szCs w:val="19"/>
-              </w:rPr>
-              <w:t xml:space="preserve"> 10.4</w:t>
+              <w:t>Nota individual — grelha 10.4</w:t>
             </w:r>
           </w:p>
         </w:tc>
@@ -15823,41 +12501,14 @@
           <w:sz w:val="19"/>
           <w:szCs w:val="19"/>
         </w:rPr>
-        <w:t xml:space="preserve">Nota </w:t>
+        <w:t>Nota técnica</w:t>
       </w:r>
-      <w:proofErr w:type="spellStart"/>
-      <w:r>
-        <w:rPr>
-          <w:b/>
-          <w:bCs/>
-          <w:sz w:val="19"/>
-          <w:szCs w:val="19"/>
-        </w:rPr>
-        <w:t>técnica</w:t>
-      </w:r>
-      <w:proofErr w:type="spellEnd"/>
       <w:r>
         <w:rPr>
           <w:sz w:val="19"/>
           <w:szCs w:val="19"/>
         </w:rPr>
-        <w:t xml:space="preserve"> = 0,40 × </w:t>
-      </w:r>
-      <w:proofErr w:type="spellStart"/>
-      <w:r>
-        <w:rPr>
-          <w:sz w:val="19"/>
-          <w:szCs w:val="19"/>
-        </w:rPr>
-        <w:t>Projeto</w:t>
-      </w:r>
-      <w:proofErr w:type="spellEnd"/>
-      <w:r>
-        <w:rPr>
-          <w:sz w:val="19"/>
-          <w:szCs w:val="19"/>
-        </w:rPr>
-        <w:t xml:space="preserve"> + 0,60 × Teste</w:t>
+        <w:t xml:space="preserve"> = 0,40 × Projeto + 0,60 × Teste</w:t>
       </w:r>
     </w:p>
     <w:p>
@@ -16003,9 +12654,33 @@
                 <w:sz w:val="18"/>
                 <w:szCs w:val="18"/>
               </w:rPr>
-              <w:t xml:space="preserve">O </w:t>
-            </w:r>
-            <w:proofErr w:type="spellStart"/>
+              <w:t>O que é avaliado</w:t>
+            </w:r>
+          </w:p>
+        </w:tc>
+        <w:tc>
+          <w:tcPr>
+            <w:tcW w:w="1213" w:type="dxa"/>
+            <w:tcBorders>
+              <w:top w:val="single" w:sz="4" w:space="0" w:color="D5DBDF"/>
+              <w:left w:val="single" w:sz="4" w:space="0" w:color="D5DBDF"/>
+              <w:bottom w:val="single" w:sz="4" w:space="0" w:color="D5DBDF"/>
+              <w:right w:val="single" w:sz="4" w:space="0" w:color="D5DBDF"/>
+            </w:tcBorders>
+            <w:shd w:val="clear" w:color="auto" w:fill="EAF0EC"/>
+            <w:tcMar>
+              <w:top w:w="70" w:type="dxa"/>
+              <w:left w:w="110" w:type="dxa"/>
+              <w:bottom w:w="70" w:type="dxa"/>
+              <w:right w:w="110" w:type="dxa"/>
+            </w:tcMar>
+            <w:vAlign w:val="center"/>
+          </w:tcPr>
+          <w:p>
+            <w:pPr>
+              <w:spacing w:line="264" w:lineRule="auto"/>
+              <w:jc w:val="center"/>
+            </w:pPr>
             <w:r>
               <w:rPr>
                 <w:b/>
@@ -16014,9 +12689,33 @@
                 <w:sz w:val="18"/>
                 <w:szCs w:val="18"/>
               </w:rPr>
-              <w:t>que</w:t>
-            </w:r>
-            <w:proofErr w:type="spellEnd"/>
+              <w:t>Pontos</w:t>
+            </w:r>
+          </w:p>
+        </w:tc>
+        <w:tc>
+          <w:tcPr>
+            <w:tcW w:w="1213" w:type="dxa"/>
+            <w:tcBorders>
+              <w:top w:val="single" w:sz="4" w:space="0" w:color="D5DBDF"/>
+              <w:left w:val="single" w:sz="4" w:space="0" w:color="D5DBDF"/>
+              <w:bottom w:val="single" w:sz="4" w:space="0" w:color="D5DBDF"/>
+              <w:right w:val="single" w:sz="4" w:space="0" w:color="D5DBDF"/>
+            </w:tcBorders>
+            <w:shd w:val="clear" w:color="auto" w:fill="EAF0EC"/>
+            <w:tcMar>
+              <w:top w:w="70" w:type="dxa"/>
+              <w:left w:w="110" w:type="dxa"/>
+              <w:bottom w:w="70" w:type="dxa"/>
+              <w:right w:w="110" w:type="dxa"/>
+            </w:tcMar>
+            <w:vAlign w:val="center"/>
+          </w:tcPr>
+          <w:p>
+            <w:pPr>
+              <w:spacing w:line="264" w:lineRule="auto"/>
+              <w:jc w:val="center"/>
+            </w:pPr>
             <w:r>
               <w:rPr>
                 <w:b/>
@@ -16025,92 +12724,8 @@
                 <w:sz w:val="18"/>
                 <w:szCs w:val="18"/>
               </w:rPr>
-              <w:t xml:space="preserve"> é </w:t>
-            </w:r>
-            <w:proofErr w:type="spellStart"/>
-            <w:r>
-              <w:rPr>
-                <w:b/>
-                <w:bCs/>
-                <w:color w:val="00713C"/>
-                <w:sz w:val="18"/>
-                <w:szCs w:val="18"/>
-              </w:rPr>
-              <w:t>avaliado</w:t>
-            </w:r>
-            <w:proofErr w:type="spellEnd"/>
-          </w:p>
-        </w:tc>
-        <w:tc>
-          <w:tcPr>
-            <w:tcW w:w="1213" w:type="dxa"/>
-            <w:tcBorders>
-              <w:top w:val="single" w:sz="4" w:space="0" w:color="D5DBDF"/>
-              <w:left w:val="single" w:sz="4" w:space="0" w:color="D5DBDF"/>
-              <w:bottom w:val="single" w:sz="4" w:space="0" w:color="D5DBDF"/>
-              <w:right w:val="single" w:sz="4" w:space="0" w:color="D5DBDF"/>
-            </w:tcBorders>
-            <w:shd w:val="clear" w:color="auto" w:fill="EAF0EC"/>
-            <w:tcMar>
-              <w:top w:w="70" w:type="dxa"/>
-              <w:left w:w="110" w:type="dxa"/>
-              <w:bottom w:w="70" w:type="dxa"/>
-              <w:right w:w="110" w:type="dxa"/>
-            </w:tcMar>
-            <w:vAlign w:val="center"/>
-          </w:tcPr>
-          <w:p>
-            <w:pPr>
-              <w:spacing w:line="264" w:lineRule="auto"/>
-              <w:jc w:val="center"/>
-            </w:pPr>
-            <w:r>
-              <w:rPr>
-                <w:b/>
-                <w:bCs/>
-                <w:color w:val="00713C"/>
-                <w:sz w:val="18"/>
-                <w:szCs w:val="18"/>
-              </w:rPr>
-              <w:t>Pontos</w:t>
-            </w:r>
-          </w:p>
-        </w:tc>
-        <w:tc>
-          <w:tcPr>
-            <w:tcW w:w="1213" w:type="dxa"/>
-            <w:tcBorders>
-              <w:top w:val="single" w:sz="4" w:space="0" w:color="D5DBDF"/>
-              <w:left w:val="single" w:sz="4" w:space="0" w:color="D5DBDF"/>
-              <w:bottom w:val="single" w:sz="4" w:space="0" w:color="D5DBDF"/>
-              <w:right w:val="single" w:sz="4" w:space="0" w:color="D5DBDF"/>
-            </w:tcBorders>
-            <w:shd w:val="clear" w:color="auto" w:fill="EAF0EC"/>
-            <w:tcMar>
-              <w:top w:w="70" w:type="dxa"/>
-              <w:left w:w="110" w:type="dxa"/>
-              <w:bottom w:w="70" w:type="dxa"/>
-              <w:right w:w="110" w:type="dxa"/>
-            </w:tcMar>
-            <w:vAlign w:val="center"/>
-          </w:tcPr>
-          <w:p>
-            <w:pPr>
-              <w:spacing w:line="264" w:lineRule="auto"/>
-              <w:jc w:val="center"/>
-            </w:pPr>
-            <w:proofErr w:type="spellStart"/>
-            <w:r>
-              <w:rPr>
-                <w:b/>
-                <w:bCs/>
-                <w:color w:val="00713C"/>
-                <w:sz w:val="18"/>
-                <w:szCs w:val="18"/>
-              </w:rPr>
               <w:t>Obtido</w:t>
             </w:r>
-            <w:proofErr w:type="spellEnd"/>
           </w:p>
         </w:tc>
       </w:tr>
@@ -16244,43 +12859,7 @@
                 <w:szCs w:val="19"/>
                 <w:lang w:val="pt-PT"/>
               </w:rPr>
-              <w:t xml:space="preserve">Base de dados com a relação </w:t>
-            </w:r>
-            <w:proofErr w:type="gramStart"/>
-            <w:r>
-              <w:rPr>
-                <w:sz w:val="19"/>
-                <w:szCs w:val="19"/>
-                <w:lang w:val="pt-PT"/>
-              </w:rPr>
-              <w:t>1:N</w:t>
-            </w:r>
-            <w:proofErr w:type="gramEnd"/>
-            <w:r>
-              <w:rPr>
-                <w:sz w:val="19"/>
-                <w:szCs w:val="19"/>
-                <w:lang w:val="pt-PT"/>
-              </w:rPr>
-              <w:t xml:space="preserve"> e ficheiro .</w:t>
-            </w:r>
-            <w:proofErr w:type="spellStart"/>
-            <w:r>
-              <w:rPr>
-                <w:sz w:val="19"/>
-                <w:szCs w:val="19"/>
-                <w:lang w:val="pt-PT"/>
-              </w:rPr>
-              <w:t>sql</w:t>
-            </w:r>
-            <w:proofErr w:type="spellEnd"/>
-            <w:r>
-              <w:rPr>
-                <w:sz w:val="19"/>
-                <w:szCs w:val="19"/>
-                <w:lang w:val="pt-PT"/>
-              </w:rPr>
-              <w:t xml:space="preserve"> que cria tudo de raiz</w:t>
+              <w:t>Base de dados com a relação 1:N e ficheiro .sql que cria tudo de raiz</w:t>
             </w:r>
           </w:p>
         </w:tc>
@@ -16792,25 +13371,7 @@
                 <w:szCs w:val="19"/>
                 <w:lang w:val="pt-PT"/>
               </w:rPr>
-              <w:t xml:space="preserve">Sem passwords guardadas com </w:t>
-            </w:r>
-            <w:proofErr w:type="spellStart"/>
-            <w:r>
-              <w:rPr>
-                <w:sz w:val="19"/>
-                <w:szCs w:val="19"/>
-                <w:lang w:val="pt-PT"/>
-              </w:rPr>
-              <w:t>hash</w:t>
-            </w:r>
-            <w:proofErr w:type="spellEnd"/>
-            <w:r>
-              <w:rPr>
-                <w:sz w:val="19"/>
-                <w:szCs w:val="19"/>
-                <w:lang w:val="pt-PT"/>
-              </w:rPr>
-              <w:t xml:space="preserve"> ou sem consultas preparadas, o projeto não passa dos 49 pontos, por melhor que esteja o resto.</w:t>
+              <w:t>Sem passwords guardadas com hash ou sem consultas preparadas, o projeto não passa dos 49 pontos, por melhor que esteja o resto.</w:t>
             </w:r>
           </w:p>
         </w:tc>
@@ -16901,7 +13462,6 @@
             <w:pPr>
               <w:spacing w:line="264" w:lineRule="auto"/>
             </w:pPr>
-            <w:proofErr w:type="spellStart"/>
             <w:r>
               <w:rPr>
                 <w:b/>
@@ -16912,7 +13472,6 @@
               </w:rPr>
               <w:t>Parte</w:t>
             </w:r>
-            <w:proofErr w:type="spellEnd"/>
           </w:p>
         </w:tc>
         <w:tc>
@@ -16937,7 +13496,6 @@
             <w:pPr>
               <w:spacing w:line="264" w:lineRule="auto"/>
             </w:pPr>
-            <w:proofErr w:type="spellStart"/>
             <w:r>
               <w:rPr>
                 <w:b/>
@@ -16948,7 +13506,6 @@
               </w:rPr>
               <w:t>Conteúdo</w:t>
             </w:r>
-            <w:proofErr w:type="spellEnd"/>
           </w:p>
         </w:tc>
         <w:tc>
@@ -16974,7 +13531,6 @@
               <w:spacing w:line="264" w:lineRule="auto"/>
               <w:jc w:val="center"/>
             </w:pPr>
-            <w:proofErr w:type="spellStart"/>
             <w:r>
               <w:rPr>
                 <w:b/>
@@ -16985,7 +13541,6 @@
               </w:rPr>
               <w:t>Perguntas</w:t>
             </w:r>
-            <w:proofErr w:type="spellEnd"/>
           </w:p>
         </w:tc>
       </w:tr>
@@ -17019,17 +13574,8 @@
                 <w:sz w:val="19"/>
                 <w:szCs w:val="19"/>
               </w:rPr>
-              <w:t xml:space="preserve">I — </w:t>
-            </w:r>
-            <w:proofErr w:type="spellStart"/>
-            <w:r>
-              <w:rPr>
-                <w:sz w:val="19"/>
-                <w:szCs w:val="19"/>
-              </w:rPr>
-              <w:t>Comum</w:t>
-            </w:r>
-            <w:proofErr w:type="spellEnd"/>
+              <w:t>I — Comum</w:t>
+            </w:r>
           </w:p>
         </w:tc>
         <w:tc>
@@ -17061,37 +13607,12 @@
               </w:rPr>
               <w:t xml:space="preserve">HTML, CSS, JavaScript, formulários e HTTP, base de dados e SQL, segurança e RGPD. </w:t>
             </w:r>
-            <w:proofErr w:type="spellStart"/>
-            <w:r>
-              <w:rPr>
-                <w:sz w:val="19"/>
-                <w:szCs w:val="19"/>
-              </w:rPr>
-              <w:t>Igual</w:t>
-            </w:r>
-            <w:proofErr w:type="spellEnd"/>
-            <w:r>
-              <w:rPr>
-                <w:sz w:val="19"/>
-                <w:szCs w:val="19"/>
-              </w:rPr>
-              <w:t xml:space="preserve"> para </w:t>
-            </w:r>
-            <w:proofErr w:type="spellStart"/>
-            <w:r>
-              <w:rPr>
-                <w:sz w:val="19"/>
-                <w:szCs w:val="19"/>
-              </w:rPr>
-              <w:t>todos</w:t>
-            </w:r>
-            <w:proofErr w:type="spellEnd"/>
-            <w:r>
-              <w:rPr>
-                <w:sz w:val="19"/>
-                <w:szCs w:val="19"/>
-              </w:rPr>
-              <w:t>.</w:t>
+            <w:r>
+              <w:rPr>
+                <w:sz w:val="19"/>
+                <w:szCs w:val="19"/>
+              </w:rPr>
+              <w:t>Igual para todos.</w:t>
             </w:r>
           </w:p>
         </w:tc>
@@ -17157,23 +13678,7 @@
                 <w:sz w:val="19"/>
                 <w:szCs w:val="19"/>
               </w:rPr>
-              <w:t xml:space="preserve">II </w:t>
-            </w:r>
-            <w:proofErr w:type="spellStart"/>
-            <w:r>
-              <w:rPr>
-                <w:sz w:val="19"/>
-                <w:szCs w:val="19"/>
-              </w:rPr>
-              <w:t>ou</w:t>
-            </w:r>
-            <w:proofErr w:type="spellEnd"/>
-            <w:r>
-              <w:rPr>
-                <w:sz w:val="19"/>
-                <w:szCs w:val="19"/>
-              </w:rPr>
-              <w:t xml:space="preserve"> III — Stack</w:t>
+              <w:t>II ou III — Stack</w:t>
             </w:r>
           </w:p>
         </w:tc>
@@ -17207,25 +13712,7 @@
                 <w:szCs w:val="19"/>
                 <w:lang w:val="pt-PT"/>
               </w:rPr>
-              <w:t xml:space="preserve">A parte da </w:t>
-            </w:r>
-            <w:proofErr w:type="spellStart"/>
-            <w:r>
-              <w:rPr>
-                <w:sz w:val="19"/>
-                <w:szCs w:val="19"/>
-                <w:lang w:val="pt-PT"/>
-              </w:rPr>
-              <w:t>stack</w:t>
-            </w:r>
-            <w:proofErr w:type="spellEnd"/>
-            <w:r>
-              <w:rPr>
-                <w:sz w:val="19"/>
-                <w:szCs w:val="19"/>
-                <w:lang w:val="pt-PT"/>
-              </w:rPr>
-              <w:t xml:space="preserve"> do grupo (A ou B). Cada aluno responde só a uma.</w:t>
+              <w:t>A parte da stack do grupo (A ou B). Cada aluno responde só a uma.</w:t>
             </w:r>
           </w:p>
         </w:tc>
@@ -17471,7 +13958,6 @@
             <w:pPr>
               <w:spacing w:line="264" w:lineRule="auto"/>
             </w:pPr>
-            <w:proofErr w:type="spellStart"/>
             <w:r>
               <w:rPr>
                 <w:b/>
@@ -17482,7 +13968,6 @@
               </w:rPr>
               <w:t>Nível</w:t>
             </w:r>
-            <w:proofErr w:type="spellEnd"/>
           </w:p>
         </w:tc>
         <w:tc>
@@ -17686,7 +14171,6 @@
             <w:pPr>
               <w:spacing w:line="264" w:lineRule="auto"/>
             </w:pPr>
-            <w:proofErr w:type="spellStart"/>
             <w:r>
               <w:rPr>
                 <w:b/>
@@ -17696,7 +14180,6 @@
               </w:rPr>
               <w:t>Significado</w:t>
             </w:r>
-            <w:proofErr w:type="spellEnd"/>
           </w:p>
         </w:tc>
         <w:tc>
@@ -17721,31 +14204,13 @@
               <w:spacing w:line="264" w:lineRule="auto"/>
               <w:jc w:val="center"/>
             </w:pPr>
-            <w:proofErr w:type="spellStart"/>
-            <w:r>
-              <w:rPr>
-                <w:sz w:val="19"/>
-                <w:szCs w:val="19"/>
-              </w:rPr>
-              <w:t>Não</w:t>
-            </w:r>
-            <w:proofErr w:type="spellEnd"/>
-            <w:r>
-              <w:rPr>
-                <w:sz w:val="19"/>
-                <w:szCs w:val="19"/>
-              </w:rPr>
-              <w:t xml:space="preserve"> </w:t>
-            </w:r>
-            <w:proofErr w:type="spellStart"/>
-            <w:r>
-              <w:rPr>
-                <w:sz w:val="19"/>
-                <w:szCs w:val="19"/>
-              </w:rPr>
-              <w:t>demonstra</w:t>
-            </w:r>
-            <w:proofErr w:type="spellEnd"/>
+            <w:r>
+              <w:rPr>
+                <w:sz w:val="19"/>
+                <w:szCs w:val="19"/>
+              </w:rPr>
+              <w:t>Não demonstra</w:t>
+            </w:r>
           </w:p>
         </w:tc>
         <w:tc>
@@ -17775,17 +14240,8 @@
                 <w:sz w:val="19"/>
                 <w:szCs w:val="19"/>
               </w:rPr>
-              <w:t xml:space="preserve">Só com </w:t>
-            </w:r>
-            <w:proofErr w:type="spellStart"/>
-            <w:r>
-              <w:rPr>
-                <w:sz w:val="19"/>
-                <w:szCs w:val="19"/>
-              </w:rPr>
-              <w:t>insistência</w:t>
-            </w:r>
-            <w:proofErr w:type="spellEnd"/>
+              <w:t>Só com insistência</w:t>
+            </w:r>
           </w:p>
         </w:tc>
         <w:tc>
@@ -17810,31 +14266,13 @@
               <w:spacing w:line="264" w:lineRule="auto"/>
               <w:jc w:val="center"/>
             </w:pPr>
-            <w:proofErr w:type="spellStart"/>
-            <w:r>
-              <w:rPr>
-                <w:sz w:val="19"/>
-                <w:szCs w:val="19"/>
-              </w:rPr>
-              <w:t>Cumpre</w:t>
-            </w:r>
-            <w:proofErr w:type="spellEnd"/>
-            <w:r>
-              <w:rPr>
-                <w:sz w:val="19"/>
-                <w:szCs w:val="19"/>
-              </w:rPr>
-              <w:t xml:space="preserve"> o </w:t>
-            </w:r>
-            <w:proofErr w:type="spellStart"/>
-            <w:r>
-              <w:rPr>
-                <w:sz w:val="19"/>
-                <w:szCs w:val="19"/>
-              </w:rPr>
-              <w:t>essencial</w:t>
-            </w:r>
-            <w:proofErr w:type="spellEnd"/>
+            <w:r>
+              <w:rPr>
+                <w:sz w:val="19"/>
+                <w:szCs w:val="19"/>
+              </w:rPr>
+              <w:t>Cumpre o essencial</w:t>
+            </w:r>
           </w:p>
         </w:tc>
         <w:tc>
@@ -17859,21 +14297,12 @@
               <w:spacing w:line="264" w:lineRule="auto"/>
               <w:jc w:val="center"/>
             </w:pPr>
-            <w:proofErr w:type="spellStart"/>
-            <w:r>
-              <w:rPr>
-                <w:sz w:val="19"/>
-                <w:szCs w:val="19"/>
-              </w:rPr>
-              <w:t>Cumpre</w:t>
-            </w:r>
-            <w:proofErr w:type="spellEnd"/>
-            <w:r>
-              <w:rPr>
-                <w:sz w:val="19"/>
-                <w:szCs w:val="19"/>
-              </w:rPr>
-              <w:t xml:space="preserve"> sempre</w:t>
+            <w:r>
+              <w:rPr>
+                <w:sz w:val="19"/>
+                <w:szCs w:val="19"/>
+              </w:rPr>
+              <w:t>Cumpre sempre</w:t>
             </w:r>
           </w:p>
         </w:tc>
@@ -18007,7 +14436,6 @@
             <w:pPr>
               <w:spacing w:line="264" w:lineRule="auto"/>
             </w:pPr>
-            <w:proofErr w:type="spellStart"/>
             <w:r>
               <w:rPr>
                 <w:b/>
@@ -18018,7 +14446,6 @@
               </w:rPr>
               <w:t>Critério</w:t>
             </w:r>
-            <w:proofErr w:type="spellEnd"/>
           </w:p>
         </w:tc>
         <w:tc>
@@ -18044,7 +14471,6 @@
               <w:spacing w:line="264" w:lineRule="auto"/>
               <w:jc w:val="center"/>
             </w:pPr>
-            <w:proofErr w:type="spellStart"/>
             <w:r>
               <w:rPr>
                 <w:b/>
@@ -18053,18 +14479,7 @@
                 <w:sz w:val="18"/>
                 <w:szCs w:val="18"/>
               </w:rPr>
-              <w:t>Nível</w:t>
-            </w:r>
-            <w:proofErr w:type="spellEnd"/>
-            <w:r>
-              <w:rPr>
-                <w:b/>
-                <w:bCs/>
-                <w:color w:val="00713C"/>
-                <w:sz w:val="18"/>
-                <w:szCs w:val="18"/>
-              </w:rPr>
-              <w:t xml:space="preserve"> (0–4)</w:t>
+              <w:t>Nível (0–4)</w:t>
             </w:r>
           </w:p>
         </w:tc>
@@ -18126,31 +14541,13 @@
             <w:pPr>
               <w:spacing w:line="264" w:lineRule="auto"/>
             </w:pPr>
-            <w:proofErr w:type="spellStart"/>
-            <w:r>
-              <w:rPr>
-                <w:sz w:val="19"/>
-                <w:szCs w:val="19"/>
-              </w:rPr>
-              <w:t>Assiduidade</w:t>
-            </w:r>
-            <w:proofErr w:type="spellEnd"/>
-            <w:r>
-              <w:rPr>
-                <w:sz w:val="19"/>
-                <w:szCs w:val="19"/>
-              </w:rPr>
-              <w:t xml:space="preserve"> e </w:t>
-            </w:r>
-            <w:proofErr w:type="spellStart"/>
-            <w:r>
-              <w:rPr>
-                <w:sz w:val="19"/>
-                <w:szCs w:val="19"/>
-              </w:rPr>
-              <w:t>pontualidade</w:t>
-            </w:r>
-            <w:proofErr w:type="spellEnd"/>
+            <w:r>
+              <w:rPr>
+                <w:sz w:val="19"/>
+                <w:szCs w:val="19"/>
+              </w:rPr>
+              <w:t>Assiduidade e pontualidade</w:t>
+            </w:r>
           </w:p>
         </w:tc>
         <w:tc>
@@ -18632,27 +15029,7 @@
                 <w:sz w:val="19"/>
                 <w:szCs w:val="19"/>
               </w:rPr>
-              <w:t>Total (</w:t>
-            </w:r>
-            <w:proofErr w:type="spellStart"/>
-            <w:r>
-              <w:rPr>
-                <w:b/>
-                <w:bCs/>
-                <w:sz w:val="19"/>
-                <w:szCs w:val="19"/>
-              </w:rPr>
-              <w:t>máximo</w:t>
-            </w:r>
-            <w:proofErr w:type="spellEnd"/>
-            <w:r>
-              <w:rPr>
-                <w:b/>
-                <w:bCs/>
-                <w:sz w:val="19"/>
-                <w:szCs w:val="19"/>
-              </w:rPr>
-              <w:t xml:space="preserve"> 20)</w:t>
+              <w:t>Total (máximo 20)</w:t>
             </w:r>
           </w:p>
         </w:tc>
@@ -18695,39 +15072,8 @@
           <w:sz w:val="21"/>
           <w:szCs w:val="21"/>
         </w:rPr>
-        <w:t xml:space="preserve">10.5 </w:t>
+        <w:t>10.5 Regras de aprovação</w:t>
       </w:r>
-      <w:proofErr w:type="spellStart"/>
-      <w:r>
-        <w:rPr>
-          <w:b/>
-          <w:bCs/>
-          <w:sz w:val="21"/>
-          <w:szCs w:val="21"/>
-        </w:rPr>
-        <w:t>Regras</w:t>
-      </w:r>
-      <w:proofErr w:type="spellEnd"/>
-      <w:r>
-        <w:rPr>
-          <w:b/>
-          <w:bCs/>
-          <w:sz w:val="21"/>
-          <w:szCs w:val="21"/>
-        </w:rPr>
-        <w:t xml:space="preserve"> de </w:t>
-      </w:r>
-      <w:proofErr w:type="spellStart"/>
-      <w:r>
-        <w:rPr>
-          <w:b/>
-          <w:bCs/>
-          <w:sz w:val="21"/>
-          <w:szCs w:val="21"/>
-        </w:rPr>
-        <w:t>aprovação</w:t>
-      </w:r>
-      <w:proofErr w:type="spellEnd"/>
     </w:p>
     <w:p>
       <w:pPr>
@@ -18924,27 +15270,7 @@
         <w:szCs w:val="16"/>
         <w:lang w:val="pt-PT"/>
       </w:rPr>
-      <w:t xml:space="preserve">UC00615 · Dossier de Projeto · Exemplo </w:t>
-    </w:r>
-    <w:proofErr w:type="gramStart"/>
-    <w:r>
-      <w:rPr>
-        <w:color w:val="8B959C"/>
-        <w:sz w:val="16"/>
-        <w:szCs w:val="16"/>
-        <w:lang w:val="pt-PT"/>
-      </w:rPr>
-      <w:t>preenchido  ·</w:t>
-    </w:r>
-    <w:proofErr w:type="gramEnd"/>
-    <w:r>
-      <w:rPr>
-        <w:color w:val="8B959C"/>
-        <w:sz w:val="16"/>
-        <w:szCs w:val="16"/>
-        <w:lang w:val="pt-PT"/>
-      </w:rPr>
-      <w:t xml:space="preserve">  </w:t>
+      <w:t xml:space="preserve">UC00615 · Dossier de Projeto · Exemplo preenchido  ·  </w:t>
     </w:r>
     <w:r>
       <w:rPr>

--- a/UC00615_Dossier_Exemplo_Preenchido.docx
+++ b/UC00615_Dossier_Exemplo_Preenchido.docx
@@ -252,9 +252,8 @@
                 <w:color w:val="1D4E89"/>
                 <w:sz w:val="19"/>
                 <w:szCs w:val="19"/>
-                <w:lang w:val="pt-PT"/>
-              </w:rPr>
-              <w:t>VetGest — gestão de uma clínica veterinária</w:t>
+              </w:rPr>
+              <w:t>ScoutGest — gestão dos elementos do agrupamento 676 Cristo-Rei</w:t>
             </w:r>
           </w:p>
         </w:tc>
@@ -739,7 +738,31 @@
                 <w:sz w:val="19"/>
                 <w:szCs w:val="19"/>
               </w:rPr>
-              <w:t>Flávia Castro</w:t>
+              <w:t xml:space="preserve">Flávia </w:t>
+            </w:r>
+            <w:r>
+              <w:rPr>
+                <w:color w:val="1D4E89"/>
+                <w:sz w:val="19"/>
+                <w:szCs w:val="19"/>
+              </w:rPr>
+              <w:t xml:space="preserve">Alexandra de </w:t>
+            </w:r>
+            <w:r>
+              <w:rPr>
+                <w:color w:val="1D4E89"/>
+                <w:sz w:val="19"/>
+                <w:szCs w:val="19"/>
+              </w:rPr>
+              <w:t>Castro</w:t>
+            </w:r>
+            <w:r>
+              <w:rPr>
+                <w:color w:val="1D4E89"/>
+                <w:sz w:val="19"/>
+                <w:szCs w:val="19"/>
+              </w:rPr>
+              <w:t xml:space="preserve"> Martins</w:t>
             </w:r>
           </w:p>
         </w:tc>
@@ -1607,7 +1630,7 @@
                 <w:sz w:val="19"/>
                 <w:szCs w:val="19"/>
               </w:rPr>
-              <w:t>Elementos</w:t>
+              <w:t>Elementos e Tutores</w:t>
             </w:r>
           </w:p>
         </w:tc>
@@ -1677,7 +1700,7 @@
                 <w:sz w:val="19"/>
                 <w:szCs w:val="19"/>
               </w:rPr>
-              <w:t>Tutor</w:t>
+              <w:t>Dirigente</w:t>
             </w:r>
           </w:p>
         </w:tc>
@@ -1746,79 +1769,74 @@
             </w:pPr>
             <w:r>
               <w:rPr>
-                <w:sz w:val="19"/>
-                <w:szCs w:val="19"/>
-                <w:lang w:val="pt-PT"/>
-              </w:rPr>
+                <w:color w:val="1D4E89"/>
+                <w:sz w:val="19"/>
+                <w:szCs w:val="19"/>
+              </w:rPr>
+              <w:t xml:space="preserve">O </w:t>
+            </w:r>
+            <w:r>
+              <w:rPr>
+                <w:b/>
+                <w:bCs/>
+                <w:color w:val="1D4E89"/>
+                <w:sz w:val="19"/>
+                <w:szCs w:val="19"/>
+              </w:rPr>
+              <w:t>Dirigente</w:t>
+            </w:r>
+            <w:r>
+              <w:rPr>
+                <w:color w:val="1D4E89"/>
+                <w:sz w:val="19"/>
+                <w:szCs w:val="19"/>
+              </w:rPr>
+              <w:t xml:space="preserve"> faz o CRUD (cria, lê, altera ou apaga os dados) dos  Tutores e Elementos. </w:t>
+            </w:r>
+            <w:r>
+              <w:rPr>
+                <w:color w:val="1D4E89"/>
+                <w:sz w:val="19"/>
+                <w:szCs w:val="19"/>
+              </w:rPr>
+              <w:br/>
               <w:t xml:space="preserve">Um(a) </w:t>
             </w:r>
             <w:r>
               <w:rPr>
-                <w:color w:val="1D4E89"/>
-                <w:sz w:val="19"/>
-                <w:szCs w:val="19"/>
-                <w:lang w:val="pt-PT"/>
+                <w:b/>
+                <w:bCs/>
+                <w:color w:val="1D4E89"/>
+                <w:sz w:val="19"/>
+                <w:szCs w:val="19"/>
               </w:rPr>
               <w:t>tutor</w:t>
             </w:r>
             <w:r>
               <w:rPr>
-                <w:sz w:val="19"/>
-                <w:szCs w:val="19"/>
-                <w:lang w:val="pt-PT"/>
-              </w:rPr>
-              <w:t xml:space="preserve"> tem vários(as) </w:t>
-            </w:r>
-            <w:r>
-              <w:rPr>
-                <w:color w:val="1D4E89"/>
-                <w:sz w:val="19"/>
-                <w:szCs w:val="19"/>
-                <w:lang w:val="pt-PT"/>
-              </w:rPr>
-              <w:t>elementos</w:t>
-            </w:r>
-            <w:r>
-              <w:rPr>
-                <w:sz w:val="19"/>
-                <w:szCs w:val="19"/>
-                <w:lang w:val="pt-PT"/>
-              </w:rPr>
-              <w:t xml:space="preserve">; cada </w:t>
-            </w:r>
-            <w:r>
-              <w:rPr>
-                <w:color w:val="1D4E89"/>
-                <w:sz w:val="19"/>
-                <w:szCs w:val="19"/>
-                <w:lang w:val="pt-PT"/>
+                <w:color w:val="1D4E89"/>
+                <w:sz w:val="19"/>
+                <w:szCs w:val="19"/>
+              </w:rPr>
+              <w:t xml:space="preserve"> tem vários(as) elementos; cada </w:t>
+            </w:r>
+            <w:r>
+              <w:rPr>
+                <w:b/>
+                <w:bCs/>
+                <w:color w:val="1D4E89"/>
+                <w:sz w:val="19"/>
+                <w:szCs w:val="19"/>
               </w:rPr>
               <w:t>elemento</w:t>
             </w:r>
             <w:r>
               <w:rPr>
-                <w:sz w:val="19"/>
-                <w:szCs w:val="19"/>
-                <w:lang w:val="pt-PT"/>
-              </w:rPr>
-              <w:t xml:space="preserve"> pertence a um só </w:t>
-            </w:r>
-            <w:r>
-              <w:rPr>
-                <w:color w:val="1D4E89"/>
-                <w:sz w:val="19"/>
-                <w:szCs w:val="19"/>
-                <w:lang w:val="pt-PT"/>
-              </w:rPr>
-              <w:t>tutor</w:t>
-            </w:r>
-            <w:r>
-              <w:rPr>
-                <w:sz w:val="19"/>
-                <w:szCs w:val="19"/>
-                <w:lang w:val="pt-PT"/>
-              </w:rPr>
-              <w:t>.</w:t>
+                <w:color w:val="1D4E89"/>
+                <w:sz w:val="19"/>
+                <w:szCs w:val="19"/>
+              </w:rPr>
+              <w:t xml:space="preserve"> pertence a um só tutor.</w:t>
             </w:r>
           </w:p>
         </w:tc>
@@ -2225,163 +2243,6 @@
           </w:p>
         </w:tc>
       </w:tr>
-      <w:tr>
-        <w:trPr>
-          <w:cantSplit/>
-        </w:trPr>
-        <w:tc>
-          <w:tcPr>
-            <w:tcW w:w="562" w:type="dxa"/>
-            <w:tcBorders>
-              <w:top w:val="single" w:sz="4" w:space="0" w:color="D5DBDF"/>
-              <w:left w:val="single" w:sz="4" w:space="0" w:color="D5DBDF"/>
-              <w:bottom w:val="single" w:sz="4" w:space="0" w:color="D5DBDF"/>
-              <w:right w:val="single" w:sz="4" w:space="0" w:color="D5DBDF"/>
-            </w:tcBorders>
-            <w:tcMar>
-              <w:top w:w="70" w:type="dxa"/>
-              <w:left w:w="110" w:type="dxa"/>
-              <w:bottom w:w="70" w:type="dxa"/>
-              <w:right w:w="110" w:type="dxa"/>
-            </w:tcMar>
-            <w:vAlign w:val="center"/>
-          </w:tcPr>
-          <w:p>
-            <w:pPr>
-              <w:spacing w:line="264" w:lineRule="auto"/>
-              <w:jc w:val="center"/>
-            </w:pPr>
-            <w:r>
-              <w:rPr>
-                <w:sz w:val="19"/>
-                <w:szCs w:val="19"/>
-              </w:rPr>
-              <w:t>☐</w:t>
-            </w:r>
-          </w:p>
-        </w:tc>
-        <w:tc>
-          <w:tcPr>
-            <w:tcW w:w="3209" w:type="dxa"/>
-            <w:tcBorders>
-              <w:top w:val="single" w:sz="4" w:space="0" w:color="D5DBDF"/>
-              <w:left w:val="single" w:sz="4" w:space="0" w:color="D5DBDF"/>
-              <w:bottom w:val="single" w:sz="4" w:space="0" w:color="D5DBDF"/>
-              <w:right w:val="single" w:sz="4" w:space="0" w:color="D5DBDF"/>
-            </w:tcBorders>
-            <w:tcMar>
-              <w:top w:w="70" w:type="dxa"/>
-              <w:left w:w="110" w:type="dxa"/>
-              <w:bottom w:w="70" w:type="dxa"/>
-              <w:right w:w="110" w:type="dxa"/>
-            </w:tcMar>
-            <w:vAlign w:val="center"/>
-          </w:tcPr>
-          <w:p>
-            <w:pPr>
-              <w:spacing w:line="264" w:lineRule="auto"/>
-            </w:pPr>
-            <w:r>
-              <w:rPr>
-                <w:sz w:val="19"/>
-                <w:szCs w:val="19"/>
-              </w:rPr>
-              <w:t>HTML, CSS, JavaScript + EJS</w:t>
-            </w:r>
-          </w:p>
-        </w:tc>
-        <w:tc>
-          <w:tcPr>
-            <w:tcW w:w="2567" w:type="dxa"/>
-            <w:tcBorders>
-              <w:top w:val="single" w:sz="4" w:space="0" w:color="D5DBDF"/>
-              <w:left w:val="single" w:sz="4" w:space="0" w:color="D5DBDF"/>
-              <w:bottom w:val="single" w:sz="4" w:space="0" w:color="D5DBDF"/>
-              <w:right w:val="single" w:sz="4" w:space="0" w:color="D5DBDF"/>
-            </w:tcBorders>
-            <w:tcMar>
-              <w:top w:w="70" w:type="dxa"/>
-              <w:left w:w="110" w:type="dxa"/>
-              <w:bottom w:w="70" w:type="dxa"/>
-              <w:right w:w="110" w:type="dxa"/>
-            </w:tcMar>
-            <w:vAlign w:val="center"/>
-          </w:tcPr>
-          <w:p>
-            <w:pPr>
-              <w:spacing w:line="264" w:lineRule="auto"/>
-            </w:pPr>
-            <w:r>
-              <w:rPr>
-                <w:sz w:val="19"/>
-                <w:szCs w:val="19"/>
-              </w:rPr>
-              <w:t>Node.js + Express</w:t>
-            </w:r>
-          </w:p>
-        </w:tc>
-        <w:tc>
-          <w:tcPr>
-            <w:tcW w:w="2406" w:type="dxa"/>
-            <w:tcBorders>
-              <w:top w:val="single" w:sz="4" w:space="0" w:color="D5DBDF"/>
-              <w:left w:val="single" w:sz="4" w:space="0" w:color="D5DBDF"/>
-              <w:bottom w:val="single" w:sz="4" w:space="0" w:color="D5DBDF"/>
-              <w:right w:val="single" w:sz="4" w:space="0" w:color="D5DBDF"/>
-            </w:tcBorders>
-            <w:tcMar>
-              <w:top w:w="70" w:type="dxa"/>
-              <w:left w:w="110" w:type="dxa"/>
-              <w:bottom w:w="70" w:type="dxa"/>
-              <w:right w:w="110" w:type="dxa"/>
-            </w:tcMar>
-            <w:vAlign w:val="center"/>
-          </w:tcPr>
-          <w:p>
-            <w:pPr>
-              <w:spacing w:line="264" w:lineRule="auto"/>
-            </w:pPr>
-            <w:r>
-              <w:rPr>
-                <w:sz w:val="19"/>
-                <w:szCs w:val="19"/>
-              </w:rPr>
-              <w:t>MySQL / MariaDB</w:t>
-            </w:r>
-          </w:p>
-        </w:tc>
-        <w:tc>
-          <w:tcPr>
-            <w:tcW w:w="962" w:type="dxa"/>
-            <w:tcBorders>
-              <w:top w:val="single" w:sz="4" w:space="0" w:color="D5DBDF"/>
-              <w:left w:val="single" w:sz="4" w:space="0" w:color="D5DBDF"/>
-              <w:bottom w:val="single" w:sz="4" w:space="0" w:color="D5DBDF"/>
-              <w:right w:val="single" w:sz="4" w:space="0" w:color="D5DBDF"/>
-            </w:tcBorders>
-            <w:tcMar>
-              <w:top w:w="70" w:type="dxa"/>
-              <w:left w:w="110" w:type="dxa"/>
-              <w:bottom w:w="70" w:type="dxa"/>
-              <w:right w:w="110" w:type="dxa"/>
-            </w:tcMar>
-            <w:vAlign w:val="center"/>
-          </w:tcPr>
-          <w:p>
-            <w:pPr>
-              <w:spacing w:line="264" w:lineRule="auto"/>
-              <w:jc w:val="center"/>
-            </w:pPr>
-            <w:r>
-              <w:rPr>
-                <w:sz w:val="19"/>
-                <w:szCs w:val="19"/>
-              </w:rPr>
-              <w:t>B</w:t>
-            </w:r>
-          </w:p>
-        </w:tc>
-      </w:tr>
     </w:tbl>
     <w:p>
       <w:pPr>
@@ -3362,454 +3223,6 @@
           </w:p>
         </w:tc>
       </w:tr>
-      <w:tr>
-        <w:trPr>
-          <w:cantSplit/>
-        </w:trPr>
-        <w:tc>
-          <w:tcPr>
-            <w:tcW w:w="2014" w:type="dxa"/>
-            <w:tcBorders>
-              <w:top w:val="single" w:sz="4" w:space="0" w:color="D5DBDF"/>
-              <w:left w:val="single" w:sz="4" w:space="0" w:color="D5DBDF"/>
-              <w:bottom w:val="single" w:sz="4" w:space="0" w:color="D5DBDF"/>
-              <w:right w:val="single" w:sz="4" w:space="0" w:color="D5DBDF"/>
-            </w:tcBorders>
-            <w:shd w:val="clear" w:color="auto" w:fill="FAFBFB"/>
-            <w:tcMar>
-              <w:top w:w="70" w:type="dxa"/>
-              <w:left w:w="110" w:type="dxa"/>
-              <w:bottom w:w="70" w:type="dxa"/>
-              <w:right w:w="110" w:type="dxa"/>
-            </w:tcMar>
-            <w:vAlign w:val="center"/>
-          </w:tcPr>
-          <w:p>
-            <w:pPr>
-              <w:spacing w:line="264" w:lineRule="auto"/>
-            </w:pPr>
-            <w:r>
-              <w:rPr>
-                <w:b/>
-                <w:bCs/>
-                <w:sz w:val="19"/>
-                <w:szCs w:val="19"/>
-              </w:rPr>
-              <w:t>Stack B — Node.js</w:t>
-            </w:r>
-          </w:p>
-        </w:tc>
-        <w:tc>
-          <w:tcPr>
-            <w:tcW w:w="7692" w:type="dxa"/>
-            <w:tcBorders>
-              <w:top w:val="single" w:sz="4" w:space="0" w:color="D5DBDF"/>
-              <w:left w:val="single" w:sz="4" w:space="0" w:color="D5DBDF"/>
-              <w:bottom w:val="single" w:sz="4" w:space="0" w:color="D5DBDF"/>
-              <w:right w:val="single" w:sz="4" w:space="0" w:color="D5DBDF"/>
-            </w:tcBorders>
-            <w:tcMar>
-              <w:top w:w="70" w:type="dxa"/>
-              <w:left w:w="110" w:type="dxa"/>
-              <w:bottom w:w="70" w:type="dxa"/>
-              <w:right w:w="110" w:type="dxa"/>
-            </w:tcMar>
-            <w:vAlign w:val="center"/>
-          </w:tcPr>
-          <w:p>
-            <w:pPr>
-              <w:spacing w:after="30" w:line="260" w:lineRule="auto"/>
-              <w:rPr>
-                <w:lang w:val="pt-PT"/>
-              </w:rPr>
-            </w:pPr>
-            <w:r>
-              <w:rPr>
-                <w:sz w:val="18"/>
-                <w:szCs w:val="18"/>
-                <w:lang w:val="pt-PT"/>
-              </w:rPr>
-              <w:t xml:space="preserve">Servidor em </w:t>
-            </w:r>
-            <w:r>
-              <w:rPr>
-                <w:rFonts w:ascii="Consolas" w:eastAsia="Consolas" w:hAnsi="Consolas" w:cs="Consolas"/>
-                <w:sz w:val="16"/>
-                <w:szCs w:val="16"/>
-                <w:lang w:val="pt-PT"/>
-              </w:rPr>
-              <w:t>app.js</w:t>
-            </w:r>
-            <w:r>
-              <w:rPr>
-                <w:sz w:val="18"/>
-                <w:szCs w:val="18"/>
-                <w:lang w:val="pt-PT"/>
-              </w:rPr>
-              <w:t xml:space="preserve">, arrancado com </w:t>
-            </w:r>
-            <w:r>
-              <w:rPr>
-                <w:rFonts w:ascii="Consolas" w:eastAsia="Consolas" w:hAnsi="Consolas" w:cs="Consolas"/>
-                <w:sz w:val="16"/>
-                <w:szCs w:val="16"/>
-                <w:lang w:val="pt-PT"/>
-              </w:rPr>
-              <w:t>node app.js</w:t>
-            </w:r>
-            <w:r>
-              <w:rPr>
-                <w:sz w:val="18"/>
-                <w:szCs w:val="18"/>
-                <w:lang w:val="pt-PT"/>
-              </w:rPr>
-              <w:t xml:space="preserve">; </w:t>
-            </w:r>
-            <w:r>
-              <w:rPr>
-                <w:rFonts w:ascii="Consolas" w:eastAsia="Consolas" w:hAnsi="Consolas" w:cs="Consolas"/>
-                <w:sz w:val="16"/>
-                <w:szCs w:val="16"/>
-                <w:lang w:val="pt-PT"/>
-              </w:rPr>
-              <w:t>express.static('public')</w:t>
-            </w:r>
-            <w:r>
-              <w:rPr>
-                <w:sz w:val="18"/>
-                <w:szCs w:val="18"/>
-                <w:lang w:val="pt-PT"/>
-              </w:rPr>
-              <w:t xml:space="preserve"> e </w:t>
-            </w:r>
-            <w:r>
-              <w:rPr>
-                <w:rFonts w:ascii="Consolas" w:eastAsia="Consolas" w:hAnsi="Consolas" w:cs="Consolas"/>
-                <w:sz w:val="16"/>
-                <w:szCs w:val="16"/>
-                <w:lang w:val="pt-PT"/>
-              </w:rPr>
-              <w:t>express.urlencoded(...)</w:t>
-            </w:r>
-            <w:r>
-              <w:rPr>
-                <w:sz w:val="18"/>
-                <w:szCs w:val="18"/>
-                <w:lang w:val="pt-PT"/>
-              </w:rPr>
-              <w:t>.</w:t>
-            </w:r>
-          </w:p>
-          <w:p>
-            <w:pPr>
-              <w:spacing w:after="30" w:line="260" w:lineRule="auto"/>
-              <w:rPr>
-                <w:lang w:val="pt-PT"/>
-              </w:rPr>
-            </w:pPr>
-            <w:r>
-              <w:rPr>
-                <w:rFonts w:ascii="Consolas" w:eastAsia="Consolas" w:hAnsi="Consolas" w:cs="Consolas"/>
-                <w:sz w:val="16"/>
-                <w:szCs w:val="16"/>
-                <w:lang w:val="pt-PT"/>
-              </w:rPr>
-              <w:t>app.get</w:t>
-            </w:r>
-            <w:r>
-              <w:rPr>
-                <w:sz w:val="18"/>
-                <w:szCs w:val="18"/>
-                <w:lang w:val="pt-PT"/>
-              </w:rPr>
-              <w:t xml:space="preserve"> e </w:t>
-            </w:r>
-            <w:r>
-              <w:rPr>
-                <w:rFonts w:ascii="Consolas" w:eastAsia="Consolas" w:hAnsi="Consolas" w:cs="Consolas"/>
-                <w:sz w:val="16"/>
-                <w:szCs w:val="16"/>
-                <w:lang w:val="pt-PT"/>
-              </w:rPr>
-              <w:t>app.post</w:t>
-            </w:r>
-            <w:r>
-              <w:rPr>
-                <w:sz w:val="18"/>
-                <w:szCs w:val="18"/>
-                <w:lang w:val="pt-PT"/>
-              </w:rPr>
-              <w:t xml:space="preserve">; </w:t>
-            </w:r>
-            <w:r>
-              <w:rPr>
-                <w:rFonts w:ascii="Consolas" w:eastAsia="Consolas" w:hAnsi="Consolas" w:cs="Consolas"/>
-                <w:sz w:val="16"/>
-                <w:szCs w:val="16"/>
-                <w:lang w:val="pt-PT"/>
-              </w:rPr>
-              <w:t>req.body</w:t>
-            </w:r>
-            <w:r>
-              <w:rPr>
-                <w:sz w:val="18"/>
-                <w:szCs w:val="18"/>
-                <w:lang w:val="pt-PT"/>
-              </w:rPr>
-              <w:t xml:space="preserve"> e </w:t>
-            </w:r>
-            <w:r>
-              <w:rPr>
-                <w:rFonts w:ascii="Consolas" w:eastAsia="Consolas" w:hAnsi="Consolas" w:cs="Consolas"/>
-                <w:sz w:val="16"/>
-                <w:szCs w:val="16"/>
-                <w:lang w:val="pt-PT"/>
-              </w:rPr>
-              <w:t>req.params</w:t>
-            </w:r>
-            <w:r>
-              <w:rPr>
-                <w:sz w:val="18"/>
-                <w:szCs w:val="18"/>
-                <w:lang w:val="pt-PT"/>
-              </w:rPr>
-              <w:t xml:space="preserve">; </w:t>
-            </w:r>
-            <w:r>
-              <w:rPr>
-                <w:rFonts w:ascii="Consolas" w:eastAsia="Consolas" w:hAnsi="Consolas" w:cs="Consolas"/>
-                <w:sz w:val="16"/>
-                <w:szCs w:val="16"/>
-                <w:lang w:val="pt-PT"/>
-              </w:rPr>
-              <w:t>res.redirect()</w:t>
-            </w:r>
-            <w:r>
-              <w:rPr>
-                <w:sz w:val="18"/>
-                <w:szCs w:val="18"/>
-                <w:lang w:val="pt-PT"/>
-              </w:rPr>
-              <w:t xml:space="preserve"> depois de cada POST.</w:t>
-            </w:r>
-          </w:p>
-          <w:p>
-            <w:pPr>
-              <w:spacing w:after="30" w:line="260" w:lineRule="auto"/>
-            </w:pPr>
-            <w:r>
-              <w:rPr>
-                <w:rFonts w:ascii="Consolas" w:eastAsia="Consolas" w:hAnsi="Consolas" w:cs="Consolas"/>
-                <w:sz w:val="16"/>
-                <w:szCs w:val="16"/>
-              </w:rPr>
-              <w:t>app.set('view engine', 'ejs')</w:t>
-            </w:r>
-            <w:r>
-              <w:rPr>
-                <w:sz w:val="18"/>
-                <w:szCs w:val="18"/>
-              </w:rPr>
-              <w:t xml:space="preserve">, </w:t>
-            </w:r>
-            <w:r>
-              <w:rPr>
-                <w:rFonts w:ascii="Consolas" w:eastAsia="Consolas" w:hAnsi="Consolas" w:cs="Consolas"/>
-                <w:sz w:val="16"/>
-                <w:szCs w:val="16"/>
-              </w:rPr>
-              <w:t>res.render()</w:t>
-            </w:r>
-            <w:r>
-              <w:rPr>
-                <w:sz w:val="18"/>
-                <w:szCs w:val="18"/>
-              </w:rPr>
-              <w:t xml:space="preserve">, </w:t>
-            </w:r>
-            <w:r>
-              <w:rPr>
-                <w:rFonts w:ascii="Consolas" w:eastAsia="Consolas" w:hAnsi="Consolas" w:cs="Consolas"/>
-                <w:sz w:val="16"/>
-                <w:szCs w:val="16"/>
-              </w:rPr>
-              <w:t>&lt;%= %&gt;</w:t>
-            </w:r>
-            <w:r>
-              <w:rPr>
-                <w:sz w:val="18"/>
-                <w:szCs w:val="18"/>
-              </w:rPr>
-              <w:t xml:space="preserve">, </w:t>
-            </w:r>
-            <w:r>
-              <w:rPr>
-                <w:rFonts w:ascii="Consolas" w:eastAsia="Consolas" w:hAnsi="Consolas" w:cs="Consolas"/>
-                <w:sz w:val="16"/>
-                <w:szCs w:val="16"/>
-              </w:rPr>
-              <w:t>&lt;%- include('partials/...') %&gt;</w:t>
-            </w:r>
-            <w:r>
-              <w:rPr>
-                <w:sz w:val="18"/>
-                <w:szCs w:val="18"/>
-              </w:rPr>
-              <w:t xml:space="preserve"> e </w:t>
-            </w:r>
-            <w:r>
-              <w:rPr>
-                <w:rFonts w:ascii="Consolas" w:eastAsia="Consolas" w:hAnsi="Consolas" w:cs="Consolas"/>
-                <w:sz w:val="16"/>
-                <w:szCs w:val="16"/>
-              </w:rPr>
-              <w:t>forEach</w:t>
-            </w:r>
-            <w:r>
-              <w:rPr>
-                <w:sz w:val="18"/>
-                <w:szCs w:val="18"/>
-              </w:rPr>
-              <w:t xml:space="preserve"> nas listagens.</w:t>
-            </w:r>
-          </w:p>
-          <w:p>
-            <w:pPr>
-              <w:spacing w:after="30" w:line="260" w:lineRule="auto"/>
-              <w:rPr>
-                <w:lang w:val="pt-PT"/>
-              </w:rPr>
-            </w:pPr>
-            <w:r>
-              <w:rPr>
-                <w:rFonts w:ascii="Consolas" w:eastAsia="Consolas" w:hAnsi="Consolas" w:cs="Consolas"/>
-                <w:sz w:val="16"/>
-                <w:szCs w:val="16"/>
-                <w:lang w:val="pt-PT"/>
-              </w:rPr>
-              <w:t>mysql2</w:t>
-            </w:r>
-            <w:r>
-              <w:rPr>
-                <w:sz w:val="18"/>
-                <w:szCs w:val="18"/>
-                <w:lang w:val="pt-PT"/>
-              </w:rPr>
-              <w:t xml:space="preserve"> com </w:t>
-            </w:r>
-            <w:r>
-              <w:rPr>
-                <w:rFonts w:ascii="Consolas" w:eastAsia="Consolas" w:hAnsi="Consolas" w:cs="Consolas"/>
-                <w:sz w:val="16"/>
-                <w:szCs w:val="16"/>
-                <w:lang w:val="pt-PT"/>
-              </w:rPr>
-              <w:t>?</w:t>
-            </w:r>
-            <w:r>
-              <w:rPr>
-                <w:sz w:val="18"/>
-                <w:szCs w:val="18"/>
-                <w:lang w:val="pt-PT"/>
-              </w:rPr>
-              <w:t xml:space="preserve"> e array de parâmetros em todas as consultas.</w:t>
-            </w:r>
-          </w:p>
-          <w:p>
-            <w:pPr>
-              <w:spacing w:after="30" w:line="260" w:lineRule="auto"/>
-              <w:rPr>
-                <w:lang w:val="pt-PT"/>
-              </w:rPr>
-            </w:pPr>
-            <w:r>
-              <w:rPr>
-                <w:rFonts w:ascii="Consolas" w:eastAsia="Consolas" w:hAnsi="Consolas" w:cs="Consolas"/>
-                <w:sz w:val="16"/>
-                <w:szCs w:val="16"/>
-                <w:lang w:val="pt-PT"/>
-              </w:rPr>
-              <w:t>bcrypt.hash()</w:t>
-            </w:r>
-            <w:r>
-              <w:rPr>
-                <w:sz w:val="18"/>
-                <w:szCs w:val="18"/>
-                <w:lang w:val="pt-PT"/>
-              </w:rPr>
-              <w:t xml:space="preserve"> e </w:t>
-            </w:r>
-            <w:r>
-              <w:rPr>
-                <w:rFonts w:ascii="Consolas" w:eastAsia="Consolas" w:hAnsi="Consolas" w:cs="Consolas"/>
-                <w:sz w:val="16"/>
-                <w:szCs w:val="16"/>
-                <w:lang w:val="pt-PT"/>
-              </w:rPr>
-              <w:t>bcrypt.compare()</w:t>
-            </w:r>
-            <w:r>
-              <w:rPr>
-                <w:sz w:val="18"/>
-                <w:szCs w:val="18"/>
-                <w:lang w:val="pt-PT"/>
-              </w:rPr>
-              <w:t xml:space="preserve">; </w:t>
-            </w:r>
-            <w:r>
-              <w:rPr>
-                <w:rFonts w:ascii="Consolas" w:eastAsia="Consolas" w:hAnsi="Consolas" w:cs="Consolas"/>
-                <w:sz w:val="16"/>
-                <w:szCs w:val="16"/>
-                <w:lang w:val="pt-PT"/>
-              </w:rPr>
-              <w:t>express-session</w:t>
-            </w:r>
-            <w:r>
-              <w:rPr>
-                <w:sz w:val="18"/>
-                <w:szCs w:val="18"/>
-                <w:lang w:val="pt-PT"/>
-              </w:rPr>
-              <w:t xml:space="preserve">; middleware de autenticação antes das rotas protegidas; credenciais num </w:t>
-            </w:r>
-            <w:r>
-              <w:rPr>
-                <w:rFonts w:ascii="Consolas" w:eastAsia="Consolas" w:hAnsi="Consolas" w:cs="Consolas"/>
-                <w:sz w:val="16"/>
-                <w:szCs w:val="16"/>
-                <w:lang w:val="pt-PT"/>
-              </w:rPr>
-              <w:t>.env</w:t>
-            </w:r>
-            <w:r>
-              <w:rPr>
-                <w:sz w:val="18"/>
-                <w:szCs w:val="18"/>
-                <w:lang w:val="pt-PT"/>
-              </w:rPr>
-              <w:t xml:space="preserve"> lido com </w:t>
-            </w:r>
-            <w:r>
-              <w:rPr>
-                <w:rFonts w:ascii="Consolas" w:eastAsia="Consolas" w:hAnsi="Consolas" w:cs="Consolas"/>
-                <w:sz w:val="16"/>
-                <w:szCs w:val="16"/>
-                <w:lang w:val="pt-PT"/>
-              </w:rPr>
-              <w:t>dotenv</w:t>
-            </w:r>
-            <w:r>
-              <w:rPr>
-                <w:sz w:val="18"/>
-                <w:szCs w:val="18"/>
-                <w:lang w:val="pt-PT"/>
-              </w:rPr>
-              <w:t>.</w:t>
-            </w:r>
-          </w:p>
-        </w:tc>
-      </w:tr>
     </w:tbl>
     <w:p>
       <w:pPr>
@@ -3831,7 +3244,6 @@
           <w:szCs w:val="26"/>
           <w:lang w:val="pt-PT"/>
         </w:rPr>
-        <w:lastRenderedPageBreak/>
         <w:t>4. Funcionalidades obrigatórias</w:t>
       </w:r>
     </w:p>
@@ -4338,6 +3750,7 @@
                 <w:sz w:val="19"/>
                 <w:szCs w:val="19"/>
               </w:rPr>
+              <w:lastRenderedPageBreak/>
               <w:t>3</w:t>
             </w:r>
           </w:p>
@@ -6702,7 +6115,6 @@
                 <w:sz w:val="19"/>
                 <w:szCs w:val="19"/>
               </w:rPr>
-              <w:lastRenderedPageBreak/>
               <w:t>tutores</w:t>
             </w:r>
           </w:p>
@@ -7315,6 +6727,7 @@
                 <w:sz w:val="19"/>
                 <w:szCs w:val="19"/>
               </w:rPr>
+              <w:lastRenderedPageBreak/>
               <w:t>animais</w:t>
             </w:r>
           </w:p>
@@ -9151,7 +8564,6 @@
                 <w:sz w:val="19"/>
                 <w:szCs w:val="19"/>
               </w:rPr>
-              <w:lastRenderedPageBreak/>
               <w:t>Password (só o hash)</w:t>
             </w:r>
           </w:p>
@@ -9458,6 +8870,7 @@
           <w:szCs w:val="26"/>
           <w:lang w:val="pt-PT"/>
         </w:rPr>
+        <w:lastRenderedPageBreak/>
         <w:t>7. Como pôr a aplicação a funcionar</w:t>
       </w:r>
     </w:p>
@@ -10456,7 +9869,6 @@
           <w:szCs w:val="26"/>
           <w:lang w:val="pt-PT"/>
         </w:rPr>
-        <w:lastRenderedPageBreak/>
         <w:t>9. Plano e entrega</w:t>
       </w:r>
     </w:p>
@@ -11087,6 +10499,7 @@
           <w:sz w:val="21"/>
           <w:szCs w:val="21"/>
         </w:rPr>
+        <w:lastRenderedPageBreak/>
         <w:t>9.2 Como entregar no OneDrive</w:t>
       </w:r>
     </w:p>
